--- a/results/tables/duration_recovery_table.docx
+++ b/results/tables/duration_recovery_table.docx
@@ -798,7 +798,7 @@
                 <w:szCs w:val="20"/>
                 <w:color w:val="000000"/>
               </w:rPr>
-              <w:t xml:space="preserve">1.78 ± 0.82</w:t>
+              <w:t xml:space="preserve">1.78 ± 0.84</w:t>
             </w:r>
           </w:p>
         </w:tc>
@@ -853,7 +853,7 @@
                 <w:szCs w:val="20"/>
                 <w:color w:val="000000"/>
               </w:rPr>
-              <w:t xml:space="preserve">2.85 ± 1.14</w:t>
+              <w:t xml:space="preserve">2.85 ± 1.17</w:t>
             </w:r>
           </w:p>
         </w:tc>
@@ -908,7 +908,7 @@
                 <w:szCs w:val="20"/>
                 <w:color w:val="000000"/>
               </w:rPr>
-              <w:t xml:space="preserve">4.13 ± 2.33</w:t>
+              <w:t xml:space="preserve">4.13 ± 2.38</w:t>
             </w:r>
           </w:p>
         </w:tc>
@@ -963,7 +963,7 @@
                 <w:szCs w:val="20"/>
                 <w:color w:val="000000"/>
               </w:rPr>
-              <w:t xml:space="preserve">0.35 ± 0.53</w:t>
+              <w:t xml:space="preserve">0.35 ± 0.54</w:t>
             </w:r>
           </w:p>
         </w:tc>
@@ -1018,7 +1018,7 @@
                 <w:szCs w:val="20"/>
                 <w:color w:val="000000"/>
               </w:rPr>
-              <w:t xml:space="preserve">0.16 ± 0.26</w:t>
+              <w:t xml:space="preserve">0.17 ± 0.26</w:t>
             </w:r>
           </w:p>
         </w:tc>
@@ -1128,7 +1128,7 @@
                 <w:szCs w:val="20"/>
                 <w:color w:val="000000"/>
               </w:rPr>
-              <w:t xml:space="preserve">7.19 ± 6.52</w:t>
+              <w:t xml:space="preserve">12.47 ± 6.81</w:t>
             </w:r>
           </w:p>
         </w:tc>
@@ -1329,227 +1329,227 @@
                 <w:szCs w:val="20"/>
                 <w:color w:val="000000"/>
               </w:rPr>
-              <w:t xml:space="preserve">1.42 ± 0.64</w:t>
-            </w:r>
-          </w:p>
-        </w:tc>
-        <w:tc>
-          <w:tcPr>
-            <w:tcBorders>
-              <w:bottom w:val="none" w:sz="0" w:space="0" w:color="000000"/>
-              <w:top w:val="none" w:sz="0" w:space="0" w:color="000000"/>
-              <w:left w:val="none" w:sz="0" w:space="0" w:color="000000"/>
-              <w:right w:val="none" w:sz="0" w:space="0" w:color="000000"/>
-            </w:tcBorders>
-            <w:shd w:val="clear" w:color="auto" w:fill="FFFFFF"/>
-            <w:tcMar>
-              <w:top w:w="0" w:type="dxa"/>
-              <w:bottom w:w="0" w:type="dxa"/>
-              <w:left w:w="0" w:type="dxa"/>
-              <w:right w:w="0" w:type="dxa"/>
-            </w:tcMar>
-            <w:vAlign w:val="top"/>
-          </w:tcPr>
-          <w:p>
-            <w:pPr>
-              <w:pStyle w:val="Normal"/>
-              <w:jc w:val="center"/>
-              <w:pBdr>
-                <w:bottom w:val="none" w:sz="0" w:space="0" w:color="000000"/>
-                <w:top w:val="none" w:sz="0" w:space="0" w:color="000000"/>
-                <w:left w:val="none" w:sz="0" w:space="0" w:color="000000"/>
-                <w:right w:val="none" w:sz="0" w:space="0" w:color="000000"/>
-              </w:pBdr>
-              <w:spacing w:after="100" w:before="100" w:line="240"/>
-              <w:ind w:left="100" w:right="100" w:firstLine="0" w:firstLineChars="0"/>
-              <w:rPr>
-                <w:rFonts w:ascii="Arial" w:hAnsi="Arial" w:eastAsia="Arial" w:cs="Arial"/>
-                <w:i w:val="false"/>
-                <w:b w:val="false"/>
-                <w:u w:val="none"/>
-                <w:strike w:val="false"/>
-                <w:sz w:val="20"/>
-                <w:szCs w:val="20"/>
-                <w:color w:val="000000"/>
-              </w:rPr>
-            </w:pPr>
-            <w:r>
-              <w:rPr>
-                <w:rFonts w:ascii="Arial" w:hAnsi="Arial" w:eastAsia="Arial" w:cs="Arial"/>
-                <w:i w:val="false"/>
-                <w:b w:val="false"/>
-                <w:u w:val="none"/>
-                <w:strike w:val="false"/>
-                <w:sz w:val="20"/>
-                <w:szCs w:val="20"/>
-                <w:color w:val="000000"/>
-              </w:rPr>
-              <w:t xml:space="preserve">3.21 ± 0.89</w:t>
-            </w:r>
-          </w:p>
-        </w:tc>
-        <w:tc>
-          <w:tcPr>
-            <w:tcBorders>
-              <w:bottom w:val="none" w:sz="0" w:space="0" w:color="000000"/>
-              <w:top w:val="none" w:sz="0" w:space="0" w:color="000000"/>
-              <w:left w:val="none" w:sz="0" w:space="0" w:color="000000"/>
-              <w:right w:val="none" w:sz="0" w:space="0" w:color="000000"/>
-            </w:tcBorders>
-            <w:shd w:val="clear" w:color="auto" w:fill="FFFFFF"/>
-            <w:tcMar>
-              <w:top w:w="0" w:type="dxa"/>
-              <w:bottom w:w="0" w:type="dxa"/>
-              <w:left w:w="0" w:type="dxa"/>
-              <w:right w:w="0" w:type="dxa"/>
-            </w:tcMar>
-            <w:vAlign w:val="top"/>
-          </w:tcPr>
-          <w:p>
-            <w:pPr>
-              <w:pStyle w:val="Normal"/>
-              <w:jc w:val="center"/>
-              <w:pBdr>
-                <w:bottom w:val="none" w:sz="0" w:space="0" w:color="000000"/>
-                <w:top w:val="none" w:sz="0" w:space="0" w:color="000000"/>
-                <w:left w:val="none" w:sz="0" w:space="0" w:color="000000"/>
-                <w:right w:val="none" w:sz="0" w:space="0" w:color="000000"/>
-              </w:pBdr>
-              <w:spacing w:after="100" w:before="100" w:line="240"/>
-              <w:ind w:left="100" w:right="100" w:firstLine="0" w:firstLineChars="0"/>
-              <w:rPr>
-                <w:rFonts w:ascii="Arial" w:hAnsi="Arial" w:eastAsia="Arial" w:cs="Arial"/>
-                <w:i w:val="false"/>
-                <w:b w:val="false"/>
-                <w:u w:val="none"/>
-                <w:strike w:val="false"/>
-                <w:sz w:val="20"/>
-                <w:szCs w:val="20"/>
-                <w:color w:val="000000"/>
-              </w:rPr>
-            </w:pPr>
-            <w:r>
-              <w:rPr>
-                <w:rFonts w:ascii="Arial" w:hAnsi="Arial" w:eastAsia="Arial" w:cs="Arial"/>
-                <w:i w:val="false"/>
-                <w:b w:val="false"/>
-                <w:u w:val="none"/>
-                <w:strike w:val="false"/>
-                <w:sz w:val="20"/>
-                <w:szCs w:val="20"/>
-                <w:color w:val="000000"/>
-              </w:rPr>
-              <w:t xml:space="preserve">6.38 ± 1.82</w:t>
-            </w:r>
-          </w:p>
-        </w:tc>
-        <w:tc>
-          <w:tcPr>
-            <w:tcBorders>
-              <w:bottom w:val="none" w:sz="0" w:space="0" w:color="000000"/>
-              <w:top w:val="none" w:sz="0" w:space="0" w:color="000000"/>
-              <w:left w:val="none" w:sz="0" w:space="0" w:color="000000"/>
-              <w:right w:val="none" w:sz="0" w:space="0" w:color="000000"/>
-            </w:tcBorders>
-            <w:shd w:val="clear" w:color="auto" w:fill="FFFFFF"/>
-            <w:tcMar>
-              <w:top w:w="0" w:type="dxa"/>
-              <w:bottom w:w="0" w:type="dxa"/>
-              <w:left w:w="0" w:type="dxa"/>
-              <w:right w:w="0" w:type="dxa"/>
-            </w:tcMar>
-            <w:vAlign w:val="top"/>
-          </w:tcPr>
-          <w:p>
-            <w:pPr>
-              <w:pStyle w:val="Normal"/>
-              <w:jc w:val="center"/>
-              <w:pBdr>
-                <w:bottom w:val="none" w:sz="0" w:space="0" w:color="000000"/>
-                <w:top w:val="none" w:sz="0" w:space="0" w:color="000000"/>
-                <w:left w:val="none" w:sz="0" w:space="0" w:color="000000"/>
-                <w:right w:val="none" w:sz="0" w:space="0" w:color="000000"/>
-              </w:pBdr>
-              <w:spacing w:after="100" w:before="100" w:line="240"/>
-              <w:ind w:left="100" w:right="100" w:firstLine="0" w:firstLineChars="0"/>
-              <w:rPr>
-                <w:rFonts w:ascii="Arial" w:hAnsi="Arial" w:eastAsia="Arial" w:cs="Arial"/>
-                <w:i w:val="false"/>
-                <w:b w:val="false"/>
-                <w:u w:val="none"/>
-                <w:strike w:val="false"/>
-                <w:sz w:val="20"/>
-                <w:szCs w:val="20"/>
-                <w:color w:val="000000"/>
-              </w:rPr>
-            </w:pPr>
-            <w:r>
-              <w:rPr>
-                <w:rFonts w:ascii="Arial" w:hAnsi="Arial" w:eastAsia="Arial" w:cs="Arial"/>
-                <w:i w:val="false"/>
-                <w:b w:val="false"/>
-                <w:u w:val="none"/>
-                <w:strike w:val="false"/>
-                <w:sz w:val="20"/>
-                <w:szCs w:val="20"/>
-                <w:color w:val="000000"/>
-              </w:rPr>
-              <w:t xml:space="preserve">0.48 ± 0.41</w:t>
-            </w:r>
-          </w:p>
-        </w:tc>
-        <w:tc>
-          <w:tcPr>
-            <w:tcBorders>
-              <w:bottom w:val="none" w:sz="0" w:space="0" w:color="000000"/>
-              <w:top w:val="none" w:sz="0" w:space="0" w:color="000000"/>
-              <w:left w:val="none" w:sz="0" w:space="0" w:color="000000"/>
-              <w:right w:val="none" w:sz="0" w:space="0" w:color="000000"/>
-            </w:tcBorders>
-            <w:shd w:val="clear" w:color="auto" w:fill="FFFFFF"/>
-            <w:tcMar>
-              <w:top w:w="0" w:type="dxa"/>
-              <w:bottom w:w="0" w:type="dxa"/>
-              <w:left w:w="0" w:type="dxa"/>
-              <w:right w:w="0" w:type="dxa"/>
-            </w:tcMar>
-            <w:vAlign w:val="top"/>
-          </w:tcPr>
-          <w:p>
-            <w:pPr>
-              <w:pStyle w:val="Normal"/>
-              <w:jc w:val="center"/>
-              <w:pBdr>
-                <w:bottom w:val="none" w:sz="0" w:space="0" w:color="000000"/>
-                <w:top w:val="none" w:sz="0" w:space="0" w:color="000000"/>
-                <w:left w:val="none" w:sz="0" w:space="0" w:color="000000"/>
-                <w:right w:val="none" w:sz="0" w:space="0" w:color="000000"/>
-              </w:pBdr>
-              <w:spacing w:after="100" w:before="100" w:line="240"/>
-              <w:ind w:left="100" w:right="100" w:firstLine="0" w:firstLineChars="0"/>
-              <w:rPr>
-                <w:rFonts w:ascii="Arial" w:hAnsi="Arial" w:eastAsia="Arial" w:cs="Arial"/>
-                <w:i w:val="false"/>
-                <w:b w:val="false"/>
-                <w:u w:val="none"/>
-                <w:strike w:val="false"/>
-                <w:sz w:val="20"/>
-                <w:szCs w:val="20"/>
-                <w:color w:val="000000"/>
-              </w:rPr>
-            </w:pPr>
-            <w:r>
-              <w:rPr>
-                <w:rFonts w:ascii="Arial" w:hAnsi="Arial" w:eastAsia="Arial" w:cs="Arial"/>
-                <w:i w:val="false"/>
-                <w:b w:val="false"/>
-                <w:u w:val="none"/>
-                <w:strike w:val="false"/>
-                <w:sz w:val="20"/>
-                <w:szCs w:val="20"/>
-                <w:color w:val="000000"/>
-              </w:rPr>
-              <w:t xml:space="preserve">0.43 ± 0.20</w:t>
+              <w:t xml:space="preserve">1.42 ± 0.67</w:t>
+            </w:r>
+          </w:p>
+        </w:tc>
+        <w:tc>
+          <w:tcPr>
+            <w:tcBorders>
+              <w:bottom w:val="none" w:sz="0" w:space="0" w:color="000000"/>
+              <w:top w:val="none" w:sz="0" w:space="0" w:color="000000"/>
+              <w:left w:val="none" w:sz="0" w:space="0" w:color="000000"/>
+              <w:right w:val="none" w:sz="0" w:space="0" w:color="000000"/>
+            </w:tcBorders>
+            <w:shd w:val="clear" w:color="auto" w:fill="FFFFFF"/>
+            <w:tcMar>
+              <w:top w:w="0" w:type="dxa"/>
+              <w:bottom w:w="0" w:type="dxa"/>
+              <w:left w:w="0" w:type="dxa"/>
+              <w:right w:w="0" w:type="dxa"/>
+            </w:tcMar>
+            <w:vAlign w:val="top"/>
+          </w:tcPr>
+          <w:p>
+            <w:pPr>
+              <w:pStyle w:val="Normal"/>
+              <w:jc w:val="center"/>
+              <w:pBdr>
+                <w:bottom w:val="none" w:sz="0" w:space="0" w:color="000000"/>
+                <w:top w:val="none" w:sz="0" w:space="0" w:color="000000"/>
+                <w:left w:val="none" w:sz="0" w:space="0" w:color="000000"/>
+                <w:right w:val="none" w:sz="0" w:space="0" w:color="000000"/>
+              </w:pBdr>
+              <w:spacing w:after="100" w:before="100" w:line="240"/>
+              <w:ind w:left="100" w:right="100" w:firstLine="0" w:firstLineChars="0"/>
+              <w:rPr>
+                <w:rFonts w:ascii="Arial" w:hAnsi="Arial" w:eastAsia="Arial" w:cs="Arial"/>
+                <w:i w:val="false"/>
+                <w:b w:val="false"/>
+                <w:u w:val="none"/>
+                <w:strike w:val="false"/>
+                <w:sz w:val="20"/>
+                <w:szCs w:val="20"/>
+                <w:color w:val="000000"/>
+              </w:rPr>
+            </w:pPr>
+            <w:r>
+              <w:rPr>
+                <w:rFonts w:ascii="Arial" w:hAnsi="Arial" w:eastAsia="Arial" w:cs="Arial"/>
+                <w:i w:val="false"/>
+                <w:b w:val="false"/>
+                <w:u w:val="none"/>
+                <w:strike w:val="false"/>
+                <w:sz w:val="20"/>
+                <w:szCs w:val="20"/>
+                <w:color w:val="000000"/>
+              </w:rPr>
+              <w:t xml:space="preserve">3.21 ± 0.93</w:t>
+            </w:r>
+          </w:p>
+        </w:tc>
+        <w:tc>
+          <w:tcPr>
+            <w:tcBorders>
+              <w:bottom w:val="none" w:sz="0" w:space="0" w:color="000000"/>
+              <w:top w:val="none" w:sz="0" w:space="0" w:color="000000"/>
+              <w:left w:val="none" w:sz="0" w:space="0" w:color="000000"/>
+              <w:right w:val="none" w:sz="0" w:space="0" w:color="000000"/>
+            </w:tcBorders>
+            <w:shd w:val="clear" w:color="auto" w:fill="FFFFFF"/>
+            <w:tcMar>
+              <w:top w:w="0" w:type="dxa"/>
+              <w:bottom w:w="0" w:type="dxa"/>
+              <w:left w:w="0" w:type="dxa"/>
+              <w:right w:w="0" w:type="dxa"/>
+            </w:tcMar>
+            <w:vAlign w:val="top"/>
+          </w:tcPr>
+          <w:p>
+            <w:pPr>
+              <w:pStyle w:val="Normal"/>
+              <w:jc w:val="center"/>
+              <w:pBdr>
+                <w:bottom w:val="none" w:sz="0" w:space="0" w:color="000000"/>
+                <w:top w:val="none" w:sz="0" w:space="0" w:color="000000"/>
+                <w:left w:val="none" w:sz="0" w:space="0" w:color="000000"/>
+                <w:right w:val="none" w:sz="0" w:space="0" w:color="000000"/>
+              </w:pBdr>
+              <w:spacing w:after="100" w:before="100" w:line="240"/>
+              <w:ind w:left="100" w:right="100" w:firstLine="0" w:firstLineChars="0"/>
+              <w:rPr>
+                <w:rFonts w:ascii="Arial" w:hAnsi="Arial" w:eastAsia="Arial" w:cs="Arial"/>
+                <w:i w:val="false"/>
+                <w:b w:val="false"/>
+                <w:u w:val="none"/>
+                <w:strike w:val="false"/>
+                <w:sz w:val="20"/>
+                <w:szCs w:val="20"/>
+                <w:color w:val="000000"/>
+              </w:rPr>
+            </w:pPr>
+            <w:r>
+              <w:rPr>
+                <w:rFonts w:ascii="Arial" w:hAnsi="Arial" w:eastAsia="Arial" w:cs="Arial"/>
+                <w:i w:val="false"/>
+                <w:b w:val="false"/>
+                <w:u w:val="none"/>
+                <w:strike w:val="false"/>
+                <w:sz w:val="20"/>
+                <w:szCs w:val="20"/>
+                <w:color w:val="000000"/>
+              </w:rPr>
+              <w:t xml:space="preserve">6.38 ± 1.91</w:t>
+            </w:r>
+          </w:p>
+        </w:tc>
+        <w:tc>
+          <w:tcPr>
+            <w:tcBorders>
+              <w:bottom w:val="none" w:sz="0" w:space="0" w:color="000000"/>
+              <w:top w:val="none" w:sz="0" w:space="0" w:color="000000"/>
+              <w:left w:val="none" w:sz="0" w:space="0" w:color="000000"/>
+              <w:right w:val="none" w:sz="0" w:space="0" w:color="000000"/>
+            </w:tcBorders>
+            <w:shd w:val="clear" w:color="auto" w:fill="FFFFFF"/>
+            <w:tcMar>
+              <w:top w:w="0" w:type="dxa"/>
+              <w:bottom w:w="0" w:type="dxa"/>
+              <w:left w:w="0" w:type="dxa"/>
+              <w:right w:w="0" w:type="dxa"/>
+            </w:tcMar>
+            <w:vAlign w:val="top"/>
+          </w:tcPr>
+          <w:p>
+            <w:pPr>
+              <w:pStyle w:val="Normal"/>
+              <w:jc w:val="center"/>
+              <w:pBdr>
+                <w:bottom w:val="none" w:sz="0" w:space="0" w:color="000000"/>
+                <w:top w:val="none" w:sz="0" w:space="0" w:color="000000"/>
+                <w:left w:val="none" w:sz="0" w:space="0" w:color="000000"/>
+                <w:right w:val="none" w:sz="0" w:space="0" w:color="000000"/>
+              </w:pBdr>
+              <w:spacing w:after="100" w:before="100" w:line="240"/>
+              <w:ind w:left="100" w:right="100" w:firstLine="0" w:firstLineChars="0"/>
+              <w:rPr>
+                <w:rFonts w:ascii="Arial" w:hAnsi="Arial" w:eastAsia="Arial" w:cs="Arial"/>
+                <w:i w:val="false"/>
+                <w:b w:val="false"/>
+                <w:u w:val="none"/>
+                <w:strike w:val="false"/>
+                <w:sz w:val="20"/>
+                <w:szCs w:val="20"/>
+                <w:color w:val="000000"/>
+              </w:rPr>
+            </w:pPr>
+            <w:r>
+              <w:rPr>
+                <w:rFonts w:ascii="Arial" w:hAnsi="Arial" w:eastAsia="Arial" w:cs="Arial"/>
+                <w:i w:val="false"/>
+                <w:b w:val="false"/>
+                <w:u w:val="none"/>
+                <w:strike w:val="false"/>
+                <w:sz w:val="20"/>
+                <w:szCs w:val="20"/>
+                <w:color w:val="000000"/>
+              </w:rPr>
+              <w:t xml:space="preserve">0.48 ± 0.42</w:t>
+            </w:r>
+          </w:p>
+        </w:tc>
+        <w:tc>
+          <w:tcPr>
+            <w:tcBorders>
+              <w:bottom w:val="none" w:sz="0" w:space="0" w:color="000000"/>
+              <w:top w:val="none" w:sz="0" w:space="0" w:color="000000"/>
+              <w:left w:val="none" w:sz="0" w:space="0" w:color="000000"/>
+              <w:right w:val="none" w:sz="0" w:space="0" w:color="000000"/>
+            </w:tcBorders>
+            <w:shd w:val="clear" w:color="auto" w:fill="FFFFFF"/>
+            <w:tcMar>
+              <w:top w:w="0" w:type="dxa"/>
+              <w:bottom w:w="0" w:type="dxa"/>
+              <w:left w:w="0" w:type="dxa"/>
+              <w:right w:w="0" w:type="dxa"/>
+            </w:tcMar>
+            <w:vAlign w:val="top"/>
+          </w:tcPr>
+          <w:p>
+            <w:pPr>
+              <w:pStyle w:val="Normal"/>
+              <w:jc w:val="center"/>
+              <w:pBdr>
+                <w:bottom w:val="none" w:sz="0" w:space="0" w:color="000000"/>
+                <w:top w:val="none" w:sz="0" w:space="0" w:color="000000"/>
+                <w:left w:val="none" w:sz="0" w:space="0" w:color="000000"/>
+                <w:right w:val="none" w:sz="0" w:space="0" w:color="000000"/>
+              </w:pBdr>
+              <w:spacing w:after="100" w:before="100" w:line="240"/>
+              <w:ind w:left="100" w:right="100" w:firstLine="0" w:firstLineChars="0"/>
+              <w:rPr>
+                <w:rFonts w:ascii="Arial" w:hAnsi="Arial" w:eastAsia="Arial" w:cs="Arial"/>
+                <w:i w:val="false"/>
+                <w:b w:val="false"/>
+                <w:u w:val="none"/>
+                <w:strike w:val="false"/>
+                <w:sz w:val="20"/>
+                <w:szCs w:val="20"/>
+                <w:color w:val="000000"/>
+              </w:rPr>
+            </w:pPr>
+            <w:r>
+              <w:rPr>
+                <w:rFonts w:ascii="Arial" w:hAnsi="Arial" w:eastAsia="Arial" w:cs="Arial"/>
+                <w:i w:val="false"/>
+                <w:b w:val="false"/>
+                <w:u w:val="none"/>
+                <w:strike w:val="false"/>
+                <w:sz w:val="20"/>
+                <w:szCs w:val="20"/>
+                <w:color w:val="000000"/>
+              </w:rPr>
+              <w:t xml:space="preserve">0.43 ± 0.21</w:t>
             </w:r>
           </w:p>
         </w:tc>
@@ -1659,7 +1659,7 @@
                 <w:szCs w:val="20"/>
                 <w:color w:val="000000"/>
               </w:rPr>
-              <w:t xml:space="preserve">11.89 ± 5.69</w:t>
+              <w:t xml:space="preserve">11.89 ± 6.56</w:t>
             </w:r>
           </w:p>
         </w:tc>
@@ -1873,227 +1873,227 @@
                 <w:szCs w:val="20"/>
                 <w:color w:val="000000"/>
               </w:rPr>
-              <w:t xml:space="preserve">1.89 ± 0.83</w:t>
-            </w:r>
-          </w:p>
-        </w:tc>
-        <w:tc>
-          <w:tcPr>
-            <w:tcBorders>
-              <w:bottom w:val="none" w:sz="0" w:space="0" w:color="000000"/>
-              <w:top w:val="none" w:sz="0" w:space="0" w:color="000000"/>
-              <w:left w:val="none" w:sz="0" w:space="0" w:color="000000"/>
-              <w:right w:val="none" w:sz="0" w:space="0" w:color="000000"/>
-            </w:tcBorders>
-            <w:shd w:val="clear" w:color="auto" w:fill="FFFFFF"/>
-            <w:tcMar>
-              <w:top w:w="0" w:type="dxa"/>
-              <w:bottom w:w="0" w:type="dxa"/>
-              <w:left w:w="0" w:type="dxa"/>
-              <w:right w:w="0" w:type="dxa"/>
-            </w:tcMar>
-            <w:vAlign w:val="top"/>
-          </w:tcPr>
-          <w:p>
-            <w:pPr>
-              <w:pStyle w:val="Normal"/>
-              <w:jc w:val="center"/>
-              <w:pBdr>
-                <w:bottom w:val="none" w:sz="0" w:space="0" w:color="000000"/>
-                <w:top w:val="none" w:sz="0" w:space="0" w:color="000000"/>
-                <w:left w:val="none" w:sz="0" w:space="0" w:color="000000"/>
-                <w:right w:val="none" w:sz="0" w:space="0" w:color="000000"/>
-              </w:pBdr>
-              <w:spacing w:after="100" w:before="100" w:line="240"/>
-              <w:ind w:left="100" w:right="100" w:firstLine="0" w:firstLineChars="0"/>
-              <w:rPr>
-                <w:rFonts w:ascii="Arial" w:hAnsi="Arial" w:eastAsia="Arial" w:cs="Arial"/>
-                <w:i w:val="false"/>
-                <w:b w:val="false"/>
-                <w:u w:val="none"/>
-                <w:strike w:val="false"/>
-                <w:sz w:val="20"/>
-                <w:szCs w:val="20"/>
-                <w:color w:val="000000"/>
-              </w:rPr>
-            </w:pPr>
-            <w:r>
-              <w:rPr>
-                <w:rFonts w:ascii="Arial" w:hAnsi="Arial" w:eastAsia="Arial" w:cs="Arial"/>
-                <w:i w:val="false"/>
-                <w:b w:val="false"/>
-                <w:u w:val="none"/>
-                <w:strike w:val="false"/>
-                <w:sz w:val="20"/>
-                <w:szCs w:val="20"/>
-                <w:color w:val="000000"/>
-              </w:rPr>
-              <w:t xml:space="preserve">2.59 ± 1.15</w:t>
-            </w:r>
-          </w:p>
-        </w:tc>
-        <w:tc>
-          <w:tcPr>
-            <w:tcBorders>
-              <w:bottom w:val="none" w:sz="0" w:space="0" w:color="000000"/>
-              <w:top w:val="none" w:sz="0" w:space="0" w:color="000000"/>
-              <w:left w:val="none" w:sz="0" w:space="0" w:color="000000"/>
-              <w:right w:val="none" w:sz="0" w:space="0" w:color="000000"/>
-            </w:tcBorders>
-            <w:shd w:val="clear" w:color="auto" w:fill="FFFFFF"/>
-            <w:tcMar>
-              <w:top w:w="0" w:type="dxa"/>
-              <w:bottom w:w="0" w:type="dxa"/>
-              <w:left w:w="0" w:type="dxa"/>
-              <w:right w:w="0" w:type="dxa"/>
-            </w:tcMar>
-            <w:vAlign w:val="top"/>
-          </w:tcPr>
-          <w:p>
-            <w:pPr>
-              <w:pStyle w:val="Normal"/>
-              <w:jc w:val="center"/>
-              <w:pBdr>
-                <w:bottom w:val="none" w:sz="0" w:space="0" w:color="000000"/>
-                <w:top w:val="none" w:sz="0" w:space="0" w:color="000000"/>
-                <w:left w:val="none" w:sz="0" w:space="0" w:color="000000"/>
-                <w:right w:val="none" w:sz="0" w:space="0" w:color="000000"/>
-              </w:pBdr>
-              <w:spacing w:after="100" w:before="100" w:line="240"/>
-              <w:ind w:left="100" w:right="100" w:firstLine="0" w:firstLineChars="0"/>
-              <w:rPr>
-                <w:rFonts w:ascii="Arial" w:hAnsi="Arial" w:eastAsia="Arial" w:cs="Arial"/>
-                <w:i w:val="false"/>
-                <w:b w:val="false"/>
-                <w:u w:val="none"/>
-                <w:strike w:val="false"/>
-                <w:sz w:val="20"/>
-                <w:szCs w:val="20"/>
-                <w:color w:val="000000"/>
-              </w:rPr>
-            </w:pPr>
-            <w:r>
-              <w:rPr>
-                <w:rFonts w:ascii="Arial" w:hAnsi="Arial" w:eastAsia="Arial" w:cs="Arial"/>
-                <w:i w:val="false"/>
-                <w:b w:val="false"/>
-                <w:u w:val="none"/>
-                <w:strike w:val="false"/>
-                <w:sz w:val="20"/>
-                <w:szCs w:val="20"/>
-                <w:color w:val="000000"/>
-              </w:rPr>
-              <w:t xml:space="preserve">4.46 ± 2.35</w:t>
-            </w:r>
-          </w:p>
-        </w:tc>
-        <w:tc>
-          <w:tcPr>
-            <w:tcBorders>
-              <w:bottom w:val="none" w:sz="0" w:space="0" w:color="000000"/>
-              <w:top w:val="none" w:sz="0" w:space="0" w:color="000000"/>
-              <w:left w:val="none" w:sz="0" w:space="0" w:color="000000"/>
-              <w:right w:val="none" w:sz="0" w:space="0" w:color="000000"/>
-            </w:tcBorders>
-            <w:shd w:val="clear" w:color="auto" w:fill="FFFFFF"/>
-            <w:tcMar>
-              <w:top w:w="0" w:type="dxa"/>
-              <w:bottom w:w="0" w:type="dxa"/>
-              <w:left w:w="0" w:type="dxa"/>
-              <w:right w:w="0" w:type="dxa"/>
-            </w:tcMar>
-            <w:vAlign w:val="top"/>
-          </w:tcPr>
-          <w:p>
-            <w:pPr>
-              <w:pStyle w:val="Normal"/>
-              <w:jc w:val="center"/>
-              <w:pBdr>
-                <w:bottom w:val="none" w:sz="0" w:space="0" w:color="000000"/>
-                <w:top w:val="none" w:sz="0" w:space="0" w:color="000000"/>
-                <w:left w:val="none" w:sz="0" w:space="0" w:color="000000"/>
-                <w:right w:val="none" w:sz="0" w:space="0" w:color="000000"/>
-              </w:pBdr>
-              <w:spacing w:after="100" w:before="100" w:line="240"/>
-              <w:ind w:left="100" w:right="100" w:firstLine="0" w:firstLineChars="0"/>
-              <w:rPr>
-                <w:rFonts w:ascii="Arial" w:hAnsi="Arial" w:eastAsia="Arial" w:cs="Arial"/>
-                <w:i w:val="false"/>
-                <w:b w:val="false"/>
-                <w:u w:val="none"/>
-                <w:strike w:val="false"/>
-                <w:sz w:val="20"/>
-                <w:szCs w:val="20"/>
-                <w:color w:val="000000"/>
-              </w:rPr>
-            </w:pPr>
-            <w:r>
-              <w:rPr>
-                <w:rFonts w:ascii="Arial" w:hAnsi="Arial" w:eastAsia="Arial" w:cs="Arial"/>
-                <w:i w:val="false"/>
-                <w:b w:val="false"/>
-                <w:u w:val="none"/>
-                <w:strike w:val="false"/>
-                <w:sz w:val="20"/>
-                <w:szCs w:val="20"/>
-                <w:color w:val="000000"/>
-              </w:rPr>
-              <w:t xml:space="preserve">0.37 ± 0.46</w:t>
-            </w:r>
-          </w:p>
-        </w:tc>
-        <w:tc>
-          <w:tcPr>
-            <w:tcBorders>
-              <w:bottom w:val="none" w:sz="0" w:space="0" w:color="000000"/>
-              <w:top w:val="none" w:sz="0" w:space="0" w:color="000000"/>
-              <w:left w:val="none" w:sz="0" w:space="0" w:color="000000"/>
-              <w:right w:val="none" w:sz="0" w:space="0" w:color="000000"/>
-            </w:tcBorders>
-            <w:shd w:val="clear" w:color="auto" w:fill="FFFFFF"/>
-            <w:tcMar>
-              <w:top w:w="0" w:type="dxa"/>
-              <w:bottom w:w="0" w:type="dxa"/>
-              <w:left w:w="0" w:type="dxa"/>
-              <w:right w:w="0" w:type="dxa"/>
-            </w:tcMar>
-            <w:vAlign w:val="top"/>
-          </w:tcPr>
-          <w:p>
-            <w:pPr>
-              <w:pStyle w:val="Normal"/>
-              <w:jc w:val="center"/>
-              <w:pBdr>
-                <w:bottom w:val="none" w:sz="0" w:space="0" w:color="000000"/>
-                <w:top w:val="none" w:sz="0" w:space="0" w:color="000000"/>
-                <w:left w:val="none" w:sz="0" w:space="0" w:color="000000"/>
-                <w:right w:val="none" w:sz="0" w:space="0" w:color="000000"/>
-              </w:pBdr>
-              <w:spacing w:after="100" w:before="100" w:line="240"/>
-              <w:ind w:left="100" w:right="100" w:firstLine="0" w:firstLineChars="0"/>
-              <w:rPr>
-                <w:rFonts w:ascii="Arial" w:hAnsi="Arial" w:eastAsia="Arial" w:cs="Arial"/>
-                <w:i w:val="false"/>
-                <w:b w:val="false"/>
-                <w:u w:val="none"/>
-                <w:strike w:val="false"/>
-                <w:sz w:val="20"/>
-                <w:szCs w:val="20"/>
-                <w:color w:val="000000"/>
-              </w:rPr>
-            </w:pPr>
-            <w:r>
-              <w:rPr>
-                <w:rFonts w:ascii="Arial" w:hAnsi="Arial" w:eastAsia="Arial" w:cs="Arial"/>
-                <w:i w:val="false"/>
-                <w:b w:val="false"/>
-                <w:u w:val="none"/>
-                <w:strike w:val="false"/>
-                <w:sz w:val="20"/>
-                <w:szCs w:val="20"/>
-                <w:color w:val="000000"/>
-              </w:rPr>
-              <w:t xml:space="preserve">0.27 ± 0.22</w:t>
+              <w:t xml:space="preserve">1.89 ± 0.85</w:t>
+            </w:r>
+          </w:p>
+        </w:tc>
+        <w:tc>
+          <w:tcPr>
+            <w:tcBorders>
+              <w:bottom w:val="none" w:sz="0" w:space="0" w:color="000000"/>
+              <w:top w:val="none" w:sz="0" w:space="0" w:color="000000"/>
+              <w:left w:val="none" w:sz="0" w:space="0" w:color="000000"/>
+              <w:right w:val="none" w:sz="0" w:space="0" w:color="000000"/>
+            </w:tcBorders>
+            <w:shd w:val="clear" w:color="auto" w:fill="FFFFFF"/>
+            <w:tcMar>
+              <w:top w:w="0" w:type="dxa"/>
+              <w:bottom w:w="0" w:type="dxa"/>
+              <w:left w:w="0" w:type="dxa"/>
+              <w:right w:w="0" w:type="dxa"/>
+            </w:tcMar>
+            <w:vAlign w:val="top"/>
+          </w:tcPr>
+          <w:p>
+            <w:pPr>
+              <w:pStyle w:val="Normal"/>
+              <w:jc w:val="center"/>
+              <w:pBdr>
+                <w:bottom w:val="none" w:sz="0" w:space="0" w:color="000000"/>
+                <w:top w:val="none" w:sz="0" w:space="0" w:color="000000"/>
+                <w:left w:val="none" w:sz="0" w:space="0" w:color="000000"/>
+                <w:right w:val="none" w:sz="0" w:space="0" w:color="000000"/>
+              </w:pBdr>
+              <w:spacing w:after="100" w:before="100" w:line="240"/>
+              <w:ind w:left="100" w:right="100" w:firstLine="0" w:firstLineChars="0"/>
+              <w:rPr>
+                <w:rFonts w:ascii="Arial" w:hAnsi="Arial" w:eastAsia="Arial" w:cs="Arial"/>
+                <w:i w:val="false"/>
+                <w:b w:val="false"/>
+                <w:u w:val="none"/>
+                <w:strike w:val="false"/>
+                <w:sz w:val="20"/>
+                <w:szCs w:val="20"/>
+                <w:color w:val="000000"/>
+              </w:rPr>
+            </w:pPr>
+            <w:r>
+              <w:rPr>
+                <w:rFonts w:ascii="Arial" w:hAnsi="Arial" w:eastAsia="Arial" w:cs="Arial"/>
+                <w:i w:val="false"/>
+                <w:b w:val="false"/>
+                <w:u w:val="none"/>
+                <w:strike w:val="false"/>
+                <w:sz w:val="20"/>
+                <w:szCs w:val="20"/>
+                <w:color w:val="000000"/>
+              </w:rPr>
+              <w:t xml:space="preserve">2.59 ± 1.18</w:t>
+            </w:r>
+          </w:p>
+        </w:tc>
+        <w:tc>
+          <w:tcPr>
+            <w:tcBorders>
+              <w:bottom w:val="none" w:sz="0" w:space="0" w:color="000000"/>
+              <w:top w:val="none" w:sz="0" w:space="0" w:color="000000"/>
+              <w:left w:val="none" w:sz="0" w:space="0" w:color="000000"/>
+              <w:right w:val="none" w:sz="0" w:space="0" w:color="000000"/>
+            </w:tcBorders>
+            <w:shd w:val="clear" w:color="auto" w:fill="FFFFFF"/>
+            <w:tcMar>
+              <w:top w:w="0" w:type="dxa"/>
+              <w:bottom w:w="0" w:type="dxa"/>
+              <w:left w:w="0" w:type="dxa"/>
+              <w:right w:w="0" w:type="dxa"/>
+            </w:tcMar>
+            <w:vAlign w:val="top"/>
+          </w:tcPr>
+          <w:p>
+            <w:pPr>
+              <w:pStyle w:val="Normal"/>
+              <w:jc w:val="center"/>
+              <w:pBdr>
+                <w:bottom w:val="none" w:sz="0" w:space="0" w:color="000000"/>
+                <w:top w:val="none" w:sz="0" w:space="0" w:color="000000"/>
+                <w:left w:val="none" w:sz="0" w:space="0" w:color="000000"/>
+                <w:right w:val="none" w:sz="0" w:space="0" w:color="000000"/>
+              </w:pBdr>
+              <w:spacing w:after="100" w:before="100" w:line="240"/>
+              <w:ind w:left="100" w:right="100" w:firstLine="0" w:firstLineChars="0"/>
+              <w:rPr>
+                <w:rFonts w:ascii="Arial" w:hAnsi="Arial" w:eastAsia="Arial" w:cs="Arial"/>
+                <w:i w:val="false"/>
+                <w:b w:val="false"/>
+                <w:u w:val="none"/>
+                <w:strike w:val="false"/>
+                <w:sz w:val="20"/>
+                <w:szCs w:val="20"/>
+                <w:color w:val="000000"/>
+              </w:rPr>
+            </w:pPr>
+            <w:r>
+              <w:rPr>
+                <w:rFonts w:ascii="Arial" w:hAnsi="Arial" w:eastAsia="Arial" w:cs="Arial"/>
+                <w:i w:val="false"/>
+                <w:b w:val="false"/>
+                <w:u w:val="none"/>
+                <w:strike w:val="false"/>
+                <w:sz w:val="20"/>
+                <w:szCs w:val="20"/>
+                <w:color w:val="000000"/>
+              </w:rPr>
+              <w:t xml:space="preserve">4.46 ± 2.41</w:t>
+            </w:r>
+          </w:p>
+        </w:tc>
+        <w:tc>
+          <w:tcPr>
+            <w:tcBorders>
+              <w:bottom w:val="none" w:sz="0" w:space="0" w:color="000000"/>
+              <w:top w:val="none" w:sz="0" w:space="0" w:color="000000"/>
+              <w:left w:val="none" w:sz="0" w:space="0" w:color="000000"/>
+              <w:right w:val="none" w:sz="0" w:space="0" w:color="000000"/>
+            </w:tcBorders>
+            <w:shd w:val="clear" w:color="auto" w:fill="FFFFFF"/>
+            <w:tcMar>
+              <w:top w:w="0" w:type="dxa"/>
+              <w:bottom w:w="0" w:type="dxa"/>
+              <w:left w:w="0" w:type="dxa"/>
+              <w:right w:w="0" w:type="dxa"/>
+            </w:tcMar>
+            <w:vAlign w:val="top"/>
+          </w:tcPr>
+          <w:p>
+            <w:pPr>
+              <w:pStyle w:val="Normal"/>
+              <w:jc w:val="center"/>
+              <w:pBdr>
+                <w:bottom w:val="none" w:sz="0" w:space="0" w:color="000000"/>
+                <w:top w:val="none" w:sz="0" w:space="0" w:color="000000"/>
+                <w:left w:val="none" w:sz="0" w:space="0" w:color="000000"/>
+                <w:right w:val="none" w:sz="0" w:space="0" w:color="000000"/>
+              </w:pBdr>
+              <w:spacing w:after="100" w:before="100" w:line="240"/>
+              <w:ind w:left="100" w:right="100" w:firstLine="0" w:firstLineChars="0"/>
+              <w:rPr>
+                <w:rFonts w:ascii="Arial" w:hAnsi="Arial" w:eastAsia="Arial" w:cs="Arial"/>
+                <w:i w:val="false"/>
+                <w:b w:val="false"/>
+                <w:u w:val="none"/>
+                <w:strike w:val="false"/>
+                <w:sz w:val="20"/>
+                <w:szCs w:val="20"/>
+                <w:color w:val="000000"/>
+              </w:rPr>
+            </w:pPr>
+            <w:r>
+              <w:rPr>
+                <w:rFonts w:ascii="Arial" w:hAnsi="Arial" w:eastAsia="Arial" w:cs="Arial"/>
+                <w:i w:val="false"/>
+                <w:b w:val="false"/>
+                <w:u w:val="none"/>
+                <w:strike w:val="false"/>
+                <w:sz w:val="20"/>
+                <w:szCs w:val="20"/>
+                <w:color w:val="000000"/>
+              </w:rPr>
+              <w:t xml:space="preserve">0.37 ± 0.47</w:t>
+            </w:r>
+          </w:p>
+        </w:tc>
+        <w:tc>
+          <w:tcPr>
+            <w:tcBorders>
+              <w:bottom w:val="none" w:sz="0" w:space="0" w:color="000000"/>
+              <w:top w:val="none" w:sz="0" w:space="0" w:color="000000"/>
+              <w:left w:val="none" w:sz="0" w:space="0" w:color="000000"/>
+              <w:right w:val="none" w:sz="0" w:space="0" w:color="000000"/>
+            </w:tcBorders>
+            <w:shd w:val="clear" w:color="auto" w:fill="FFFFFF"/>
+            <w:tcMar>
+              <w:top w:w="0" w:type="dxa"/>
+              <w:bottom w:w="0" w:type="dxa"/>
+              <w:left w:w="0" w:type="dxa"/>
+              <w:right w:w="0" w:type="dxa"/>
+            </w:tcMar>
+            <w:vAlign w:val="top"/>
+          </w:tcPr>
+          <w:p>
+            <w:pPr>
+              <w:pStyle w:val="Normal"/>
+              <w:jc w:val="center"/>
+              <w:pBdr>
+                <w:bottom w:val="none" w:sz="0" w:space="0" w:color="000000"/>
+                <w:top w:val="none" w:sz="0" w:space="0" w:color="000000"/>
+                <w:left w:val="none" w:sz="0" w:space="0" w:color="000000"/>
+                <w:right w:val="none" w:sz="0" w:space="0" w:color="000000"/>
+              </w:pBdr>
+              <w:spacing w:after="100" w:before="100" w:line="240"/>
+              <w:ind w:left="100" w:right="100" w:firstLine="0" w:firstLineChars="0"/>
+              <w:rPr>
+                <w:rFonts w:ascii="Arial" w:hAnsi="Arial" w:eastAsia="Arial" w:cs="Arial"/>
+                <w:i w:val="false"/>
+                <w:b w:val="false"/>
+                <w:u w:val="none"/>
+                <w:strike w:val="false"/>
+                <w:sz w:val="20"/>
+                <w:szCs w:val="20"/>
+                <w:color w:val="000000"/>
+              </w:rPr>
+            </w:pPr>
+            <w:r>
+              <w:rPr>
+                <w:rFonts w:ascii="Arial" w:hAnsi="Arial" w:eastAsia="Arial" w:cs="Arial"/>
+                <w:i w:val="false"/>
+                <w:b w:val="false"/>
+                <w:u w:val="none"/>
+                <w:strike w:val="false"/>
+                <w:sz w:val="20"/>
+                <w:szCs w:val="20"/>
+                <w:color w:val="000000"/>
+              </w:rPr>
+              <w:t xml:space="preserve">0.28 ± 0.23</w:t>
             </w:r>
           </w:p>
         </w:tc>
@@ -2203,7 +2203,7 @@
                 <w:szCs w:val="20"/>
                 <w:color w:val="000000"/>
               </w:rPr>
-              <w:t xml:space="preserve">3.12 ± 6.57</w:t>
+              <w:t xml:space="preserve">3.92 ± 6.44</w:t>
             </w:r>
           </w:p>
         </w:tc>
@@ -2404,227 +2404,227 @@
                 <w:szCs w:val="20"/>
                 <w:color w:val="000000"/>
               </w:rPr>
-              <w:t xml:space="preserve">1.52 ± 0.54</w:t>
-            </w:r>
-          </w:p>
-        </w:tc>
-        <w:tc>
-          <w:tcPr>
-            <w:tcBorders>
-              <w:bottom w:val="none" w:sz="0" w:space="0" w:color="000000"/>
-              <w:top w:val="none" w:sz="0" w:space="0" w:color="000000"/>
-              <w:left w:val="none" w:sz="0" w:space="0" w:color="000000"/>
-              <w:right w:val="none" w:sz="0" w:space="0" w:color="000000"/>
-            </w:tcBorders>
-            <w:shd w:val="clear" w:color="auto" w:fill="FFFFFF"/>
-            <w:tcMar>
-              <w:top w:w="0" w:type="dxa"/>
-              <w:bottom w:w="0" w:type="dxa"/>
-              <w:left w:w="0" w:type="dxa"/>
-              <w:right w:w="0" w:type="dxa"/>
-            </w:tcMar>
-            <w:vAlign w:val="top"/>
-          </w:tcPr>
-          <w:p>
-            <w:pPr>
-              <w:pStyle w:val="Normal"/>
-              <w:jc w:val="center"/>
-              <w:pBdr>
-                <w:bottom w:val="none" w:sz="0" w:space="0" w:color="000000"/>
-                <w:top w:val="none" w:sz="0" w:space="0" w:color="000000"/>
-                <w:left w:val="none" w:sz="0" w:space="0" w:color="000000"/>
-                <w:right w:val="none" w:sz="0" w:space="0" w:color="000000"/>
-              </w:pBdr>
-              <w:spacing w:after="100" w:before="100" w:line="240"/>
-              <w:ind w:left="100" w:right="100" w:firstLine="0" w:firstLineChars="0"/>
-              <w:rPr>
-                <w:rFonts w:ascii="Arial" w:hAnsi="Arial" w:eastAsia="Arial" w:cs="Arial"/>
-                <w:i w:val="false"/>
-                <w:b w:val="false"/>
-                <w:u w:val="none"/>
-                <w:strike w:val="false"/>
-                <w:sz w:val="20"/>
-                <w:szCs w:val="20"/>
-                <w:color w:val="000000"/>
-              </w:rPr>
-            </w:pPr>
-            <w:r>
-              <w:rPr>
-                <w:rFonts w:ascii="Arial" w:hAnsi="Arial" w:eastAsia="Arial" w:cs="Arial"/>
-                <w:i w:val="false"/>
-                <w:b w:val="false"/>
-                <w:u w:val="none"/>
-                <w:strike w:val="false"/>
-                <w:sz w:val="20"/>
-                <w:szCs w:val="20"/>
-                <w:color w:val="000000"/>
-              </w:rPr>
-              <w:t xml:space="preserve">4.08 ± 0.75</w:t>
-            </w:r>
-          </w:p>
-        </w:tc>
-        <w:tc>
-          <w:tcPr>
-            <w:tcBorders>
-              <w:bottom w:val="none" w:sz="0" w:space="0" w:color="000000"/>
-              <w:top w:val="none" w:sz="0" w:space="0" w:color="000000"/>
-              <w:left w:val="none" w:sz="0" w:space="0" w:color="000000"/>
-              <w:right w:val="none" w:sz="0" w:space="0" w:color="000000"/>
-            </w:tcBorders>
-            <w:shd w:val="clear" w:color="auto" w:fill="FFFFFF"/>
-            <w:tcMar>
-              <w:top w:w="0" w:type="dxa"/>
-              <w:bottom w:w="0" w:type="dxa"/>
-              <w:left w:w="0" w:type="dxa"/>
-              <w:right w:w="0" w:type="dxa"/>
-            </w:tcMar>
-            <w:vAlign w:val="top"/>
-          </w:tcPr>
-          <w:p>
-            <w:pPr>
-              <w:pStyle w:val="Normal"/>
-              <w:jc w:val="center"/>
-              <w:pBdr>
-                <w:bottom w:val="none" w:sz="0" w:space="0" w:color="000000"/>
-                <w:top w:val="none" w:sz="0" w:space="0" w:color="000000"/>
-                <w:left w:val="none" w:sz="0" w:space="0" w:color="000000"/>
-                <w:right w:val="none" w:sz="0" w:space="0" w:color="000000"/>
-              </w:pBdr>
-              <w:spacing w:after="100" w:before="100" w:line="240"/>
-              <w:ind w:left="100" w:right="100" w:firstLine="0" w:firstLineChars="0"/>
-              <w:rPr>
-                <w:rFonts w:ascii="Arial" w:hAnsi="Arial" w:eastAsia="Arial" w:cs="Arial"/>
-                <w:i w:val="false"/>
-                <w:b w:val="false"/>
-                <w:u w:val="none"/>
-                <w:strike w:val="false"/>
-                <w:sz w:val="20"/>
-                <w:szCs w:val="20"/>
-                <w:color w:val="000000"/>
-              </w:rPr>
-            </w:pPr>
-            <w:r>
-              <w:rPr>
-                <w:rFonts w:ascii="Arial" w:hAnsi="Arial" w:eastAsia="Arial" w:cs="Arial"/>
-                <w:i w:val="false"/>
-                <w:b w:val="false"/>
-                <w:u w:val="none"/>
-                <w:strike w:val="false"/>
-                <w:sz w:val="20"/>
-                <w:szCs w:val="20"/>
-                <w:color w:val="000000"/>
-              </w:rPr>
-              <w:t xml:space="preserve">7.45 ± 1.54</w:t>
-            </w:r>
-          </w:p>
-        </w:tc>
-        <w:tc>
-          <w:tcPr>
-            <w:tcBorders>
-              <w:bottom w:val="none" w:sz="0" w:space="0" w:color="000000"/>
-              <w:top w:val="none" w:sz="0" w:space="0" w:color="000000"/>
-              <w:left w:val="none" w:sz="0" w:space="0" w:color="000000"/>
-              <w:right w:val="none" w:sz="0" w:space="0" w:color="000000"/>
-            </w:tcBorders>
-            <w:shd w:val="clear" w:color="auto" w:fill="FFFFFF"/>
-            <w:tcMar>
-              <w:top w:w="0" w:type="dxa"/>
-              <w:bottom w:w="0" w:type="dxa"/>
-              <w:left w:w="0" w:type="dxa"/>
-              <w:right w:w="0" w:type="dxa"/>
-            </w:tcMar>
-            <w:vAlign w:val="top"/>
-          </w:tcPr>
-          <w:p>
-            <w:pPr>
-              <w:pStyle w:val="Normal"/>
-              <w:jc w:val="center"/>
-              <w:pBdr>
-                <w:bottom w:val="none" w:sz="0" w:space="0" w:color="000000"/>
-                <w:top w:val="none" w:sz="0" w:space="0" w:color="000000"/>
-                <w:left w:val="none" w:sz="0" w:space="0" w:color="000000"/>
-                <w:right w:val="none" w:sz="0" w:space="0" w:color="000000"/>
-              </w:pBdr>
-              <w:spacing w:after="100" w:before="100" w:line="240"/>
-              <w:ind w:left="100" w:right="100" w:firstLine="0" w:firstLineChars="0"/>
-              <w:rPr>
-                <w:rFonts w:ascii="Arial" w:hAnsi="Arial" w:eastAsia="Arial" w:cs="Arial"/>
-                <w:i w:val="false"/>
-                <w:b w:val="false"/>
-                <w:u w:val="none"/>
-                <w:strike w:val="false"/>
-                <w:sz w:val="20"/>
-                <w:szCs w:val="20"/>
-                <w:color w:val="000000"/>
-              </w:rPr>
-            </w:pPr>
-            <w:r>
-              <w:rPr>
-                <w:rFonts w:ascii="Arial" w:hAnsi="Arial" w:eastAsia="Arial" w:cs="Arial"/>
-                <w:i w:val="false"/>
-                <w:b w:val="false"/>
-                <w:u w:val="none"/>
-                <w:strike w:val="false"/>
-                <w:sz w:val="20"/>
-                <w:szCs w:val="20"/>
-                <w:color w:val="000000"/>
-              </w:rPr>
-              <w:t xml:space="preserve">0.21 ± 0.32</w:t>
-            </w:r>
-          </w:p>
-        </w:tc>
-        <w:tc>
-          <w:tcPr>
-            <w:tcBorders>
-              <w:bottom w:val="none" w:sz="0" w:space="0" w:color="000000"/>
-              <w:top w:val="none" w:sz="0" w:space="0" w:color="000000"/>
-              <w:left w:val="none" w:sz="0" w:space="0" w:color="000000"/>
-              <w:right w:val="none" w:sz="0" w:space="0" w:color="000000"/>
-            </w:tcBorders>
-            <w:shd w:val="clear" w:color="auto" w:fill="FFFFFF"/>
-            <w:tcMar>
-              <w:top w:w="0" w:type="dxa"/>
-              <w:bottom w:w="0" w:type="dxa"/>
-              <w:left w:w="0" w:type="dxa"/>
-              <w:right w:w="0" w:type="dxa"/>
-            </w:tcMar>
-            <w:vAlign w:val="top"/>
-          </w:tcPr>
-          <w:p>
-            <w:pPr>
-              <w:pStyle w:val="Normal"/>
-              <w:jc w:val="center"/>
-              <w:pBdr>
-                <w:bottom w:val="none" w:sz="0" w:space="0" w:color="000000"/>
-                <w:top w:val="none" w:sz="0" w:space="0" w:color="000000"/>
-                <w:left w:val="none" w:sz="0" w:space="0" w:color="000000"/>
-                <w:right w:val="none" w:sz="0" w:space="0" w:color="000000"/>
-              </w:pBdr>
-              <w:spacing w:after="100" w:before="100" w:line="240"/>
-              <w:ind w:left="100" w:right="100" w:firstLine="0" w:firstLineChars="0"/>
-              <w:rPr>
-                <w:rFonts w:ascii="Arial" w:hAnsi="Arial" w:eastAsia="Arial" w:cs="Arial"/>
-                <w:i w:val="false"/>
-                <w:b w:val="false"/>
-                <w:u w:val="none"/>
-                <w:strike w:val="false"/>
-                <w:sz w:val="20"/>
-                <w:szCs w:val="20"/>
-                <w:color w:val="000000"/>
-              </w:rPr>
-            </w:pPr>
-            <w:r>
-              <w:rPr>
-                <w:rFonts w:ascii="Arial" w:hAnsi="Arial" w:eastAsia="Arial" w:cs="Arial"/>
-                <w:i w:val="false"/>
-                <w:b w:val="false"/>
-                <w:u w:val="none"/>
-                <w:strike w:val="false"/>
-                <w:sz w:val="20"/>
-                <w:szCs w:val="20"/>
-                <w:color w:val="000000"/>
-              </w:rPr>
-              <w:t xml:space="preserve">0.57 ± 0.16</w:t>
+              <w:t xml:space="preserve">1.52 ± 0.57</w:t>
+            </w:r>
+          </w:p>
+        </w:tc>
+        <w:tc>
+          <w:tcPr>
+            <w:tcBorders>
+              <w:bottom w:val="none" w:sz="0" w:space="0" w:color="000000"/>
+              <w:top w:val="none" w:sz="0" w:space="0" w:color="000000"/>
+              <w:left w:val="none" w:sz="0" w:space="0" w:color="000000"/>
+              <w:right w:val="none" w:sz="0" w:space="0" w:color="000000"/>
+            </w:tcBorders>
+            <w:shd w:val="clear" w:color="auto" w:fill="FFFFFF"/>
+            <w:tcMar>
+              <w:top w:w="0" w:type="dxa"/>
+              <w:bottom w:w="0" w:type="dxa"/>
+              <w:left w:w="0" w:type="dxa"/>
+              <w:right w:w="0" w:type="dxa"/>
+            </w:tcMar>
+            <w:vAlign w:val="top"/>
+          </w:tcPr>
+          <w:p>
+            <w:pPr>
+              <w:pStyle w:val="Normal"/>
+              <w:jc w:val="center"/>
+              <w:pBdr>
+                <w:bottom w:val="none" w:sz="0" w:space="0" w:color="000000"/>
+                <w:top w:val="none" w:sz="0" w:space="0" w:color="000000"/>
+                <w:left w:val="none" w:sz="0" w:space="0" w:color="000000"/>
+                <w:right w:val="none" w:sz="0" w:space="0" w:color="000000"/>
+              </w:pBdr>
+              <w:spacing w:after="100" w:before="100" w:line="240"/>
+              <w:ind w:left="100" w:right="100" w:firstLine="0" w:firstLineChars="0"/>
+              <w:rPr>
+                <w:rFonts w:ascii="Arial" w:hAnsi="Arial" w:eastAsia="Arial" w:cs="Arial"/>
+                <w:i w:val="false"/>
+                <w:b w:val="false"/>
+                <w:u w:val="none"/>
+                <w:strike w:val="false"/>
+                <w:sz w:val="20"/>
+                <w:szCs w:val="20"/>
+                <w:color w:val="000000"/>
+              </w:rPr>
+            </w:pPr>
+            <w:r>
+              <w:rPr>
+                <w:rFonts w:ascii="Arial" w:hAnsi="Arial" w:eastAsia="Arial" w:cs="Arial"/>
+                <w:i w:val="false"/>
+                <w:b w:val="false"/>
+                <w:u w:val="none"/>
+                <w:strike w:val="false"/>
+                <w:sz w:val="20"/>
+                <w:szCs w:val="20"/>
+                <w:color w:val="000000"/>
+              </w:rPr>
+              <w:t xml:space="preserve">4.08 ± 0.79</w:t>
+            </w:r>
+          </w:p>
+        </w:tc>
+        <w:tc>
+          <w:tcPr>
+            <w:tcBorders>
+              <w:bottom w:val="none" w:sz="0" w:space="0" w:color="000000"/>
+              <w:top w:val="none" w:sz="0" w:space="0" w:color="000000"/>
+              <w:left w:val="none" w:sz="0" w:space="0" w:color="000000"/>
+              <w:right w:val="none" w:sz="0" w:space="0" w:color="000000"/>
+            </w:tcBorders>
+            <w:shd w:val="clear" w:color="auto" w:fill="FFFFFF"/>
+            <w:tcMar>
+              <w:top w:w="0" w:type="dxa"/>
+              <w:bottom w:w="0" w:type="dxa"/>
+              <w:left w:w="0" w:type="dxa"/>
+              <w:right w:w="0" w:type="dxa"/>
+            </w:tcMar>
+            <w:vAlign w:val="top"/>
+          </w:tcPr>
+          <w:p>
+            <w:pPr>
+              <w:pStyle w:val="Normal"/>
+              <w:jc w:val="center"/>
+              <w:pBdr>
+                <w:bottom w:val="none" w:sz="0" w:space="0" w:color="000000"/>
+                <w:top w:val="none" w:sz="0" w:space="0" w:color="000000"/>
+                <w:left w:val="none" w:sz="0" w:space="0" w:color="000000"/>
+                <w:right w:val="none" w:sz="0" w:space="0" w:color="000000"/>
+              </w:pBdr>
+              <w:spacing w:after="100" w:before="100" w:line="240"/>
+              <w:ind w:left="100" w:right="100" w:firstLine="0" w:firstLineChars="0"/>
+              <w:rPr>
+                <w:rFonts w:ascii="Arial" w:hAnsi="Arial" w:eastAsia="Arial" w:cs="Arial"/>
+                <w:i w:val="false"/>
+                <w:b w:val="false"/>
+                <w:u w:val="none"/>
+                <w:strike w:val="false"/>
+                <w:sz w:val="20"/>
+                <w:szCs w:val="20"/>
+                <w:color w:val="000000"/>
+              </w:rPr>
+            </w:pPr>
+            <w:r>
+              <w:rPr>
+                <w:rFonts w:ascii="Arial" w:hAnsi="Arial" w:eastAsia="Arial" w:cs="Arial"/>
+                <w:i w:val="false"/>
+                <w:b w:val="false"/>
+                <w:u w:val="none"/>
+                <w:strike w:val="false"/>
+                <w:sz w:val="20"/>
+                <w:szCs w:val="20"/>
+                <w:color w:val="000000"/>
+              </w:rPr>
+              <w:t xml:space="preserve">7.45 ± 1.61</w:t>
+            </w:r>
+          </w:p>
+        </w:tc>
+        <w:tc>
+          <w:tcPr>
+            <w:tcBorders>
+              <w:bottom w:val="none" w:sz="0" w:space="0" w:color="000000"/>
+              <w:top w:val="none" w:sz="0" w:space="0" w:color="000000"/>
+              <w:left w:val="none" w:sz="0" w:space="0" w:color="000000"/>
+              <w:right w:val="none" w:sz="0" w:space="0" w:color="000000"/>
+            </w:tcBorders>
+            <w:shd w:val="clear" w:color="auto" w:fill="FFFFFF"/>
+            <w:tcMar>
+              <w:top w:w="0" w:type="dxa"/>
+              <w:bottom w:w="0" w:type="dxa"/>
+              <w:left w:w="0" w:type="dxa"/>
+              <w:right w:w="0" w:type="dxa"/>
+            </w:tcMar>
+            <w:vAlign w:val="top"/>
+          </w:tcPr>
+          <w:p>
+            <w:pPr>
+              <w:pStyle w:val="Normal"/>
+              <w:jc w:val="center"/>
+              <w:pBdr>
+                <w:bottom w:val="none" w:sz="0" w:space="0" w:color="000000"/>
+                <w:top w:val="none" w:sz="0" w:space="0" w:color="000000"/>
+                <w:left w:val="none" w:sz="0" w:space="0" w:color="000000"/>
+                <w:right w:val="none" w:sz="0" w:space="0" w:color="000000"/>
+              </w:pBdr>
+              <w:spacing w:after="100" w:before="100" w:line="240"/>
+              <w:ind w:left="100" w:right="100" w:firstLine="0" w:firstLineChars="0"/>
+              <w:rPr>
+                <w:rFonts w:ascii="Arial" w:hAnsi="Arial" w:eastAsia="Arial" w:cs="Arial"/>
+                <w:i w:val="false"/>
+                <w:b w:val="false"/>
+                <w:u w:val="none"/>
+                <w:strike w:val="false"/>
+                <w:sz w:val="20"/>
+                <w:szCs w:val="20"/>
+                <w:color w:val="000000"/>
+              </w:rPr>
+            </w:pPr>
+            <w:r>
+              <w:rPr>
+                <w:rFonts w:ascii="Arial" w:hAnsi="Arial" w:eastAsia="Arial" w:cs="Arial"/>
+                <w:i w:val="false"/>
+                <w:b w:val="false"/>
+                <w:u w:val="none"/>
+                <w:strike w:val="false"/>
+                <w:sz w:val="20"/>
+                <w:szCs w:val="20"/>
+                <w:color w:val="000000"/>
+              </w:rPr>
+              <w:t xml:space="preserve">0.21 ± 0.33</w:t>
+            </w:r>
+          </w:p>
+        </w:tc>
+        <w:tc>
+          <w:tcPr>
+            <w:tcBorders>
+              <w:bottom w:val="none" w:sz="0" w:space="0" w:color="000000"/>
+              <w:top w:val="none" w:sz="0" w:space="0" w:color="000000"/>
+              <w:left w:val="none" w:sz="0" w:space="0" w:color="000000"/>
+              <w:right w:val="none" w:sz="0" w:space="0" w:color="000000"/>
+            </w:tcBorders>
+            <w:shd w:val="clear" w:color="auto" w:fill="FFFFFF"/>
+            <w:tcMar>
+              <w:top w:w="0" w:type="dxa"/>
+              <w:bottom w:w="0" w:type="dxa"/>
+              <w:left w:w="0" w:type="dxa"/>
+              <w:right w:w="0" w:type="dxa"/>
+            </w:tcMar>
+            <w:vAlign w:val="top"/>
+          </w:tcPr>
+          <w:p>
+            <w:pPr>
+              <w:pStyle w:val="Normal"/>
+              <w:jc w:val="center"/>
+              <w:pBdr>
+                <w:bottom w:val="none" w:sz="0" w:space="0" w:color="000000"/>
+                <w:top w:val="none" w:sz="0" w:space="0" w:color="000000"/>
+                <w:left w:val="none" w:sz="0" w:space="0" w:color="000000"/>
+                <w:right w:val="none" w:sz="0" w:space="0" w:color="000000"/>
+              </w:pBdr>
+              <w:spacing w:after="100" w:before="100" w:line="240"/>
+              <w:ind w:left="100" w:right="100" w:firstLine="0" w:firstLineChars="0"/>
+              <w:rPr>
+                <w:rFonts w:ascii="Arial" w:hAnsi="Arial" w:eastAsia="Arial" w:cs="Arial"/>
+                <w:i w:val="false"/>
+                <w:b w:val="false"/>
+                <w:u w:val="none"/>
+                <w:strike w:val="false"/>
+                <w:sz w:val="20"/>
+                <w:szCs w:val="20"/>
+                <w:color w:val="000000"/>
+              </w:rPr>
+            </w:pPr>
+            <w:r>
+              <w:rPr>
+                <w:rFonts w:ascii="Arial" w:hAnsi="Arial" w:eastAsia="Arial" w:cs="Arial"/>
+                <w:i w:val="false"/>
+                <w:b w:val="false"/>
+                <w:u w:val="none"/>
+                <w:strike w:val="false"/>
+                <w:sz w:val="20"/>
+                <w:szCs w:val="20"/>
+                <w:color w:val="000000"/>
+              </w:rPr>
+              <w:t xml:space="preserve">0.56 ± 0.17</w:t>
             </w:r>
           </w:p>
         </w:tc>
@@ -2734,7 +2734,7 @@
                 <w:szCs w:val="20"/>
                 <w:color w:val="000000"/>
               </w:rPr>
-              <w:t xml:space="preserve">7.32 ± 4.30</w:t>
+              <w:t xml:space="preserve">6.82 ± 5.47</w:t>
             </w:r>
           </w:p>
         </w:tc>
@@ -2961,227 +2961,227 @@
                 <w:szCs w:val="20"/>
                 <w:color w:val="000000"/>
               </w:rPr>
-              <w:t xml:space="preserve">1.55 ± 0.58</w:t>
-            </w:r>
-          </w:p>
-        </w:tc>
-        <w:tc>
-          <w:tcPr>
-            <w:tcBorders>
-              <w:bottom w:val="none" w:sz="0" w:space="0" w:color="000000"/>
-              <w:top w:val="none" w:sz="0" w:space="0" w:color="000000"/>
-              <w:left w:val="none" w:sz="0" w:space="0" w:color="000000"/>
-              <w:right w:val="none" w:sz="0" w:space="0" w:color="000000"/>
-            </w:tcBorders>
-            <w:shd w:val="clear" w:color="auto" w:fill="FFFFFF"/>
-            <w:tcMar>
-              <w:top w:w="0" w:type="dxa"/>
-              <w:bottom w:w="0" w:type="dxa"/>
-              <w:left w:w="0" w:type="dxa"/>
-              <w:right w:w="0" w:type="dxa"/>
-            </w:tcMar>
-            <w:vAlign w:val="top"/>
-          </w:tcPr>
-          <w:p>
-            <w:pPr>
-              <w:pStyle w:val="Normal"/>
-              <w:jc w:val="center"/>
-              <w:pBdr>
-                <w:bottom w:val="none" w:sz="0" w:space="0" w:color="000000"/>
-                <w:top w:val="none" w:sz="0" w:space="0" w:color="000000"/>
-                <w:left w:val="none" w:sz="0" w:space="0" w:color="000000"/>
-                <w:right w:val="none" w:sz="0" w:space="0" w:color="000000"/>
-              </w:pBdr>
-              <w:spacing w:after="100" w:before="100" w:line="240"/>
-              <w:ind w:left="100" w:right="100" w:firstLine="0" w:firstLineChars="0"/>
-              <w:rPr>
-                <w:rFonts w:ascii="Arial" w:hAnsi="Arial" w:eastAsia="Arial" w:cs="Arial"/>
-                <w:i w:val="false"/>
-                <w:b w:val="false"/>
-                <w:u w:val="none"/>
-                <w:strike w:val="false"/>
-                <w:sz w:val="20"/>
-                <w:szCs w:val="20"/>
-                <w:color w:val="000000"/>
-              </w:rPr>
-            </w:pPr>
-            <w:r>
-              <w:rPr>
-                <w:rFonts w:ascii="Arial" w:hAnsi="Arial" w:eastAsia="Arial" w:cs="Arial"/>
-                <w:i w:val="false"/>
-                <w:b w:val="false"/>
-                <w:u w:val="none"/>
-                <w:strike w:val="false"/>
-                <w:sz w:val="20"/>
-                <w:szCs w:val="20"/>
-                <w:color w:val="000000"/>
-              </w:rPr>
-              <w:t xml:space="preserve">3.57 ± 0.81</w:t>
-            </w:r>
-          </w:p>
-        </w:tc>
-        <w:tc>
-          <w:tcPr>
-            <w:tcBorders>
-              <w:bottom w:val="none" w:sz="0" w:space="0" w:color="000000"/>
-              <w:top w:val="none" w:sz="0" w:space="0" w:color="000000"/>
-              <w:left w:val="none" w:sz="0" w:space="0" w:color="000000"/>
-              <w:right w:val="none" w:sz="0" w:space="0" w:color="000000"/>
-            </w:tcBorders>
-            <w:shd w:val="clear" w:color="auto" w:fill="FFFFFF"/>
-            <w:tcMar>
-              <w:top w:w="0" w:type="dxa"/>
-              <w:bottom w:w="0" w:type="dxa"/>
-              <w:left w:w="0" w:type="dxa"/>
-              <w:right w:w="0" w:type="dxa"/>
-            </w:tcMar>
-            <w:vAlign w:val="top"/>
-          </w:tcPr>
-          <w:p>
-            <w:pPr>
-              <w:pStyle w:val="Normal"/>
-              <w:jc w:val="center"/>
-              <w:pBdr>
-                <w:bottom w:val="none" w:sz="0" w:space="0" w:color="000000"/>
-                <w:top w:val="none" w:sz="0" w:space="0" w:color="000000"/>
-                <w:left w:val="none" w:sz="0" w:space="0" w:color="000000"/>
-                <w:right w:val="none" w:sz="0" w:space="0" w:color="000000"/>
-              </w:pBdr>
-              <w:spacing w:after="100" w:before="100" w:line="240"/>
-              <w:ind w:left="100" w:right="100" w:firstLine="0" w:firstLineChars="0"/>
-              <w:rPr>
-                <w:rFonts w:ascii="Arial" w:hAnsi="Arial" w:eastAsia="Arial" w:cs="Arial"/>
-                <w:i w:val="false"/>
-                <w:b w:val="false"/>
-                <w:u w:val="none"/>
-                <w:strike w:val="false"/>
-                <w:sz w:val="20"/>
-                <w:szCs w:val="20"/>
-                <w:color w:val="000000"/>
-              </w:rPr>
-            </w:pPr>
-            <w:r>
-              <w:rPr>
-                <w:rFonts w:ascii="Arial" w:hAnsi="Arial" w:eastAsia="Arial" w:cs="Arial"/>
-                <w:i w:val="false"/>
-                <w:b w:val="false"/>
-                <w:u w:val="none"/>
-                <w:strike w:val="false"/>
-                <w:sz w:val="20"/>
-                <w:szCs w:val="20"/>
-                <w:color w:val="000000"/>
-              </w:rPr>
-              <w:t xml:space="preserve">6.38 ± 1.66</w:t>
-            </w:r>
-          </w:p>
-        </w:tc>
-        <w:tc>
-          <w:tcPr>
-            <w:tcBorders>
-              <w:bottom w:val="none" w:sz="0" w:space="0" w:color="000000"/>
-              <w:top w:val="none" w:sz="0" w:space="0" w:color="000000"/>
-              <w:left w:val="none" w:sz="0" w:space="0" w:color="000000"/>
-              <w:right w:val="none" w:sz="0" w:space="0" w:color="000000"/>
-            </w:tcBorders>
-            <w:shd w:val="clear" w:color="auto" w:fill="FFFFFF"/>
-            <w:tcMar>
-              <w:top w:w="0" w:type="dxa"/>
-              <w:bottom w:w="0" w:type="dxa"/>
-              <w:left w:w="0" w:type="dxa"/>
-              <w:right w:w="0" w:type="dxa"/>
-            </w:tcMar>
-            <w:vAlign w:val="top"/>
-          </w:tcPr>
-          <w:p>
-            <w:pPr>
-              <w:pStyle w:val="Normal"/>
-              <w:jc w:val="center"/>
-              <w:pBdr>
-                <w:bottom w:val="none" w:sz="0" w:space="0" w:color="000000"/>
-                <w:top w:val="none" w:sz="0" w:space="0" w:color="000000"/>
-                <w:left w:val="none" w:sz="0" w:space="0" w:color="000000"/>
-                <w:right w:val="none" w:sz="0" w:space="0" w:color="000000"/>
-              </w:pBdr>
-              <w:spacing w:after="100" w:before="100" w:line="240"/>
-              <w:ind w:left="100" w:right="100" w:firstLine="0" w:firstLineChars="0"/>
-              <w:rPr>
-                <w:rFonts w:ascii="Arial" w:hAnsi="Arial" w:eastAsia="Arial" w:cs="Arial"/>
-                <w:i w:val="false"/>
-                <w:b w:val="false"/>
-                <w:u w:val="none"/>
-                <w:strike w:val="false"/>
-                <w:sz w:val="20"/>
-                <w:szCs w:val="20"/>
-                <w:color w:val="000000"/>
-              </w:rPr>
-            </w:pPr>
-            <w:r>
-              <w:rPr>
-                <w:rFonts w:ascii="Arial" w:hAnsi="Arial" w:eastAsia="Arial" w:cs="Arial"/>
-                <w:i w:val="false"/>
-                <w:b w:val="false"/>
-                <w:u w:val="none"/>
-                <w:strike w:val="false"/>
-                <w:sz w:val="20"/>
-                <w:szCs w:val="20"/>
-                <w:color w:val="000000"/>
-              </w:rPr>
-              <w:t xml:space="preserve">0.66 ± 0.37</w:t>
-            </w:r>
-          </w:p>
-        </w:tc>
-        <w:tc>
-          <w:tcPr>
-            <w:tcBorders>
-              <w:bottom w:val="none" w:sz="0" w:space="0" w:color="000000"/>
-              <w:top w:val="none" w:sz="0" w:space="0" w:color="000000"/>
-              <w:left w:val="none" w:sz="0" w:space="0" w:color="000000"/>
-              <w:right w:val="none" w:sz="0" w:space="0" w:color="000000"/>
-            </w:tcBorders>
-            <w:shd w:val="clear" w:color="auto" w:fill="FFFFFF"/>
-            <w:tcMar>
-              <w:top w:w="0" w:type="dxa"/>
-              <w:bottom w:w="0" w:type="dxa"/>
-              <w:left w:w="0" w:type="dxa"/>
-              <w:right w:w="0" w:type="dxa"/>
-            </w:tcMar>
-            <w:vAlign w:val="top"/>
-          </w:tcPr>
-          <w:p>
-            <w:pPr>
-              <w:pStyle w:val="Normal"/>
-              <w:jc w:val="center"/>
-              <w:pBdr>
-                <w:bottom w:val="none" w:sz="0" w:space="0" w:color="000000"/>
-                <w:top w:val="none" w:sz="0" w:space="0" w:color="000000"/>
-                <w:left w:val="none" w:sz="0" w:space="0" w:color="000000"/>
-                <w:right w:val="none" w:sz="0" w:space="0" w:color="000000"/>
-              </w:pBdr>
-              <w:spacing w:after="100" w:before="100" w:line="240"/>
-              <w:ind w:left="100" w:right="100" w:firstLine="0" w:firstLineChars="0"/>
-              <w:rPr>
-                <w:rFonts w:ascii="Arial" w:hAnsi="Arial" w:eastAsia="Arial" w:cs="Arial"/>
-                <w:i w:val="false"/>
-                <w:b w:val="false"/>
-                <w:u w:val="none"/>
-                <w:strike w:val="false"/>
-                <w:sz w:val="20"/>
-                <w:szCs w:val="20"/>
-                <w:color w:val="000000"/>
-              </w:rPr>
-            </w:pPr>
-            <w:r>
-              <w:rPr>
-                <w:rFonts w:ascii="Arial" w:hAnsi="Arial" w:eastAsia="Arial" w:cs="Arial"/>
-                <w:i w:val="false"/>
-                <w:b w:val="false"/>
-                <w:u w:val="none"/>
-                <w:strike w:val="false"/>
-                <w:sz w:val="20"/>
-                <w:szCs w:val="20"/>
-                <w:color w:val="000000"/>
-              </w:rPr>
-              <w:t xml:space="preserve">0.36 ± 0.18</w:t>
+              <w:t xml:space="preserve">1.55 ± 0.60</w:t>
+            </w:r>
+          </w:p>
+        </w:tc>
+        <w:tc>
+          <w:tcPr>
+            <w:tcBorders>
+              <w:bottom w:val="none" w:sz="0" w:space="0" w:color="000000"/>
+              <w:top w:val="none" w:sz="0" w:space="0" w:color="000000"/>
+              <w:left w:val="none" w:sz="0" w:space="0" w:color="000000"/>
+              <w:right w:val="none" w:sz="0" w:space="0" w:color="000000"/>
+            </w:tcBorders>
+            <w:shd w:val="clear" w:color="auto" w:fill="FFFFFF"/>
+            <w:tcMar>
+              <w:top w:w="0" w:type="dxa"/>
+              <w:bottom w:w="0" w:type="dxa"/>
+              <w:left w:w="0" w:type="dxa"/>
+              <w:right w:w="0" w:type="dxa"/>
+            </w:tcMar>
+            <w:vAlign w:val="top"/>
+          </w:tcPr>
+          <w:p>
+            <w:pPr>
+              <w:pStyle w:val="Normal"/>
+              <w:jc w:val="center"/>
+              <w:pBdr>
+                <w:bottom w:val="none" w:sz="0" w:space="0" w:color="000000"/>
+                <w:top w:val="none" w:sz="0" w:space="0" w:color="000000"/>
+                <w:left w:val="none" w:sz="0" w:space="0" w:color="000000"/>
+                <w:right w:val="none" w:sz="0" w:space="0" w:color="000000"/>
+              </w:pBdr>
+              <w:spacing w:after="100" w:before="100" w:line="240"/>
+              <w:ind w:left="100" w:right="100" w:firstLine="0" w:firstLineChars="0"/>
+              <w:rPr>
+                <w:rFonts w:ascii="Arial" w:hAnsi="Arial" w:eastAsia="Arial" w:cs="Arial"/>
+                <w:i w:val="false"/>
+                <w:b w:val="false"/>
+                <w:u w:val="none"/>
+                <w:strike w:val="false"/>
+                <w:sz w:val="20"/>
+                <w:szCs w:val="20"/>
+                <w:color w:val="000000"/>
+              </w:rPr>
+            </w:pPr>
+            <w:r>
+              <w:rPr>
+                <w:rFonts w:ascii="Arial" w:hAnsi="Arial" w:eastAsia="Arial" w:cs="Arial"/>
+                <w:i w:val="false"/>
+                <w:b w:val="false"/>
+                <w:u w:val="none"/>
+                <w:strike w:val="false"/>
+                <w:sz w:val="20"/>
+                <w:szCs w:val="20"/>
+                <w:color w:val="000000"/>
+              </w:rPr>
+              <w:t xml:space="preserve">3.57 ± 0.83</w:t>
+            </w:r>
+          </w:p>
+        </w:tc>
+        <w:tc>
+          <w:tcPr>
+            <w:tcBorders>
+              <w:bottom w:val="none" w:sz="0" w:space="0" w:color="000000"/>
+              <w:top w:val="none" w:sz="0" w:space="0" w:color="000000"/>
+              <w:left w:val="none" w:sz="0" w:space="0" w:color="000000"/>
+              <w:right w:val="none" w:sz="0" w:space="0" w:color="000000"/>
+            </w:tcBorders>
+            <w:shd w:val="clear" w:color="auto" w:fill="FFFFFF"/>
+            <w:tcMar>
+              <w:top w:w="0" w:type="dxa"/>
+              <w:bottom w:w="0" w:type="dxa"/>
+              <w:left w:w="0" w:type="dxa"/>
+              <w:right w:w="0" w:type="dxa"/>
+            </w:tcMar>
+            <w:vAlign w:val="top"/>
+          </w:tcPr>
+          <w:p>
+            <w:pPr>
+              <w:pStyle w:val="Normal"/>
+              <w:jc w:val="center"/>
+              <w:pBdr>
+                <w:bottom w:val="none" w:sz="0" w:space="0" w:color="000000"/>
+                <w:top w:val="none" w:sz="0" w:space="0" w:color="000000"/>
+                <w:left w:val="none" w:sz="0" w:space="0" w:color="000000"/>
+                <w:right w:val="none" w:sz="0" w:space="0" w:color="000000"/>
+              </w:pBdr>
+              <w:spacing w:after="100" w:before="100" w:line="240"/>
+              <w:ind w:left="100" w:right="100" w:firstLine="0" w:firstLineChars="0"/>
+              <w:rPr>
+                <w:rFonts w:ascii="Arial" w:hAnsi="Arial" w:eastAsia="Arial" w:cs="Arial"/>
+                <w:i w:val="false"/>
+                <w:b w:val="false"/>
+                <w:u w:val="none"/>
+                <w:strike w:val="false"/>
+                <w:sz w:val="20"/>
+                <w:szCs w:val="20"/>
+                <w:color w:val="000000"/>
+              </w:rPr>
+            </w:pPr>
+            <w:r>
+              <w:rPr>
+                <w:rFonts w:ascii="Arial" w:hAnsi="Arial" w:eastAsia="Arial" w:cs="Arial"/>
+                <w:i w:val="false"/>
+                <w:b w:val="false"/>
+                <w:u w:val="none"/>
+                <w:strike w:val="false"/>
+                <w:sz w:val="20"/>
+                <w:szCs w:val="20"/>
+                <w:color w:val="000000"/>
+              </w:rPr>
+              <w:t xml:space="preserve">6.38 ± 1.70</w:t>
+            </w:r>
+          </w:p>
+        </w:tc>
+        <w:tc>
+          <w:tcPr>
+            <w:tcBorders>
+              <w:bottom w:val="none" w:sz="0" w:space="0" w:color="000000"/>
+              <w:top w:val="none" w:sz="0" w:space="0" w:color="000000"/>
+              <w:left w:val="none" w:sz="0" w:space="0" w:color="000000"/>
+              <w:right w:val="none" w:sz="0" w:space="0" w:color="000000"/>
+            </w:tcBorders>
+            <w:shd w:val="clear" w:color="auto" w:fill="FFFFFF"/>
+            <w:tcMar>
+              <w:top w:w="0" w:type="dxa"/>
+              <w:bottom w:w="0" w:type="dxa"/>
+              <w:left w:w="0" w:type="dxa"/>
+              <w:right w:w="0" w:type="dxa"/>
+            </w:tcMar>
+            <w:vAlign w:val="top"/>
+          </w:tcPr>
+          <w:p>
+            <w:pPr>
+              <w:pStyle w:val="Normal"/>
+              <w:jc w:val="center"/>
+              <w:pBdr>
+                <w:bottom w:val="none" w:sz="0" w:space="0" w:color="000000"/>
+                <w:top w:val="none" w:sz="0" w:space="0" w:color="000000"/>
+                <w:left w:val="none" w:sz="0" w:space="0" w:color="000000"/>
+                <w:right w:val="none" w:sz="0" w:space="0" w:color="000000"/>
+              </w:pBdr>
+              <w:spacing w:after="100" w:before="100" w:line="240"/>
+              <w:ind w:left="100" w:right="100" w:firstLine="0" w:firstLineChars="0"/>
+              <w:rPr>
+                <w:rFonts w:ascii="Arial" w:hAnsi="Arial" w:eastAsia="Arial" w:cs="Arial"/>
+                <w:i w:val="false"/>
+                <w:b w:val="false"/>
+                <w:u w:val="none"/>
+                <w:strike w:val="false"/>
+                <w:sz w:val="20"/>
+                <w:szCs w:val="20"/>
+                <w:color w:val="000000"/>
+              </w:rPr>
+            </w:pPr>
+            <w:r>
+              <w:rPr>
+                <w:rFonts w:ascii="Arial" w:hAnsi="Arial" w:eastAsia="Arial" w:cs="Arial"/>
+                <w:i w:val="false"/>
+                <w:b w:val="false"/>
+                <w:u w:val="none"/>
+                <w:strike w:val="false"/>
+                <w:sz w:val="20"/>
+                <w:szCs w:val="20"/>
+                <w:color w:val="000000"/>
+              </w:rPr>
+              <w:t xml:space="preserve">0.66 ± 0.38</w:t>
+            </w:r>
+          </w:p>
+        </w:tc>
+        <w:tc>
+          <w:tcPr>
+            <w:tcBorders>
+              <w:bottom w:val="none" w:sz="0" w:space="0" w:color="000000"/>
+              <w:top w:val="none" w:sz="0" w:space="0" w:color="000000"/>
+              <w:left w:val="none" w:sz="0" w:space="0" w:color="000000"/>
+              <w:right w:val="none" w:sz="0" w:space="0" w:color="000000"/>
+            </w:tcBorders>
+            <w:shd w:val="clear" w:color="auto" w:fill="FFFFFF"/>
+            <w:tcMar>
+              <w:top w:w="0" w:type="dxa"/>
+              <w:bottom w:w="0" w:type="dxa"/>
+              <w:left w:w="0" w:type="dxa"/>
+              <w:right w:w="0" w:type="dxa"/>
+            </w:tcMar>
+            <w:vAlign w:val="top"/>
+          </w:tcPr>
+          <w:p>
+            <w:pPr>
+              <w:pStyle w:val="Normal"/>
+              <w:jc w:val="center"/>
+              <w:pBdr>
+                <w:bottom w:val="none" w:sz="0" w:space="0" w:color="000000"/>
+                <w:top w:val="none" w:sz="0" w:space="0" w:color="000000"/>
+                <w:left w:val="none" w:sz="0" w:space="0" w:color="000000"/>
+                <w:right w:val="none" w:sz="0" w:space="0" w:color="000000"/>
+              </w:pBdr>
+              <w:spacing w:after="100" w:before="100" w:line="240"/>
+              <w:ind w:left="100" w:right="100" w:firstLine="0" w:firstLineChars="0"/>
+              <w:rPr>
+                <w:rFonts w:ascii="Arial" w:hAnsi="Arial" w:eastAsia="Arial" w:cs="Arial"/>
+                <w:i w:val="false"/>
+                <w:b w:val="false"/>
+                <w:u w:val="none"/>
+                <w:strike w:val="false"/>
+                <w:sz w:val="20"/>
+                <w:szCs w:val="20"/>
+                <w:color w:val="000000"/>
+              </w:rPr>
+            </w:pPr>
+            <w:r>
+              <w:rPr>
+                <w:rFonts w:ascii="Arial" w:hAnsi="Arial" w:eastAsia="Arial" w:cs="Arial"/>
+                <w:i w:val="false"/>
+                <w:b w:val="false"/>
+                <w:u w:val="none"/>
+                <w:strike w:val="false"/>
+                <w:sz w:val="20"/>
+                <w:szCs w:val="20"/>
+                <w:color w:val="000000"/>
+              </w:rPr>
+              <w:t xml:space="preserve">0.35 ± 0.19</w:t>
             </w:r>
           </w:p>
         </w:tc>
@@ -3291,7 +3291,7 @@
                 <w:szCs w:val="20"/>
                 <w:color w:val="000000"/>
               </w:rPr>
-              <w:t xml:space="preserve">3.73 ± 5.09</w:t>
+              <w:t xml:space="preserve">4.43 ± 5.57</w:t>
             </w:r>
           </w:p>
         </w:tc>
@@ -3492,227 +3492,227 @@
                 <w:szCs w:val="20"/>
                 <w:color w:val="000000"/>
               </w:rPr>
-              <w:t xml:space="preserve">1.58 ± 0.54</w:t>
-            </w:r>
-          </w:p>
-        </w:tc>
-        <w:tc>
-          <w:tcPr>
-            <w:tcBorders>
-              <w:bottom w:val="none" w:sz="0" w:space="0" w:color="000000"/>
-              <w:top w:val="none" w:sz="0" w:space="0" w:color="000000"/>
-              <w:left w:val="none" w:sz="0" w:space="0" w:color="000000"/>
-              <w:right w:val="none" w:sz="0" w:space="0" w:color="000000"/>
-            </w:tcBorders>
-            <w:shd w:val="clear" w:color="auto" w:fill="FFFFFF"/>
-            <w:tcMar>
-              <w:top w:w="0" w:type="dxa"/>
-              <w:bottom w:w="0" w:type="dxa"/>
-              <w:left w:w="0" w:type="dxa"/>
-              <w:right w:w="0" w:type="dxa"/>
-            </w:tcMar>
-            <w:vAlign w:val="top"/>
-          </w:tcPr>
-          <w:p>
-            <w:pPr>
-              <w:pStyle w:val="Normal"/>
-              <w:jc w:val="center"/>
-              <w:pBdr>
-                <w:bottom w:val="none" w:sz="0" w:space="0" w:color="000000"/>
-                <w:top w:val="none" w:sz="0" w:space="0" w:color="000000"/>
-                <w:left w:val="none" w:sz="0" w:space="0" w:color="000000"/>
-                <w:right w:val="none" w:sz="0" w:space="0" w:color="000000"/>
-              </w:pBdr>
-              <w:spacing w:after="100" w:before="100" w:line="240"/>
-              <w:ind w:left="100" w:right="100" w:firstLine="0" w:firstLineChars="0"/>
-              <w:rPr>
-                <w:rFonts w:ascii="Arial" w:hAnsi="Arial" w:eastAsia="Arial" w:cs="Arial"/>
-                <w:i w:val="false"/>
-                <w:b w:val="false"/>
-                <w:u w:val="none"/>
-                <w:strike w:val="false"/>
-                <w:sz w:val="20"/>
-                <w:szCs w:val="20"/>
-                <w:color w:val="000000"/>
-              </w:rPr>
-            </w:pPr>
-            <w:r>
-              <w:rPr>
-                <w:rFonts w:ascii="Arial" w:hAnsi="Arial" w:eastAsia="Arial" w:cs="Arial"/>
-                <w:i w:val="false"/>
-                <w:b w:val="false"/>
-                <w:u w:val="none"/>
-                <w:strike w:val="false"/>
-                <w:sz w:val="20"/>
-                <w:szCs w:val="20"/>
-                <w:color w:val="000000"/>
-              </w:rPr>
-              <w:t xml:space="preserve">3.83 ± 0.75</w:t>
-            </w:r>
-          </w:p>
-        </w:tc>
-        <w:tc>
-          <w:tcPr>
-            <w:tcBorders>
-              <w:bottom w:val="none" w:sz="0" w:space="0" w:color="000000"/>
-              <w:top w:val="none" w:sz="0" w:space="0" w:color="000000"/>
-              <w:left w:val="none" w:sz="0" w:space="0" w:color="000000"/>
-              <w:right w:val="none" w:sz="0" w:space="0" w:color="000000"/>
-            </w:tcBorders>
-            <w:shd w:val="clear" w:color="auto" w:fill="FFFFFF"/>
-            <w:tcMar>
-              <w:top w:w="0" w:type="dxa"/>
-              <w:bottom w:w="0" w:type="dxa"/>
-              <w:left w:w="0" w:type="dxa"/>
-              <w:right w:w="0" w:type="dxa"/>
-            </w:tcMar>
-            <w:vAlign w:val="top"/>
-          </w:tcPr>
-          <w:p>
-            <w:pPr>
-              <w:pStyle w:val="Normal"/>
-              <w:jc w:val="center"/>
-              <w:pBdr>
-                <w:bottom w:val="none" w:sz="0" w:space="0" w:color="000000"/>
-                <w:top w:val="none" w:sz="0" w:space="0" w:color="000000"/>
-                <w:left w:val="none" w:sz="0" w:space="0" w:color="000000"/>
-                <w:right w:val="none" w:sz="0" w:space="0" w:color="000000"/>
-              </w:pBdr>
-              <w:spacing w:after="100" w:before="100" w:line="240"/>
-              <w:ind w:left="100" w:right="100" w:firstLine="0" w:firstLineChars="0"/>
-              <w:rPr>
-                <w:rFonts w:ascii="Arial" w:hAnsi="Arial" w:eastAsia="Arial" w:cs="Arial"/>
-                <w:i w:val="false"/>
-                <w:b w:val="false"/>
-                <w:u w:val="none"/>
-                <w:strike w:val="false"/>
-                <w:sz w:val="20"/>
-                <w:szCs w:val="20"/>
-                <w:color w:val="000000"/>
-              </w:rPr>
-            </w:pPr>
-            <w:r>
-              <w:rPr>
-                <w:rFonts w:ascii="Arial" w:hAnsi="Arial" w:eastAsia="Arial" w:cs="Arial"/>
-                <w:i w:val="false"/>
-                <w:b w:val="false"/>
-                <w:u w:val="none"/>
-                <w:strike w:val="false"/>
-                <w:sz w:val="20"/>
-                <w:szCs w:val="20"/>
-                <w:color w:val="000000"/>
-              </w:rPr>
-              <w:t xml:space="preserve">7.20 ± 1.54</w:t>
-            </w:r>
-          </w:p>
-        </w:tc>
-        <w:tc>
-          <w:tcPr>
-            <w:tcBorders>
-              <w:bottom w:val="none" w:sz="0" w:space="0" w:color="000000"/>
-              <w:top w:val="none" w:sz="0" w:space="0" w:color="000000"/>
-              <w:left w:val="none" w:sz="0" w:space="0" w:color="000000"/>
-              <w:right w:val="none" w:sz="0" w:space="0" w:color="000000"/>
-            </w:tcBorders>
-            <w:shd w:val="clear" w:color="auto" w:fill="FFFFFF"/>
-            <w:tcMar>
-              <w:top w:w="0" w:type="dxa"/>
-              <w:bottom w:w="0" w:type="dxa"/>
-              <w:left w:w="0" w:type="dxa"/>
-              <w:right w:w="0" w:type="dxa"/>
-            </w:tcMar>
-            <w:vAlign w:val="top"/>
-          </w:tcPr>
-          <w:p>
-            <w:pPr>
-              <w:pStyle w:val="Normal"/>
-              <w:jc w:val="center"/>
-              <w:pBdr>
-                <w:bottom w:val="none" w:sz="0" w:space="0" w:color="000000"/>
-                <w:top w:val="none" w:sz="0" w:space="0" w:color="000000"/>
-                <w:left w:val="none" w:sz="0" w:space="0" w:color="000000"/>
-                <w:right w:val="none" w:sz="0" w:space="0" w:color="000000"/>
-              </w:pBdr>
-              <w:spacing w:after="100" w:before="100" w:line="240"/>
-              <w:ind w:left="100" w:right="100" w:firstLine="0" w:firstLineChars="0"/>
-              <w:rPr>
-                <w:rFonts w:ascii="Arial" w:hAnsi="Arial" w:eastAsia="Arial" w:cs="Arial"/>
-                <w:i w:val="false"/>
-                <w:b w:val="false"/>
-                <w:u w:val="none"/>
-                <w:strike w:val="false"/>
-                <w:sz w:val="20"/>
-                <w:szCs w:val="20"/>
-                <w:color w:val="000000"/>
-              </w:rPr>
-            </w:pPr>
-            <w:r>
-              <w:rPr>
-                <w:rFonts w:ascii="Arial" w:hAnsi="Arial" w:eastAsia="Arial" w:cs="Arial"/>
-                <w:i w:val="false"/>
-                <w:b w:val="false"/>
-                <w:u w:val="none"/>
-                <w:strike w:val="false"/>
-                <w:sz w:val="20"/>
-                <w:szCs w:val="20"/>
-                <w:color w:val="000000"/>
-              </w:rPr>
-              <w:t xml:space="preserve">0.62 ± 0.32</w:t>
-            </w:r>
-          </w:p>
-        </w:tc>
-        <w:tc>
-          <w:tcPr>
-            <w:tcBorders>
-              <w:bottom w:val="none" w:sz="0" w:space="0" w:color="000000"/>
-              <w:top w:val="none" w:sz="0" w:space="0" w:color="000000"/>
-              <w:left w:val="none" w:sz="0" w:space="0" w:color="000000"/>
-              <w:right w:val="none" w:sz="0" w:space="0" w:color="000000"/>
-            </w:tcBorders>
-            <w:shd w:val="clear" w:color="auto" w:fill="FFFFFF"/>
-            <w:tcMar>
-              <w:top w:w="0" w:type="dxa"/>
-              <w:bottom w:w="0" w:type="dxa"/>
-              <w:left w:w="0" w:type="dxa"/>
-              <w:right w:w="0" w:type="dxa"/>
-            </w:tcMar>
-            <w:vAlign w:val="top"/>
-          </w:tcPr>
-          <w:p>
-            <w:pPr>
-              <w:pStyle w:val="Normal"/>
-              <w:jc w:val="center"/>
-              <w:pBdr>
-                <w:bottom w:val="none" w:sz="0" w:space="0" w:color="000000"/>
-                <w:top w:val="none" w:sz="0" w:space="0" w:color="000000"/>
-                <w:left w:val="none" w:sz="0" w:space="0" w:color="000000"/>
-                <w:right w:val="none" w:sz="0" w:space="0" w:color="000000"/>
-              </w:pBdr>
-              <w:spacing w:after="100" w:before="100" w:line="240"/>
-              <w:ind w:left="100" w:right="100" w:firstLine="0" w:firstLineChars="0"/>
-              <w:rPr>
-                <w:rFonts w:ascii="Arial" w:hAnsi="Arial" w:eastAsia="Arial" w:cs="Arial"/>
-                <w:i w:val="false"/>
-                <w:b w:val="false"/>
-                <w:u w:val="none"/>
-                <w:strike w:val="false"/>
-                <w:sz w:val="20"/>
-                <w:szCs w:val="20"/>
-                <w:color w:val="000000"/>
-              </w:rPr>
-            </w:pPr>
-            <w:r>
-              <w:rPr>
-                <w:rFonts w:ascii="Arial" w:hAnsi="Arial" w:eastAsia="Arial" w:cs="Arial"/>
-                <w:i w:val="false"/>
-                <w:b w:val="false"/>
-                <w:u w:val="none"/>
-                <w:strike w:val="false"/>
-                <w:sz w:val="20"/>
-                <w:szCs w:val="20"/>
-                <w:color w:val="000000"/>
-              </w:rPr>
-              <w:t xml:space="preserve">0.54 ± 0.16</w:t>
+              <w:t xml:space="preserve">1.58 ± 0.57</w:t>
+            </w:r>
+          </w:p>
+        </w:tc>
+        <w:tc>
+          <w:tcPr>
+            <w:tcBorders>
+              <w:bottom w:val="none" w:sz="0" w:space="0" w:color="000000"/>
+              <w:top w:val="none" w:sz="0" w:space="0" w:color="000000"/>
+              <w:left w:val="none" w:sz="0" w:space="0" w:color="000000"/>
+              <w:right w:val="none" w:sz="0" w:space="0" w:color="000000"/>
+            </w:tcBorders>
+            <w:shd w:val="clear" w:color="auto" w:fill="FFFFFF"/>
+            <w:tcMar>
+              <w:top w:w="0" w:type="dxa"/>
+              <w:bottom w:w="0" w:type="dxa"/>
+              <w:left w:w="0" w:type="dxa"/>
+              <w:right w:w="0" w:type="dxa"/>
+            </w:tcMar>
+            <w:vAlign w:val="top"/>
+          </w:tcPr>
+          <w:p>
+            <w:pPr>
+              <w:pStyle w:val="Normal"/>
+              <w:jc w:val="center"/>
+              <w:pBdr>
+                <w:bottom w:val="none" w:sz="0" w:space="0" w:color="000000"/>
+                <w:top w:val="none" w:sz="0" w:space="0" w:color="000000"/>
+                <w:left w:val="none" w:sz="0" w:space="0" w:color="000000"/>
+                <w:right w:val="none" w:sz="0" w:space="0" w:color="000000"/>
+              </w:pBdr>
+              <w:spacing w:after="100" w:before="100" w:line="240"/>
+              <w:ind w:left="100" w:right="100" w:firstLine="0" w:firstLineChars="0"/>
+              <w:rPr>
+                <w:rFonts w:ascii="Arial" w:hAnsi="Arial" w:eastAsia="Arial" w:cs="Arial"/>
+                <w:i w:val="false"/>
+                <w:b w:val="false"/>
+                <w:u w:val="none"/>
+                <w:strike w:val="false"/>
+                <w:sz w:val="20"/>
+                <w:szCs w:val="20"/>
+                <w:color w:val="000000"/>
+              </w:rPr>
+            </w:pPr>
+            <w:r>
+              <w:rPr>
+                <w:rFonts w:ascii="Arial" w:hAnsi="Arial" w:eastAsia="Arial" w:cs="Arial"/>
+                <w:i w:val="false"/>
+                <w:b w:val="false"/>
+                <w:u w:val="none"/>
+                <w:strike w:val="false"/>
+                <w:sz w:val="20"/>
+                <w:szCs w:val="20"/>
+                <w:color w:val="000000"/>
+              </w:rPr>
+              <w:t xml:space="preserve">3.83 ± 0.79</w:t>
+            </w:r>
+          </w:p>
+        </w:tc>
+        <w:tc>
+          <w:tcPr>
+            <w:tcBorders>
+              <w:bottom w:val="none" w:sz="0" w:space="0" w:color="000000"/>
+              <w:top w:val="none" w:sz="0" w:space="0" w:color="000000"/>
+              <w:left w:val="none" w:sz="0" w:space="0" w:color="000000"/>
+              <w:right w:val="none" w:sz="0" w:space="0" w:color="000000"/>
+            </w:tcBorders>
+            <w:shd w:val="clear" w:color="auto" w:fill="FFFFFF"/>
+            <w:tcMar>
+              <w:top w:w="0" w:type="dxa"/>
+              <w:bottom w:w="0" w:type="dxa"/>
+              <w:left w:w="0" w:type="dxa"/>
+              <w:right w:w="0" w:type="dxa"/>
+            </w:tcMar>
+            <w:vAlign w:val="top"/>
+          </w:tcPr>
+          <w:p>
+            <w:pPr>
+              <w:pStyle w:val="Normal"/>
+              <w:jc w:val="center"/>
+              <w:pBdr>
+                <w:bottom w:val="none" w:sz="0" w:space="0" w:color="000000"/>
+                <w:top w:val="none" w:sz="0" w:space="0" w:color="000000"/>
+                <w:left w:val="none" w:sz="0" w:space="0" w:color="000000"/>
+                <w:right w:val="none" w:sz="0" w:space="0" w:color="000000"/>
+              </w:pBdr>
+              <w:spacing w:after="100" w:before="100" w:line="240"/>
+              <w:ind w:left="100" w:right="100" w:firstLine="0" w:firstLineChars="0"/>
+              <w:rPr>
+                <w:rFonts w:ascii="Arial" w:hAnsi="Arial" w:eastAsia="Arial" w:cs="Arial"/>
+                <w:i w:val="false"/>
+                <w:b w:val="false"/>
+                <w:u w:val="none"/>
+                <w:strike w:val="false"/>
+                <w:sz w:val="20"/>
+                <w:szCs w:val="20"/>
+                <w:color w:val="000000"/>
+              </w:rPr>
+            </w:pPr>
+            <w:r>
+              <w:rPr>
+                <w:rFonts w:ascii="Arial" w:hAnsi="Arial" w:eastAsia="Arial" w:cs="Arial"/>
+                <w:i w:val="false"/>
+                <w:b w:val="false"/>
+                <w:u w:val="none"/>
+                <w:strike w:val="false"/>
+                <w:sz w:val="20"/>
+                <w:szCs w:val="20"/>
+                <w:color w:val="000000"/>
+              </w:rPr>
+              <w:t xml:space="preserve">7.20 ± 1.61</w:t>
+            </w:r>
+          </w:p>
+        </w:tc>
+        <w:tc>
+          <w:tcPr>
+            <w:tcBorders>
+              <w:bottom w:val="none" w:sz="0" w:space="0" w:color="000000"/>
+              <w:top w:val="none" w:sz="0" w:space="0" w:color="000000"/>
+              <w:left w:val="none" w:sz="0" w:space="0" w:color="000000"/>
+              <w:right w:val="none" w:sz="0" w:space="0" w:color="000000"/>
+            </w:tcBorders>
+            <w:shd w:val="clear" w:color="auto" w:fill="FFFFFF"/>
+            <w:tcMar>
+              <w:top w:w="0" w:type="dxa"/>
+              <w:bottom w:w="0" w:type="dxa"/>
+              <w:left w:w="0" w:type="dxa"/>
+              <w:right w:w="0" w:type="dxa"/>
+            </w:tcMar>
+            <w:vAlign w:val="top"/>
+          </w:tcPr>
+          <w:p>
+            <w:pPr>
+              <w:pStyle w:val="Normal"/>
+              <w:jc w:val="center"/>
+              <w:pBdr>
+                <w:bottom w:val="none" w:sz="0" w:space="0" w:color="000000"/>
+                <w:top w:val="none" w:sz="0" w:space="0" w:color="000000"/>
+                <w:left w:val="none" w:sz="0" w:space="0" w:color="000000"/>
+                <w:right w:val="none" w:sz="0" w:space="0" w:color="000000"/>
+              </w:pBdr>
+              <w:spacing w:after="100" w:before="100" w:line="240"/>
+              <w:ind w:left="100" w:right="100" w:firstLine="0" w:firstLineChars="0"/>
+              <w:rPr>
+                <w:rFonts w:ascii="Arial" w:hAnsi="Arial" w:eastAsia="Arial" w:cs="Arial"/>
+                <w:i w:val="false"/>
+                <w:b w:val="false"/>
+                <w:u w:val="none"/>
+                <w:strike w:val="false"/>
+                <w:sz w:val="20"/>
+                <w:szCs w:val="20"/>
+                <w:color w:val="000000"/>
+              </w:rPr>
+            </w:pPr>
+            <w:r>
+              <w:rPr>
+                <w:rFonts w:ascii="Arial" w:hAnsi="Arial" w:eastAsia="Arial" w:cs="Arial"/>
+                <w:i w:val="false"/>
+                <w:b w:val="false"/>
+                <w:u w:val="none"/>
+                <w:strike w:val="false"/>
+                <w:sz w:val="20"/>
+                <w:szCs w:val="20"/>
+                <w:color w:val="000000"/>
+              </w:rPr>
+              <w:t xml:space="preserve">0.62 ± 0.33</w:t>
+            </w:r>
+          </w:p>
+        </w:tc>
+        <w:tc>
+          <w:tcPr>
+            <w:tcBorders>
+              <w:bottom w:val="none" w:sz="0" w:space="0" w:color="000000"/>
+              <w:top w:val="none" w:sz="0" w:space="0" w:color="000000"/>
+              <w:left w:val="none" w:sz="0" w:space="0" w:color="000000"/>
+              <w:right w:val="none" w:sz="0" w:space="0" w:color="000000"/>
+            </w:tcBorders>
+            <w:shd w:val="clear" w:color="auto" w:fill="FFFFFF"/>
+            <w:tcMar>
+              <w:top w:w="0" w:type="dxa"/>
+              <w:bottom w:w="0" w:type="dxa"/>
+              <w:left w:w="0" w:type="dxa"/>
+              <w:right w:w="0" w:type="dxa"/>
+            </w:tcMar>
+            <w:vAlign w:val="top"/>
+          </w:tcPr>
+          <w:p>
+            <w:pPr>
+              <w:pStyle w:val="Normal"/>
+              <w:jc w:val="center"/>
+              <w:pBdr>
+                <w:bottom w:val="none" w:sz="0" w:space="0" w:color="000000"/>
+                <w:top w:val="none" w:sz="0" w:space="0" w:color="000000"/>
+                <w:left w:val="none" w:sz="0" w:space="0" w:color="000000"/>
+                <w:right w:val="none" w:sz="0" w:space="0" w:color="000000"/>
+              </w:pBdr>
+              <w:spacing w:after="100" w:before="100" w:line="240"/>
+              <w:ind w:left="100" w:right="100" w:firstLine="0" w:firstLineChars="0"/>
+              <w:rPr>
+                <w:rFonts w:ascii="Arial" w:hAnsi="Arial" w:eastAsia="Arial" w:cs="Arial"/>
+                <w:i w:val="false"/>
+                <w:b w:val="false"/>
+                <w:u w:val="none"/>
+                <w:strike w:val="false"/>
+                <w:sz w:val="20"/>
+                <w:szCs w:val="20"/>
+                <w:color w:val="000000"/>
+              </w:rPr>
+            </w:pPr>
+            <w:r>
+              <w:rPr>
+                <w:rFonts w:ascii="Arial" w:hAnsi="Arial" w:eastAsia="Arial" w:cs="Arial"/>
+                <w:i w:val="false"/>
+                <w:b w:val="false"/>
+                <w:u w:val="none"/>
+                <w:strike w:val="false"/>
+                <w:sz w:val="20"/>
+                <w:szCs w:val="20"/>
+                <w:color w:val="000000"/>
+              </w:rPr>
+              <w:t xml:space="preserve">0.55 ± 0.17</w:t>
             </w:r>
           </w:p>
         </w:tc>
@@ -3822,7 +3822,7 @@
                 <w:szCs w:val="20"/>
                 <w:color w:val="000000"/>
               </w:rPr>
-              <w:t xml:space="preserve">3.09 ± 4.02</w:t>
+              <w:t xml:space="preserve">2.54 ± 5.02</w:t>
             </w:r>
           </w:p>
         </w:tc>
@@ -4036,227 +4036,227 @@
                 <w:szCs w:val="20"/>
                 <w:color w:val="000000"/>
               </w:rPr>
-              <w:t xml:space="preserve">1.38 ± 1.01</w:t>
-            </w:r>
-          </w:p>
-        </w:tc>
-        <w:tc>
-          <w:tcPr>
-            <w:tcBorders>
-              <w:bottom w:val="none" w:sz="0" w:space="0" w:color="000000"/>
-              <w:top w:val="none" w:sz="0" w:space="0" w:color="000000"/>
-              <w:left w:val="none" w:sz="0" w:space="0" w:color="000000"/>
-              <w:right w:val="none" w:sz="0" w:space="0" w:color="000000"/>
-            </w:tcBorders>
-            <w:shd w:val="clear" w:color="auto" w:fill="FFFFFF"/>
-            <w:tcMar>
-              <w:top w:w="0" w:type="dxa"/>
-              <w:bottom w:w="0" w:type="dxa"/>
-              <w:left w:w="0" w:type="dxa"/>
-              <w:right w:w="0" w:type="dxa"/>
-            </w:tcMar>
-            <w:vAlign w:val="top"/>
-          </w:tcPr>
-          <w:p>
-            <w:pPr>
-              <w:pStyle w:val="Normal"/>
-              <w:jc w:val="center"/>
-              <w:pBdr>
-                <w:bottom w:val="none" w:sz="0" w:space="0" w:color="000000"/>
-                <w:top w:val="none" w:sz="0" w:space="0" w:color="000000"/>
-                <w:left w:val="none" w:sz="0" w:space="0" w:color="000000"/>
-                <w:right w:val="none" w:sz="0" w:space="0" w:color="000000"/>
-              </w:pBdr>
-              <w:spacing w:after="100" w:before="100" w:line="240"/>
-              <w:ind w:left="100" w:right="100" w:firstLine="0" w:firstLineChars="0"/>
-              <w:rPr>
-                <w:rFonts w:ascii="Arial" w:hAnsi="Arial" w:eastAsia="Arial" w:cs="Arial"/>
-                <w:i w:val="false"/>
-                <w:b w:val="false"/>
-                <w:u w:val="none"/>
-                <w:strike w:val="false"/>
-                <w:sz w:val="20"/>
-                <w:szCs w:val="20"/>
-                <w:color w:val="000000"/>
-              </w:rPr>
-            </w:pPr>
-            <w:r>
-              <w:rPr>
-                <w:rFonts w:ascii="Arial" w:hAnsi="Arial" w:eastAsia="Arial" w:cs="Arial"/>
-                <w:i w:val="false"/>
-                <w:b w:val="false"/>
-                <w:u w:val="none"/>
-                <w:strike w:val="false"/>
-                <w:sz w:val="20"/>
-                <w:szCs w:val="20"/>
-                <w:color w:val="000000"/>
-              </w:rPr>
-              <w:t xml:space="preserve">3.63 ± 1.41</w:t>
-            </w:r>
-          </w:p>
-        </w:tc>
-        <w:tc>
-          <w:tcPr>
-            <w:tcBorders>
-              <w:bottom w:val="none" w:sz="0" w:space="0" w:color="000000"/>
-              <w:top w:val="none" w:sz="0" w:space="0" w:color="000000"/>
-              <w:left w:val="none" w:sz="0" w:space="0" w:color="000000"/>
-              <w:right w:val="none" w:sz="0" w:space="0" w:color="000000"/>
-            </w:tcBorders>
-            <w:shd w:val="clear" w:color="auto" w:fill="FFFFFF"/>
-            <w:tcMar>
-              <w:top w:w="0" w:type="dxa"/>
-              <w:bottom w:w="0" w:type="dxa"/>
-              <w:left w:w="0" w:type="dxa"/>
-              <w:right w:w="0" w:type="dxa"/>
-            </w:tcMar>
-            <w:vAlign w:val="top"/>
-          </w:tcPr>
-          <w:p>
-            <w:pPr>
-              <w:pStyle w:val="Normal"/>
-              <w:jc w:val="center"/>
-              <w:pBdr>
-                <w:bottom w:val="none" w:sz="0" w:space="0" w:color="000000"/>
-                <w:top w:val="none" w:sz="0" w:space="0" w:color="000000"/>
-                <w:left w:val="none" w:sz="0" w:space="0" w:color="000000"/>
-                <w:right w:val="none" w:sz="0" w:space="0" w:color="000000"/>
-              </w:pBdr>
-              <w:spacing w:after="100" w:before="100" w:line="240"/>
-              <w:ind w:left="100" w:right="100" w:firstLine="0" w:firstLineChars="0"/>
-              <w:rPr>
-                <w:rFonts w:ascii="Arial" w:hAnsi="Arial" w:eastAsia="Arial" w:cs="Arial"/>
-                <w:i w:val="false"/>
-                <w:b w:val="false"/>
-                <w:u w:val="none"/>
-                <w:strike w:val="false"/>
-                <w:sz w:val="20"/>
-                <w:szCs w:val="20"/>
-                <w:color w:val="000000"/>
-              </w:rPr>
-            </w:pPr>
-            <w:r>
-              <w:rPr>
-                <w:rFonts w:ascii="Arial" w:hAnsi="Arial" w:eastAsia="Arial" w:cs="Arial"/>
-                <w:i w:val="false"/>
-                <w:b w:val="false"/>
-                <w:u w:val="none"/>
-                <w:strike w:val="false"/>
-                <w:sz w:val="20"/>
-                <w:szCs w:val="20"/>
-                <w:color w:val="000000"/>
-              </w:rPr>
-              <w:t xml:space="preserve">5.89 ± 2.88</w:t>
-            </w:r>
-          </w:p>
-        </w:tc>
-        <w:tc>
-          <w:tcPr>
-            <w:tcBorders>
-              <w:bottom w:val="none" w:sz="0" w:space="0" w:color="000000"/>
-              <w:top w:val="none" w:sz="0" w:space="0" w:color="000000"/>
-              <w:left w:val="none" w:sz="0" w:space="0" w:color="000000"/>
-              <w:right w:val="none" w:sz="0" w:space="0" w:color="000000"/>
-            </w:tcBorders>
-            <w:shd w:val="clear" w:color="auto" w:fill="FFFFFF"/>
-            <w:tcMar>
-              <w:top w:w="0" w:type="dxa"/>
-              <w:bottom w:w="0" w:type="dxa"/>
-              <w:left w:w="0" w:type="dxa"/>
-              <w:right w:w="0" w:type="dxa"/>
-            </w:tcMar>
-            <w:vAlign w:val="top"/>
-          </w:tcPr>
-          <w:p>
-            <w:pPr>
-              <w:pStyle w:val="Normal"/>
-              <w:jc w:val="center"/>
-              <w:pBdr>
-                <w:bottom w:val="none" w:sz="0" w:space="0" w:color="000000"/>
-                <w:top w:val="none" w:sz="0" w:space="0" w:color="000000"/>
-                <w:left w:val="none" w:sz="0" w:space="0" w:color="000000"/>
-                <w:right w:val="none" w:sz="0" w:space="0" w:color="000000"/>
-              </w:pBdr>
-              <w:spacing w:after="100" w:before="100" w:line="240"/>
-              <w:ind w:left="100" w:right="100" w:firstLine="0" w:firstLineChars="0"/>
-              <w:rPr>
-                <w:rFonts w:ascii="Arial" w:hAnsi="Arial" w:eastAsia="Arial" w:cs="Arial"/>
-                <w:i w:val="false"/>
-                <w:b w:val="false"/>
-                <w:u w:val="none"/>
-                <w:strike w:val="false"/>
-                <w:sz w:val="20"/>
-                <w:szCs w:val="20"/>
-                <w:color w:val="000000"/>
-              </w:rPr>
-            </w:pPr>
-            <w:r>
-              <w:rPr>
-                <w:rFonts w:ascii="Arial" w:hAnsi="Arial" w:eastAsia="Arial" w:cs="Arial"/>
-                <w:i w:val="false"/>
-                <w:b w:val="false"/>
-                <w:u w:val="none"/>
-                <w:strike w:val="false"/>
-                <w:sz w:val="20"/>
-                <w:szCs w:val="20"/>
-                <w:color w:val="000000"/>
-              </w:rPr>
-              <w:t xml:space="preserve">0.55 ± 0.65</w:t>
-            </w:r>
-          </w:p>
-        </w:tc>
-        <w:tc>
-          <w:tcPr>
-            <w:tcBorders>
-              <w:bottom w:val="none" w:sz="0" w:space="0" w:color="000000"/>
-              <w:top w:val="none" w:sz="0" w:space="0" w:color="000000"/>
-              <w:left w:val="none" w:sz="0" w:space="0" w:color="000000"/>
-              <w:right w:val="none" w:sz="0" w:space="0" w:color="000000"/>
-            </w:tcBorders>
-            <w:shd w:val="clear" w:color="auto" w:fill="FFFFFF"/>
-            <w:tcMar>
-              <w:top w:w="0" w:type="dxa"/>
-              <w:bottom w:w="0" w:type="dxa"/>
-              <w:left w:w="0" w:type="dxa"/>
-              <w:right w:w="0" w:type="dxa"/>
-            </w:tcMar>
-            <w:vAlign w:val="top"/>
-          </w:tcPr>
-          <w:p>
-            <w:pPr>
-              <w:pStyle w:val="Normal"/>
-              <w:jc w:val="center"/>
-              <w:pBdr>
-                <w:bottom w:val="none" w:sz="0" w:space="0" w:color="000000"/>
-                <w:top w:val="none" w:sz="0" w:space="0" w:color="000000"/>
-                <w:left w:val="none" w:sz="0" w:space="0" w:color="000000"/>
-                <w:right w:val="none" w:sz="0" w:space="0" w:color="000000"/>
-              </w:pBdr>
-              <w:spacing w:after="100" w:before="100" w:line="240"/>
-              <w:ind w:left="100" w:right="100" w:firstLine="0" w:firstLineChars="0"/>
-              <w:rPr>
-                <w:rFonts w:ascii="Arial" w:hAnsi="Arial" w:eastAsia="Arial" w:cs="Arial"/>
-                <w:i w:val="false"/>
-                <w:b w:val="false"/>
-                <w:u w:val="none"/>
-                <w:strike w:val="false"/>
-                <w:sz w:val="20"/>
-                <w:szCs w:val="20"/>
-                <w:color w:val="000000"/>
-              </w:rPr>
-            </w:pPr>
-            <w:r>
-              <w:rPr>
-                <w:rFonts w:ascii="Arial" w:hAnsi="Arial" w:eastAsia="Arial" w:cs="Arial"/>
-                <w:i w:val="false"/>
-                <w:b w:val="false"/>
-                <w:u w:val="none"/>
-                <w:strike w:val="false"/>
-                <w:sz w:val="20"/>
-                <w:szCs w:val="20"/>
-                <w:color w:val="000000"/>
-              </w:rPr>
-              <w:t xml:space="preserve">0.42 ± 0.32</w:t>
+              <w:t xml:space="preserve">1.38 ± 1.04</w:t>
+            </w:r>
+          </w:p>
+        </w:tc>
+        <w:tc>
+          <w:tcPr>
+            <w:tcBorders>
+              <w:bottom w:val="none" w:sz="0" w:space="0" w:color="000000"/>
+              <w:top w:val="none" w:sz="0" w:space="0" w:color="000000"/>
+              <w:left w:val="none" w:sz="0" w:space="0" w:color="000000"/>
+              <w:right w:val="none" w:sz="0" w:space="0" w:color="000000"/>
+            </w:tcBorders>
+            <w:shd w:val="clear" w:color="auto" w:fill="FFFFFF"/>
+            <w:tcMar>
+              <w:top w:w="0" w:type="dxa"/>
+              <w:bottom w:w="0" w:type="dxa"/>
+              <w:left w:w="0" w:type="dxa"/>
+              <w:right w:w="0" w:type="dxa"/>
+            </w:tcMar>
+            <w:vAlign w:val="top"/>
+          </w:tcPr>
+          <w:p>
+            <w:pPr>
+              <w:pStyle w:val="Normal"/>
+              <w:jc w:val="center"/>
+              <w:pBdr>
+                <w:bottom w:val="none" w:sz="0" w:space="0" w:color="000000"/>
+                <w:top w:val="none" w:sz="0" w:space="0" w:color="000000"/>
+                <w:left w:val="none" w:sz="0" w:space="0" w:color="000000"/>
+                <w:right w:val="none" w:sz="0" w:space="0" w:color="000000"/>
+              </w:pBdr>
+              <w:spacing w:after="100" w:before="100" w:line="240"/>
+              <w:ind w:left="100" w:right="100" w:firstLine="0" w:firstLineChars="0"/>
+              <w:rPr>
+                <w:rFonts w:ascii="Arial" w:hAnsi="Arial" w:eastAsia="Arial" w:cs="Arial"/>
+                <w:i w:val="false"/>
+                <w:b w:val="false"/>
+                <w:u w:val="none"/>
+                <w:strike w:val="false"/>
+                <w:sz w:val="20"/>
+                <w:szCs w:val="20"/>
+                <w:color w:val="000000"/>
+              </w:rPr>
+            </w:pPr>
+            <w:r>
+              <w:rPr>
+                <w:rFonts w:ascii="Arial" w:hAnsi="Arial" w:eastAsia="Arial" w:cs="Arial"/>
+                <w:i w:val="false"/>
+                <w:b w:val="false"/>
+                <w:u w:val="none"/>
+                <w:strike w:val="false"/>
+                <w:sz w:val="20"/>
+                <w:szCs w:val="20"/>
+                <w:color w:val="000000"/>
+              </w:rPr>
+              <w:t xml:space="preserve">3.63 ± 1.44</w:t>
+            </w:r>
+          </w:p>
+        </w:tc>
+        <w:tc>
+          <w:tcPr>
+            <w:tcBorders>
+              <w:bottom w:val="none" w:sz="0" w:space="0" w:color="000000"/>
+              <w:top w:val="none" w:sz="0" w:space="0" w:color="000000"/>
+              <w:left w:val="none" w:sz="0" w:space="0" w:color="000000"/>
+              <w:right w:val="none" w:sz="0" w:space="0" w:color="000000"/>
+            </w:tcBorders>
+            <w:shd w:val="clear" w:color="auto" w:fill="FFFFFF"/>
+            <w:tcMar>
+              <w:top w:w="0" w:type="dxa"/>
+              <w:bottom w:w="0" w:type="dxa"/>
+              <w:left w:w="0" w:type="dxa"/>
+              <w:right w:w="0" w:type="dxa"/>
+            </w:tcMar>
+            <w:vAlign w:val="top"/>
+          </w:tcPr>
+          <w:p>
+            <w:pPr>
+              <w:pStyle w:val="Normal"/>
+              <w:jc w:val="center"/>
+              <w:pBdr>
+                <w:bottom w:val="none" w:sz="0" w:space="0" w:color="000000"/>
+                <w:top w:val="none" w:sz="0" w:space="0" w:color="000000"/>
+                <w:left w:val="none" w:sz="0" w:space="0" w:color="000000"/>
+                <w:right w:val="none" w:sz="0" w:space="0" w:color="000000"/>
+              </w:pBdr>
+              <w:spacing w:after="100" w:before="100" w:line="240"/>
+              <w:ind w:left="100" w:right="100" w:firstLine="0" w:firstLineChars="0"/>
+              <w:rPr>
+                <w:rFonts w:ascii="Arial" w:hAnsi="Arial" w:eastAsia="Arial" w:cs="Arial"/>
+                <w:i w:val="false"/>
+                <w:b w:val="false"/>
+                <w:u w:val="none"/>
+                <w:strike w:val="false"/>
+                <w:sz w:val="20"/>
+                <w:szCs w:val="20"/>
+                <w:color w:val="000000"/>
+              </w:rPr>
+            </w:pPr>
+            <w:r>
+              <w:rPr>
+                <w:rFonts w:ascii="Arial" w:hAnsi="Arial" w:eastAsia="Arial" w:cs="Arial"/>
+                <w:i w:val="false"/>
+                <w:b w:val="false"/>
+                <w:u w:val="none"/>
+                <w:strike w:val="false"/>
+                <w:sz w:val="20"/>
+                <w:szCs w:val="20"/>
+                <w:color w:val="000000"/>
+              </w:rPr>
+              <w:t xml:space="preserve">5.89 ± 2.95</w:t>
+            </w:r>
+          </w:p>
+        </w:tc>
+        <w:tc>
+          <w:tcPr>
+            <w:tcBorders>
+              <w:bottom w:val="none" w:sz="0" w:space="0" w:color="000000"/>
+              <w:top w:val="none" w:sz="0" w:space="0" w:color="000000"/>
+              <w:left w:val="none" w:sz="0" w:space="0" w:color="000000"/>
+              <w:right w:val="none" w:sz="0" w:space="0" w:color="000000"/>
+            </w:tcBorders>
+            <w:shd w:val="clear" w:color="auto" w:fill="FFFFFF"/>
+            <w:tcMar>
+              <w:top w:w="0" w:type="dxa"/>
+              <w:bottom w:w="0" w:type="dxa"/>
+              <w:left w:w="0" w:type="dxa"/>
+              <w:right w:w="0" w:type="dxa"/>
+            </w:tcMar>
+            <w:vAlign w:val="top"/>
+          </w:tcPr>
+          <w:p>
+            <w:pPr>
+              <w:pStyle w:val="Normal"/>
+              <w:jc w:val="center"/>
+              <w:pBdr>
+                <w:bottom w:val="none" w:sz="0" w:space="0" w:color="000000"/>
+                <w:top w:val="none" w:sz="0" w:space="0" w:color="000000"/>
+                <w:left w:val="none" w:sz="0" w:space="0" w:color="000000"/>
+                <w:right w:val="none" w:sz="0" w:space="0" w:color="000000"/>
+              </w:pBdr>
+              <w:spacing w:after="100" w:before="100" w:line="240"/>
+              <w:ind w:left="100" w:right="100" w:firstLine="0" w:firstLineChars="0"/>
+              <w:rPr>
+                <w:rFonts w:ascii="Arial" w:hAnsi="Arial" w:eastAsia="Arial" w:cs="Arial"/>
+                <w:i w:val="false"/>
+                <w:b w:val="false"/>
+                <w:u w:val="none"/>
+                <w:strike w:val="false"/>
+                <w:sz w:val="20"/>
+                <w:szCs w:val="20"/>
+                <w:color w:val="000000"/>
+              </w:rPr>
+            </w:pPr>
+            <w:r>
+              <w:rPr>
+                <w:rFonts w:ascii="Arial" w:hAnsi="Arial" w:eastAsia="Arial" w:cs="Arial"/>
+                <w:i w:val="false"/>
+                <w:b w:val="false"/>
+                <w:u w:val="none"/>
+                <w:strike w:val="false"/>
+                <w:sz w:val="20"/>
+                <w:szCs w:val="20"/>
+                <w:color w:val="000000"/>
+              </w:rPr>
+              <w:t xml:space="preserve">0.55 ± 0.67</w:t>
+            </w:r>
+          </w:p>
+        </w:tc>
+        <w:tc>
+          <w:tcPr>
+            <w:tcBorders>
+              <w:bottom w:val="none" w:sz="0" w:space="0" w:color="000000"/>
+              <w:top w:val="none" w:sz="0" w:space="0" w:color="000000"/>
+              <w:left w:val="none" w:sz="0" w:space="0" w:color="000000"/>
+              <w:right w:val="none" w:sz="0" w:space="0" w:color="000000"/>
+            </w:tcBorders>
+            <w:shd w:val="clear" w:color="auto" w:fill="FFFFFF"/>
+            <w:tcMar>
+              <w:top w:w="0" w:type="dxa"/>
+              <w:bottom w:w="0" w:type="dxa"/>
+              <w:left w:w="0" w:type="dxa"/>
+              <w:right w:w="0" w:type="dxa"/>
+            </w:tcMar>
+            <w:vAlign w:val="top"/>
+          </w:tcPr>
+          <w:p>
+            <w:pPr>
+              <w:pStyle w:val="Normal"/>
+              <w:jc w:val="center"/>
+              <w:pBdr>
+                <w:bottom w:val="none" w:sz="0" w:space="0" w:color="000000"/>
+                <w:top w:val="none" w:sz="0" w:space="0" w:color="000000"/>
+                <w:left w:val="none" w:sz="0" w:space="0" w:color="000000"/>
+                <w:right w:val="none" w:sz="0" w:space="0" w:color="000000"/>
+              </w:pBdr>
+              <w:spacing w:after="100" w:before="100" w:line="240"/>
+              <w:ind w:left="100" w:right="100" w:firstLine="0" w:firstLineChars="0"/>
+              <w:rPr>
+                <w:rFonts w:ascii="Arial" w:hAnsi="Arial" w:eastAsia="Arial" w:cs="Arial"/>
+                <w:i w:val="false"/>
+                <w:b w:val="false"/>
+                <w:u w:val="none"/>
+                <w:strike w:val="false"/>
+                <w:sz w:val="20"/>
+                <w:szCs w:val="20"/>
+                <w:color w:val="000000"/>
+              </w:rPr>
+            </w:pPr>
+            <w:r>
+              <w:rPr>
+                <w:rFonts w:ascii="Arial" w:hAnsi="Arial" w:eastAsia="Arial" w:cs="Arial"/>
+                <w:i w:val="false"/>
+                <w:b w:val="false"/>
+                <w:u w:val="none"/>
+                <w:strike w:val="false"/>
+                <w:sz w:val="20"/>
+                <w:szCs w:val="20"/>
+                <w:color w:val="000000"/>
+              </w:rPr>
+              <w:t xml:space="preserve">0.42 ± 0.33</w:t>
             </w:r>
           </w:p>
         </w:tc>
@@ -4366,7 +4366,7 @@
                 <w:szCs w:val="20"/>
                 <w:color w:val="000000"/>
               </w:rPr>
-              <w:t xml:space="preserve">6.70 ± 8.04</w:t>
+              <w:t xml:space="preserve">6.70 ± 9.03</w:t>
             </w:r>
           </w:p>
         </w:tc>
@@ -4567,227 +4567,227 @@
                 <w:szCs w:val="20"/>
                 <w:color w:val="000000"/>
               </w:rPr>
-              <w:t xml:space="preserve">1.13 ± 1.43</w:t>
-            </w:r>
-          </w:p>
-        </w:tc>
-        <w:tc>
-          <w:tcPr>
-            <w:tcBorders>
-              <w:bottom w:val="none" w:sz="0" w:space="0" w:color="000000"/>
-              <w:top w:val="none" w:sz="0" w:space="0" w:color="000000"/>
-              <w:left w:val="none" w:sz="0" w:space="0" w:color="000000"/>
-              <w:right w:val="none" w:sz="0" w:space="0" w:color="000000"/>
-            </w:tcBorders>
-            <w:shd w:val="clear" w:color="auto" w:fill="FFFFFF"/>
-            <w:tcMar>
-              <w:top w:w="0" w:type="dxa"/>
-              <w:bottom w:w="0" w:type="dxa"/>
-              <w:left w:w="0" w:type="dxa"/>
-              <w:right w:w="0" w:type="dxa"/>
-            </w:tcMar>
-            <w:vAlign w:val="top"/>
-          </w:tcPr>
-          <w:p>
-            <w:pPr>
-              <w:pStyle w:val="Normal"/>
-              <w:jc w:val="center"/>
-              <w:pBdr>
-                <w:bottom w:val="none" w:sz="0" w:space="0" w:color="000000"/>
-                <w:top w:val="none" w:sz="0" w:space="0" w:color="000000"/>
-                <w:left w:val="none" w:sz="0" w:space="0" w:color="000000"/>
-                <w:right w:val="none" w:sz="0" w:space="0" w:color="000000"/>
-              </w:pBdr>
-              <w:spacing w:after="100" w:before="100" w:line="240"/>
-              <w:ind w:left="100" w:right="100" w:firstLine="0" w:firstLineChars="0"/>
-              <w:rPr>
-                <w:rFonts w:ascii="Arial" w:hAnsi="Arial" w:eastAsia="Arial" w:cs="Arial"/>
-                <w:i w:val="false"/>
-                <w:b w:val="false"/>
-                <w:u w:val="none"/>
-                <w:strike w:val="false"/>
-                <w:sz w:val="20"/>
-                <w:szCs w:val="20"/>
-                <w:color w:val="000000"/>
-              </w:rPr>
-            </w:pPr>
-            <w:r>
-              <w:rPr>
-                <w:rFonts w:ascii="Arial" w:hAnsi="Arial" w:eastAsia="Arial" w:cs="Arial"/>
-                <w:i w:val="false"/>
-                <w:b w:val="false"/>
-                <w:u w:val="none"/>
-                <w:strike w:val="false"/>
-                <w:sz w:val="20"/>
-                <w:szCs w:val="20"/>
-                <w:color w:val="000000"/>
-              </w:rPr>
-              <w:t xml:space="preserve">2.79 ± 1.99</w:t>
-            </w:r>
-          </w:p>
-        </w:tc>
-        <w:tc>
-          <w:tcPr>
-            <w:tcBorders>
-              <w:bottom w:val="none" w:sz="0" w:space="0" w:color="000000"/>
-              <w:top w:val="none" w:sz="0" w:space="0" w:color="000000"/>
-              <w:left w:val="none" w:sz="0" w:space="0" w:color="000000"/>
-              <w:right w:val="none" w:sz="0" w:space="0" w:color="000000"/>
-            </w:tcBorders>
-            <w:shd w:val="clear" w:color="auto" w:fill="FFFFFF"/>
-            <w:tcMar>
-              <w:top w:w="0" w:type="dxa"/>
-              <w:bottom w:w="0" w:type="dxa"/>
-              <w:left w:w="0" w:type="dxa"/>
-              <w:right w:w="0" w:type="dxa"/>
-            </w:tcMar>
-            <w:vAlign w:val="top"/>
-          </w:tcPr>
-          <w:p>
-            <w:pPr>
-              <w:pStyle w:val="Normal"/>
-              <w:jc w:val="center"/>
-              <w:pBdr>
-                <w:bottom w:val="none" w:sz="0" w:space="0" w:color="000000"/>
-                <w:top w:val="none" w:sz="0" w:space="0" w:color="000000"/>
-                <w:left w:val="none" w:sz="0" w:space="0" w:color="000000"/>
-                <w:right w:val="none" w:sz="0" w:space="0" w:color="000000"/>
-              </w:pBdr>
-              <w:spacing w:after="100" w:before="100" w:line="240"/>
-              <w:ind w:left="100" w:right="100" w:firstLine="0" w:firstLineChars="0"/>
-              <w:rPr>
-                <w:rFonts w:ascii="Arial" w:hAnsi="Arial" w:eastAsia="Arial" w:cs="Arial"/>
-                <w:i w:val="false"/>
-                <w:b w:val="false"/>
-                <w:u w:val="none"/>
-                <w:strike w:val="false"/>
-                <w:sz w:val="20"/>
-                <w:szCs w:val="20"/>
-                <w:color w:val="000000"/>
-              </w:rPr>
-            </w:pPr>
-            <w:r>
-              <w:rPr>
-                <w:rFonts w:ascii="Arial" w:hAnsi="Arial" w:eastAsia="Arial" w:cs="Arial"/>
-                <w:i w:val="false"/>
-                <w:b w:val="false"/>
-                <w:u w:val="none"/>
-                <w:strike w:val="false"/>
-                <w:sz w:val="20"/>
-                <w:szCs w:val="20"/>
-                <w:color w:val="000000"/>
-              </w:rPr>
-              <w:t xml:space="preserve">5.03 ± 4.07</w:t>
-            </w:r>
-          </w:p>
-        </w:tc>
-        <w:tc>
-          <w:tcPr>
-            <w:tcBorders>
-              <w:bottom w:val="none" w:sz="0" w:space="0" w:color="000000"/>
-              <w:top w:val="none" w:sz="0" w:space="0" w:color="000000"/>
-              <w:left w:val="none" w:sz="0" w:space="0" w:color="000000"/>
-              <w:right w:val="none" w:sz="0" w:space="0" w:color="000000"/>
-            </w:tcBorders>
-            <w:shd w:val="clear" w:color="auto" w:fill="FFFFFF"/>
-            <w:tcMar>
-              <w:top w:w="0" w:type="dxa"/>
-              <w:bottom w:w="0" w:type="dxa"/>
-              <w:left w:w="0" w:type="dxa"/>
-              <w:right w:w="0" w:type="dxa"/>
-            </w:tcMar>
-            <w:vAlign w:val="top"/>
-          </w:tcPr>
-          <w:p>
-            <w:pPr>
-              <w:pStyle w:val="Normal"/>
-              <w:jc w:val="center"/>
-              <w:pBdr>
-                <w:bottom w:val="none" w:sz="0" w:space="0" w:color="000000"/>
-                <w:top w:val="none" w:sz="0" w:space="0" w:color="000000"/>
-                <w:left w:val="none" w:sz="0" w:space="0" w:color="000000"/>
-                <w:right w:val="none" w:sz="0" w:space="0" w:color="000000"/>
-              </w:pBdr>
-              <w:spacing w:after="100" w:before="100" w:line="240"/>
-              <w:ind w:left="100" w:right="100" w:firstLine="0" w:firstLineChars="0"/>
-              <w:rPr>
-                <w:rFonts w:ascii="Arial" w:hAnsi="Arial" w:eastAsia="Arial" w:cs="Arial"/>
-                <w:i w:val="false"/>
-                <w:b w:val="false"/>
-                <w:u w:val="none"/>
-                <w:strike w:val="false"/>
-                <w:sz w:val="20"/>
-                <w:szCs w:val="20"/>
-                <w:color w:val="000000"/>
-              </w:rPr>
-            </w:pPr>
-            <w:r>
-              <w:rPr>
-                <w:rFonts w:ascii="Arial" w:hAnsi="Arial" w:eastAsia="Arial" w:cs="Arial"/>
-                <w:i w:val="false"/>
-                <w:b w:val="false"/>
-                <w:u w:val="none"/>
-                <w:strike w:val="false"/>
-                <w:sz w:val="20"/>
-                <w:szCs w:val="20"/>
-                <w:color w:val="000000"/>
-              </w:rPr>
-              <w:t xml:space="preserve">0.76 ± 0.65</w:t>
-            </w:r>
-          </w:p>
-        </w:tc>
-        <w:tc>
-          <w:tcPr>
-            <w:tcBorders>
-              <w:bottom w:val="none" w:sz="0" w:space="0" w:color="000000"/>
-              <w:top w:val="none" w:sz="0" w:space="0" w:color="000000"/>
-              <w:left w:val="none" w:sz="0" w:space="0" w:color="000000"/>
-              <w:right w:val="none" w:sz="0" w:space="0" w:color="000000"/>
-            </w:tcBorders>
-            <w:shd w:val="clear" w:color="auto" w:fill="FFFFFF"/>
-            <w:tcMar>
-              <w:top w:w="0" w:type="dxa"/>
-              <w:bottom w:w="0" w:type="dxa"/>
-              <w:left w:w="0" w:type="dxa"/>
-              <w:right w:w="0" w:type="dxa"/>
-            </w:tcMar>
-            <w:vAlign w:val="top"/>
-          </w:tcPr>
-          <w:p>
-            <w:pPr>
-              <w:pStyle w:val="Normal"/>
-              <w:jc w:val="center"/>
-              <w:pBdr>
-                <w:bottom w:val="none" w:sz="0" w:space="0" w:color="000000"/>
-                <w:top w:val="none" w:sz="0" w:space="0" w:color="000000"/>
-                <w:left w:val="none" w:sz="0" w:space="0" w:color="000000"/>
-                <w:right w:val="none" w:sz="0" w:space="0" w:color="000000"/>
-              </w:pBdr>
-              <w:spacing w:after="100" w:before="100" w:line="240"/>
-              <w:ind w:left="100" w:right="100" w:firstLine="0" w:firstLineChars="0"/>
-              <w:rPr>
-                <w:rFonts w:ascii="Arial" w:hAnsi="Arial" w:eastAsia="Arial" w:cs="Arial"/>
-                <w:i w:val="false"/>
-                <w:b w:val="false"/>
-                <w:u w:val="none"/>
-                <w:strike w:val="false"/>
-                <w:sz w:val="20"/>
-                <w:szCs w:val="20"/>
-                <w:color w:val="000000"/>
-              </w:rPr>
-            </w:pPr>
-            <w:r>
-              <w:rPr>
-                <w:rFonts w:ascii="Arial" w:hAnsi="Arial" w:eastAsia="Arial" w:cs="Arial"/>
-                <w:i w:val="false"/>
-                <w:b w:val="false"/>
-                <w:u w:val="none"/>
-                <w:strike w:val="false"/>
-                <w:sz w:val="20"/>
-                <w:szCs w:val="20"/>
-                <w:color w:val="000000"/>
-              </w:rPr>
-              <w:t xml:space="preserve">0.59 ± 0.32</w:t>
+              <w:t xml:space="preserve">1.13 ± 1.50</w:t>
+            </w:r>
+          </w:p>
+        </w:tc>
+        <w:tc>
+          <w:tcPr>
+            <w:tcBorders>
+              <w:bottom w:val="none" w:sz="0" w:space="0" w:color="000000"/>
+              <w:top w:val="none" w:sz="0" w:space="0" w:color="000000"/>
+              <w:left w:val="none" w:sz="0" w:space="0" w:color="000000"/>
+              <w:right w:val="none" w:sz="0" w:space="0" w:color="000000"/>
+            </w:tcBorders>
+            <w:shd w:val="clear" w:color="auto" w:fill="FFFFFF"/>
+            <w:tcMar>
+              <w:top w:w="0" w:type="dxa"/>
+              <w:bottom w:w="0" w:type="dxa"/>
+              <w:left w:w="0" w:type="dxa"/>
+              <w:right w:w="0" w:type="dxa"/>
+            </w:tcMar>
+            <w:vAlign w:val="top"/>
+          </w:tcPr>
+          <w:p>
+            <w:pPr>
+              <w:pStyle w:val="Normal"/>
+              <w:jc w:val="center"/>
+              <w:pBdr>
+                <w:bottom w:val="none" w:sz="0" w:space="0" w:color="000000"/>
+                <w:top w:val="none" w:sz="0" w:space="0" w:color="000000"/>
+                <w:left w:val="none" w:sz="0" w:space="0" w:color="000000"/>
+                <w:right w:val="none" w:sz="0" w:space="0" w:color="000000"/>
+              </w:pBdr>
+              <w:spacing w:after="100" w:before="100" w:line="240"/>
+              <w:ind w:left="100" w:right="100" w:firstLine="0" w:firstLineChars="0"/>
+              <w:rPr>
+                <w:rFonts w:ascii="Arial" w:hAnsi="Arial" w:eastAsia="Arial" w:cs="Arial"/>
+                <w:i w:val="false"/>
+                <w:b w:val="false"/>
+                <w:u w:val="none"/>
+                <w:strike w:val="false"/>
+                <w:sz w:val="20"/>
+                <w:szCs w:val="20"/>
+                <w:color w:val="000000"/>
+              </w:rPr>
+            </w:pPr>
+            <w:r>
+              <w:rPr>
+                <w:rFonts w:ascii="Arial" w:hAnsi="Arial" w:eastAsia="Arial" w:cs="Arial"/>
+                <w:i w:val="false"/>
+                <w:b w:val="false"/>
+                <w:u w:val="none"/>
+                <w:strike w:val="false"/>
+                <w:sz w:val="20"/>
+                <w:szCs w:val="20"/>
+                <w:color w:val="000000"/>
+              </w:rPr>
+              <w:t xml:space="preserve">2.79 ± 2.09</w:t>
+            </w:r>
+          </w:p>
+        </w:tc>
+        <w:tc>
+          <w:tcPr>
+            <w:tcBorders>
+              <w:bottom w:val="none" w:sz="0" w:space="0" w:color="000000"/>
+              <w:top w:val="none" w:sz="0" w:space="0" w:color="000000"/>
+              <w:left w:val="none" w:sz="0" w:space="0" w:color="000000"/>
+              <w:right w:val="none" w:sz="0" w:space="0" w:color="000000"/>
+            </w:tcBorders>
+            <w:shd w:val="clear" w:color="auto" w:fill="FFFFFF"/>
+            <w:tcMar>
+              <w:top w:w="0" w:type="dxa"/>
+              <w:bottom w:w="0" w:type="dxa"/>
+              <w:left w:w="0" w:type="dxa"/>
+              <w:right w:w="0" w:type="dxa"/>
+            </w:tcMar>
+            <w:vAlign w:val="top"/>
+          </w:tcPr>
+          <w:p>
+            <w:pPr>
+              <w:pStyle w:val="Normal"/>
+              <w:jc w:val="center"/>
+              <w:pBdr>
+                <w:bottom w:val="none" w:sz="0" w:space="0" w:color="000000"/>
+                <w:top w:val="none" w:sz="0" w:space="0" w:color="000000"/>
+                <w:left w:val="none" w:sz="0" w:space="0" w:color="000000"/>
+                <w:right w:val="none" w:sz="0" w:space="0" w:color="000000"/>
+              </w:pBdr>
+              <w:spacing w:after="100" w:before="100" w:line="240"/>
+              <w:ind w:left="100" w:right="100" w:firstLine="0" w:firstLineChars="0"/>
+              <w:rPr>
+                <w:rFonts w:ascii="Arial" w:hAnsi="Arial" w:eastAsia="Arial" w:cs="Arial"/>
+                <w:i w:val="false"/>
+                <w:b w:val="false"/>
+                <w:u w:val="none"/>
+                <w:strike w:val="false"/>
+                <w:sz w:val="20"/>
+                <w:szCs w:val="20"/>
+                <w:color w:val="000000"/>
+              </w:rPr>
+            </w:pPr>
+            <w:r>
+              <w:rPr>
+                <w:rFonts w:ascii="Arial" w:hAnsi="Arial" w:eastAsia="Arial" w:cs="Arial"/>
+                <w:i w:val="false"/>
+                <w:b w:val="false"/>
+                <w:u w:val="none"/>
+                <w:strike w:val="false"/>
+                <w:sz w:val="20"/>
+                <w:szCs w:val="20"/>
+                <w:color w:val="000000"/>
+              </w:rPr>
+              <w:t xml:space="preserve">5.03 ± 4.26</w:t>
+            </w:r>
+          </w:p>
+        </w:tc>
+        <w:tc>
+          <w:tcPr>
+            <w:tcBorders>
+              <w:bottom w:val="none" w:sz="0" w:space="0" w:color="000000"/>
+              <w:top w:val="none" w:sz="0" w:space="0" w:color="000000"/>
+              <w:left w:val="none" w:sz="0" w:space="0" w:color="000000"/>
+              <w:right w:val="none" w:sz="0" w:space="0" w:color="000000"/>
+            </w:tcBorders>
+            <w:shd w:val="clear" w:color="auto" w:fill="FFFFFF"/>
+            <w:tcMar>
+              <w:top w:w="0" w:type="dxa"/>
+              <w:bottom w:w="0" w:type="dxa"/>
+              <w:left w:w="0" w:type="dxa"/>
+              <w:right w:w="0" w:type="dxa"/>
+            </w:tcMar>
+            <w:vAlign w:val="top"/>
+          </w:tcPr>
+          <w:p>
+            <w:pPr>
+              <w:pStyle w:val="Normal"/>
+              <w:jc w:val="center"/>
+              <w:pBdr>
+                <w:bottom w:val="none" w:sz="0" w:space="0" w:color="000000"/>
+                <w:top w:val="none" w:sz="0" w:space="0" w:color="000000"/>
+                <w:left w:val="none" w:sz="0" w:space="0" w:color="000000"/>
+                <w:right w:val="none" w:sz="0" w:space="0" w:color="000000"/>
+              </w:pBdr>
+              <w:spacing w:after="100" w:before="100" w:line="240"/>
+              <w:ind w:left="100" w:right="100" w:firstLine="0" w:firstLineChars="0"/>
+              <w:rPr>
+                <w:rFonts w:ascii="Arial" w:hAnsi="Arial" w:eastAsia="Arial" w:cs="Arial"/>
+                <w:i w:val="false"/>
+                <w:b w:val="false"/>
+                <w:u w:val="none"/>
+                <w:strike w:val="false"/>
+                <w:sz w:val="20"/>
+                <w:szCs w:val="20"/>
+                <w:color w:val="000000"/>
+              </w:rPr>
+            </w:pPr>
+            <w:r>
+              <w:rPr>
+                <w:rFonts w:ascii="Arial" w:hAnsi="Arial" w:eastAsia="Arial" w:cs="Arial"/>
+                <w:i w:val="false"/>
+                <w:b w:val="false"/>
+                <w:u w:val="none"/>
+                <w:strike w:val="false"/>
+                <w:sz w:val="20"/>
+                <w:szCs w:val="20"/>
+                <w:color w:val="000000"/>
+              </w:rPr>
+              <w:t xml:space="preserve">0.76 ± 0.67</w:t>
+            </w:r>
+          </w:p>
+        </w:tc>
+        <w:tc>
+          <w:tcPr>
+            <w:tcBorders>
+              <w:bottom w:val="none" w:sz="0" w:space="0" w:color="000000"/>
+              <w:top w:val="none" w:sz="0" w:space="0" w:color="000000"/>
+              <w:left w:val="none" w:sz="0" w:space="0" w:color="000000"/>
+              <w:right w:val="none" w:sz="0" w:space="0" w:color="000000"/>
+            </w:tcBorders>
+            <w:shd w:val="clear" w:color="auto" w:fill="FFFFFF"/>
+            <w:tcMar>
+              <w:top w:w="0" w:type="dxa"/>
+              <w:bottom w:w="0" w:type="dxa"/>
+              <w:left w:w="0" w:type="dxa"/>
+              <w:right w:w="0" w:type="dxa"/>
+            </w:tcMar>
+            <w:vAlign w:val="top"/>
+          </w:tcPr>
+          <w:p>
+            <w:pPr>
+              <w:pStyle w:val="Normal"/>
+              <w:jc w:val="center"/>
+              <w:pBdr>
+                <w:bottom w:val="none" w:sz="0" w:space="0" w:color="000000"/>
+                <w:top w:val="none" w:sz="0" w:space="0" w:color="000000"/>
+                <w:left w:val="none" w:sz="0" w:space="0" w:color="000000"/>
+                <w:right w:val="none" w:sz="0" w:space="0" w:color="000000"/>
+              </w:pBdr>
+              <w:spacing w:after="100" w:before="100" w:line="240"/>
+              <w:ind w:left="100" w:right="100" w:firstLine="0" w:firstLineChars="0"/>
+              <w:rPr>
+                <w:rFonts w:ascii="Arial" w:hAnsi="Arial" w:eastAsia="Arial" w:cs="Arial"/>
+                <w:i w:val="false"/>
+                <w:b w:val="false"/>
+                <w:u w:val="none"/>
+                <w:strike w:val="false"/>
+                <w:sz w:val="20"/>
+                <w:szCs w:val="20"/>
+                <w:color w:val="000000"/>
+              </w:rPr>
+            </w:pPr>
+            <w:r>
+              <w:rPr>
+                <w:rFonts w:ascii="Arial" w:hAnsi="Arial" w:eastAsia="Arial" w:cs="Arial"/>
+                <w:i w:val="false"/>
+                <w:b w:val="false"/>
+                <w:u w:val="none"/>
+                <w:strike w:val="false"/>
+                <w:sz w:val="20"/>
+                <w:szCs w:val="20"/>
+                <w:color w:val="000000"/>
+              </w:rPr>
+              <w:t xml:space="preserve">0.59 ± 0.33</w:t>
             </w:r>
           </w:p>
         </w:tc>
@@ -4897,7 +4897,7 @@
                 <w:szCs w:val="20"/>
                 <w:color w:val="000000"/>
               </w:rPr>
-              <w:t xml:space="preserve">9.10 ± 11.38</w:t>
+              <w:t xml:space="preserve">9.68 ± 11.34</w:t>
             </w:r>
           </w:p>
         </w:tc>
@@ -5124,227 +5124,227 @@
                 <w:szCs w:val="20"/>
                 <w:color w:val="000000"/>
               </w:rPr>
-              <w:t xml:space="preserve">1.06 ± 0.83</w:t>
-            </w:r>
-          </w:p>
-        </w:tc>
-        <w:tc>
-          <w:tcPr>
-            <w:tcBorders>
-              <w:bottom w:val="none" w:sz="0" w:space="0" w:color="000000"/>
-              <w:top w:val="none" w:sz="0" w:space="0" w:color="000000"/>
-              <w:left w:val="none" w:sz="0" w:space="0" w:color="000000"/>
-              <w:right w:val="none" w:sz="0" w:space="0" w:color="000000"/>
-            </w:tcBorders>
-            <w:shd w:val="clear" w:color="auto" w:fill="FFFFFF"/>
-            <w:tcMar>
-              <w:top w:w="0" w:type="dxa"/>
-              <w:bottom w:w="0" w:type="dxa"/>
-              <w:left w:w="0" w:type="dxa"/>
-              <w:right w:w="0" w:type="dxa"/>
-            </w:tcMar>
-            <w:vAlign w:val="top"/>
-          </w:tcPr>
-          <w:p>
-            <w:pPr>
-              <w:pStyle w:val="Normal"/>
-              <w:jc w:val="center"/>
-              <w:pBdr>
-                <w:bottom w:val="none" w:sz="0" w:space="0" w:color="000000"/>
-                <w:top w:val="none" w:sz="0" w:space="0" w:color="000000"/>
-                <w:left w:val="none" w:sz="0" w:space="0" w:color="000000"/>
-                <w:right w:val="none" w:sz="0" w:space="0" w:color="000000"/>
-              </w:pBdr>
-              <w:spacing w:after="100" w:before="100" w:line="240"/>
-              <w:ind w:left="100" w:right="100" w:firstLine="0" w:firstLineChars="0"/>
-              <w:rPr>
-                <w:rFonts w:ascii="Arial" w:hAnsi="Arial" w:eastAsia="Arial" w:cs="Arial"/>
-                <w:i w:val="false"/>
-                <w:b w:val="false"/>
-                <w:u w:val="none"/>
-                <w:strike w:val="false"/>
-                <w:sz w:val="20"/>
-                <w:szCs w:val="20"/>
-                <w:color w:val="000000"/>
-              </w:rPr>
-            </w:pPr>
-            <w:r>
-              <w:rPr>
-                <w:rFonts w:ascii="Arial" w:hAnsi="Arial" w:eastAsia="Arial" w:cs="Arial"/>
-                <w:i w:val="false"/>
-                <w:b w:val="false"/>
-                <w:u w:val="none"/>
-                <w:strike w:val="false"/>
-                <w:sz w:val="20"/>
-                <w:szCs w:val="20"/>
-                <w:color w:val="000000"/>
-              </w:rPr>
-              <w:t xml:space="preserve">4.62 ± 1.15</w:t>
-            </w:r>
-          </w:p>
-        </w:tc>
-        <w:tc>
-          <w:tcPr>
-            <w:tcBorders>
-              <w:bottom w:val="none" w:sz="0" w:space="0" w:color="000000"/>
-              <w:top w:val="none" w:sz="0" w:space="0" w:color="000000"/>
-              <w:left w:val="none" w:sz="0" w:space="0" w:color="000000"/>
-              <w:right w:val="none" w:sz="0" w:space="0" w:color="000000"/>
-            </w:tcBorders>
-            <w:shd w:val="clear" w:color="auto" w:fill="FFFFFF"/>
-            <w:tcMar>
-              <w:top w:w="0" w:type="dxa"/>
-              <w:bottom w:w="0" w:type="dxa"/>
-              <w:left w:w="0" w:type="dxa"/>
-              <w:right w:w="0" w:type="dxa"/>
-            </w:tcMar>
-            <w:vAlign w:val="top"/>
-          </w:tcPr>
-          <w:p>
-            <w:pPr>
-              <w:pStyle w:val="Normal"/>
-              <w:jc w:val="center"/>
-              <w:pBdr>
-                <w:bottom w:val="none" w:sz="0" w:space="0" w:color="000000"/>
-                <w:top w:val="none" w:sz="0" w:space="0" w:color="000000"/>
-                <w:left w:val="none" w:sz="0" w:space="0" w:color="000000"/>
-                <w:right w:val="none" w:sz="0" w:space="0" w:color="000000"/>
-              </w:pBdr>
-              <w:spacing w:after="100" w:before="100" w:line="240"/>
-              <w:ind w:left="100" w:right="100" w:firstLine="0" w:firstLineChars="0"/>
-              <w:rPr>
-                <w:rFonts w:ascii="Arial" w:hAnsi="Arial" w:eastAsia="Arial" w:cs="Arial"/>
-                <w:i w:val="false"/>
-                <w:b w:val="false"/>
-                <w:u w:val="none"/>
-                <w:strike w:val="false"/>
-                <w:sz w:val="20"/>
-                <w:szCs w:val="20"/>
-                <w:color w:val="000000"/>
-              </w:rPr>
-            </w:pPr>
-            <w:r>
-              <w:rPr>
-                <w:rFonts w:ascii="Arial" w:hAnsi="Arial" w:eastAsia="Arial" w:cs="Arial"/>
-                <w:i w:val="false"/>
-                <w:b w:val="false"/>
-                <w:u w:val="none"/>
-                <w:strike w:val="false"/>
-                <w:sz w:val="20"/>
-                <w:szCs w:val="20"/>
-                <w:color w:val="000000"/>
-              </w:rPr>
-              <w:t xml:space="preserve">8.30 ± 2.35</w:t>
-            </w:r>
-          </w:p>
-        </w:tc>
-        <w:tc>
-          <w:tcPr>
-            <w:tcBorders>
-              <w:bottom w:val="none" w:sz="0" w:space="0" w:color="000000"/>
-              <w:top w:val="none" w:sz="0" w:space="0" w:color="000000"/>
-              <w:left w:val="none" w:sz="0" w:space="0" w:color="000000"/>
-              <w:right w:val="none" w:sz="0" w:space="0" w:color="000000"/>
-            </w:tcBorders>
-            <w:shd w:val="clear" w:color="auto" w:fill="FFFFFF"/>
-            <w:tcMar>
-              <w:top w:w="0" w:type="dxa"/>
-              <w:bottom w:w="0" w:type="dxa"/>
-              <w:left w:w="0" w:type="dxa"/>
-              <w:right w:w="0" w:type="dxa"/>
-            </w:tcMar>
-            <w:vAlign w:val="top"/>
-          </w:tcPr>
-          <w:p>
-            <w:pPr>
-              <w:pStyle w:val="Normal"/>
-              <w:jc w:val="center"/>
-              <w:pBdr>
-                <w:bottom w:val="none" w:sz="0" w:space="0" w:color="000000"/>
-                <w:top w:val="none" w:sz="0" w:space="0" w:color="000000"/>
-                <w:left w:val="none" w:sz="0" w:space="0" w:color="000000"/>
-                <w:right w:val="none" w:sz="0" w:space="0" w:color="000000"/>
-              </w:pBdr>
-              <w:spacing w:after="100" w:before="100" w:line="240"/>
-              <w:ind w:left="100" w:right="100" w:firstLine="0" w:firstLineChars="0"/>
-              <w:rPr>
-                <w:rFonts w:ascii="Arial" w:hAnsi="Arial" w:eastAsia="Arial" w:cs="Arial"/>
-                <w:i w:val="false"/>
-                <w:b w:val="false"/>
-                <w:u w:val="none"/>
-                <w:strike w:val="false"/>
-                <w:sz w:val="20"/>
-                <w:szCs w:val="20"/>
-                <w:color w:val="000000"/>
-              </w:rPr>
-            </w:pPr>
-            <w:r>
-              <w:rPr>
-                <w:rFonts w:ascii="Arial" w:hAnsi="Arial" w:eastAsia="Arial" w:cs="Arial"/>
-                <w:i w:val="false"/>
-                <w:b w:val="false"/>
-                <w:u w:val="none"/>
-                <w:strike w:val="false"/>
-                <w:sz w:val="20"/>
-                <w:szCs w:val="20"/>
-                <w:color w:val="000000"/>
-              </w:rPr>
-              <w:t xml:space="preserve">0.68 ± 0.53</w:t>
-            </w:r>
-          </w:p>
-        </w:tc>
-        <w:tc>
-          <w:tcPr>
-            <w:tcBorders>
-              <w:bottom w:val="none" w:sz="0" w:space="0" w:color="000000"/>
-              <w:top w:val="none" w:sz="0" w:space="0" w:color="000000"/>
-              <w:left w:val="none" w:sz="0" w:space="0" w:color="000000"/>
-              <w:right w:val="none" w:sz="0" w:space="0" w:color="000000"/>
-            </w:tcBorders>
-            <w:shd w:val="clear" w:color="auto" w:fill="FFFFFF"/>
-            <w:tcMar>
-              <w:top w:w="0" w:type="dxa"/>
-              <w:bottom w:w="0" w:type="dxa"/>
-              <w:left w:w="0" w:type="dxa"/>
-              <w:right w:w="0" w:type="dxa"/>
-            </w:tcMar>
-            <w:vAlign w:val="top"/>
-          </w:tcPr>
-          <w:p>
-            <w:pPr>
-              <w:pStyle w:val="Normal"/>
-              <w:jc w:val="center"/>
-              <w:pBdr>
-                <w:bottom w:val="none" w:sz="0" w:space="0" w:color="000000"/>
-                <w:top w:val="none" w:sz="0" w:space="0" w:color="000000"/>
-                <w:left w:val="none" w:sz="0" w:space="0" w:color="000000"/>
-                <w:right w:val="none" w:sz="0" w:space="0" w:color="000000"/>
-              </w:pBdr>
-              <w:spacing w:after="100" w:before="100" w:line="240"/>
-              <w:ind w:left="100" w:right="100" w:firstLine="0" w:firstLineChars="0"/>
-              <w:rPr>
-                <w:rFonts w:ascii="Arial" w:hAnsi="Arial" w:eastAsia="Arial" w:cs="Arial"/>
-                <w:i w:val="false"/>
-                <w:b w:val="false"/>
-                <w:u w:val="none"/>
-                <w:strike w:val="false"/>
-                <w:sz w:val="20"/>
-                <w:szCs w:val="20"/>
-                <w:color w:val="000000"/>
-              </w:rPr>
-            </w:pPr>
-            <w:r>
-              <w:rPr>
-                <w:rFonts w:ascii="Arial" w:hAnsi="Arial" w:eastAsia="Arial" w:cs="Arial"/>
-                <w:i w:val="false"/>
-                <w:b w:val="false"/>
-                <w:u w:val="none"/>
-                <w:strike w:val="false"/>
-                <w:sz w:val="20"/>
-                <w:szCs w:val="20"/>
-                <w:color w:val="000000"/>
-              </w:rPr>
-              <w:t xml:space="preserve">0.63 ± 0.26</w:t>
+              <w:t xml:space="preserve">1.06 ± 0.85</w:t>
+            </w:r>
+          </w:p>
+        </w:tc>
+        <w:tc>
+          <w:tcPr>
+            <w:tcBorders>
+              <w:bottom w:val="none" w:sz="0" w:space="0" w:color="000000"/>
+              <w:top w:val="none" w:sz="0" w:space="0" w:color="000000"/>
+              <w:left w:val="none" w:sz="0" w:space="0" w:color="000000"/>
+              <w:right w:val="none" w:sz="0" w:space="0" w:color="000000"/>
+            </w:tcBorders>
+            <w:shd w:val="clear" w:color="auto" w:fill="FFFFFF"/>
+            <w:tcMar>
+              <w:top w:w="0" w:type="dxa"/>
+              <w:bottom w:w="0" w:type="dxa"/>
+              <w:left w:w="0" w:type="dxa"/>
+              <w:right w:w="0" w:type="dxa"/>
+            </w:tcMar>
+            <w:vAlign w:val="top"/>
+          </w:tcPr>
+          <w:p>
+            <w:pPr>
+              <w:pStyle w:val="Normal"/>
+              <w:jc w:val="center"/>
+              <w:pBdr>
+                <w:bottom w:val="none" w:sz="0" w:space="0" w:color="000000"/>
+                <w:top w:val="none" w:sz="0" w:space="0" w:color="000000"/>
+                <w:left w:val="none" w:sz="0" w:space="0" w:color="000000"/>
+                <w:right w:val="none" w:sz="0" w:space="0" w:color="000000"/>
+              </w:pBdr>
+              <w:spacing w:after="100" w:before="100" w:line="240"/>
+              <w:ind w:left="100" w:right="100" w:firstLine="0" w:firstLineChars="0"/>
+              <w:rPr>
+                <w:rFonts w:ascii="Arial" w:hAnsi="Arial" w:eastAsia="Arial" w:cs="Arial"/>
+                <w:i w:val="false"/>
+                <w:b w:val="false"/>
+                <w:u w:val="none"/>
+                <w:strike w:val="false"/>
+                <w:sz w:val="20"/>
+                <w:szCs w:val="20"/>
+                <w:color w:val="000000"/>
+              </w:rPr>
+            </w:pPr>
+            <w:r>
+              <w:rPr>
+                <w:rFonts w:ascii="Arial" w:hAnsi="Arial" w:eastAsia="Arial" w:cs="Arial"/>
+                <w:i w:val="false"/>
+                <w:b w:val="false"/>
+                <w:u w:val="none"/>
+                <w:strike w:val="false"/>
+                <w:sz w:val="20"/>
+                <w:szCs w:val="20"/>
+                <w:color w:val="000000"/>
+              </w:rPr>
+              <w:t xml:space="preserve">4.62 ± 1.18</w:t>
+            </w:r>
+          </w:p>
+        </w:tc>
+        <w:tc>
+          <w:tcPr>
+            <w:tcBorders>
+              <w:bottom w:val="none" w:sz="0" w:space="0" w:color="000000"/>
+              <w:top w:val="none" w:sz="0" w:space="0" w:color="000000"/>
+              <w:left w:val="none" w:sz="0" w:space="0" w:color="000000"/>
+              <w:right w:val="none" w:sz="0" w:space="0" w:color="000000"/>
+            </w:tcBorders>
+            <w:shd w:val="clear" w:color="auto" w:fill="FFFFFF"/>
+            <w:tcMar>
+              <w:top w:w="0" w:type="dxa"/>
+              <w:bottom w:w="0" w:type="dxa"/>
+              <w:left w:w="0" w:type="dxa"/>
+              <w:right w:w="0" w:type="dxa"/>
+            </w:tcMar>
+            <w:vAlign w:val="top"/>
+          </w:tcPr>
+          <w:p>
+            <w:pPr>
+              <w:pStyle w:val="Normal"/>
+              <w:jc w:val="center"/>
+              <w:pBdr>
+                <w:bottom w:val="none" w:sz="0" w:space="0" w:color="000000"/>
+                <w:top w:val="none" w:sz="0" w:space="0" w:color="000000"/>
+                <w:left w:val="none" w:sz="0" w:space="0" w:color="000000"/>
+                <w:right w:val="none" w:sz="0" w:space="0" w:color="000000"/>
+              </w:pBdr>
+              <w:spacing w:after="100" w:before="100" w:line="240"/>
+              <w:ind w:left="100" w:right="100" w:firstLine="0" w:firstLineChars="0"/>
+              <w:rPr>
+                <w:rFonts w:ascii="Arial" w:hAnsi="Arial" w:eastAsia="Arial" w:cs="Arial"/>
+                <w:i w:val="false"/>
+                <w:b w:val="false"/>
+                <w:u w:val="none"/>
+                <w:strike w:val="false"/>
+                <w:sz w:val="20"/>
+                <w:szCs w:val="20"/>
+                <w:color w:val="000000"/>
+              </w:rPr>
+            </w:pPr>
+            <w:r>
+              <w:rPr>
+                <w:rFonts w:ascii="Arial" w:hAnsi="Arial" w:eastAsia="Arial" w:cs="Arial"/>
+                <w:i w:val="false"/>
+                <w:b w:val="false"/>
+                <w:u w:val="none"/>
+                <w:strike w:val="false"/>
+                <w:sz w:val="20"/>
+                <w:szCs w:val="20"/>
+                <w:color w:val="000000"/>
+              </w:rPr>
+              <w:t xml:space="preserve">8.30 ± 2.41</w:t>
+            </w:r>
+          </w:p>
+        </w:tc>
+        <w:tc>
+          <w:tcPr>
+            <w:tcBorders>
+              <w:bottom w:val="none" w:sz="0" w:space="0" w:color="000000"/>
+              <w:top w:val="none" w:sz="0" w:space="0" w:color="000000"/>
+              <w:left w:val="none" w:sz="0" w:space="0" w:color="000000"/>
+              <w:right w:val="none" w:sz="0" w:space="0" w:color="000000"/>
+            </w:tcBorders>
+            <w:shd w:val="clear" w:color="auto" w:fill="FFFFFF"/>
+            <w:tcMar>
+              <w:top w:w="0" w:type="dxa"/>
+              <w:bottom w:w="0" w:type="dxa"/>
+              <w:left w:w="0" w:type="dxa"/>
+              <w:right w:w="0" w:type="dxa"/>
+            </w:tcMar>
+            <w:vAlign w:val="top"/>
+          </w:tcPr>
+          <w:p>
+            <w:pPr>
+              <w:pStyle w:val="Normal"/>
+              <w:jc w:val="center"/>
+              <w:pBdr>
+                <w:bottom w:val="none" w:sz="0" w:space="0" w:color="000000"/>
+                <w:top w:val="none" w:sz="0" w:space="0" w:color="000000"/>
+                <w:left w:val="none" w:sz="0" w:space="0" w:color="000000"/>
+                <w:right w:val="none" w:sz="0" w:space="0" w:color="000000"/>
+              </w:pBdr>
+              <w:spacing w:after="100" w:before="100" w:line="240"/>
+              <w:ind w:left="100" w:right="100" w:firstLine="0" w:firstLineChars="0"/>
+              <w:rPr>
+                <w:rFonts w:ascii="Arial" w:hAnsi="Arial" w:eastAsia="Arial" w:cs="Arial"/>
+                <w:i w:val="false"/>
+                <w:b w:val="false"/>
+                <w:u w:val="none"/>
+                <w:strike w:val="false"/>
+                <w:sz w:val="20"/>
+                <w:szCs w:val="20"/>
+                <w:color w:val="000000"/>
+              </w:rPr>
+            </w:pPr>
+            <w:r>
+              <w:rPr>
+                <w:rFonts w:ascii="Arial" w:hAnsi="Arial" w:eastAsia="Arial" w:cs="Arial"/>
+                <w:i w:val="false"/>
+                <w:b w:val="false"/>
+                <w:u w:val="none"/>
+                <w:strike w:val="false"/>
+                <w:sz w:val="20"/>
+                <w:szCs w:val="20"/>
+                <w:color w:val="000000"/>
+              </w:rPr>
+              <w:t xml:space="preserve">0.68 ± 0.54</w:t>
+            </w:r>
+          </w:p>
+        </w:tc>
+        <w:tc>
+          <w:tcPr>
+            <w:tcBorders>
+              <w:bottom w:val="none" w:sz="0" w:space="0" w:color="000000"/>
+              <w:top w:val="none" w:sz="0" w:space="0" w:color="000000"/>
+              <w:left w:val="none" w:sz="0" w:space="0" w:color="000000"/>
+              <w:right w:val="none" w:sz="0" w:space="0" w:color="000000"/>
+            </w:tcBorders>
+            <w:shd w:val="clear" w:color="auto" w:fill="FFFFFF"/>
+            <w:tcMar>
+              <w:top w:w="0" w:type="dxa"/>
+              <w:bottom w:w="0" w:type="dxa"/>
+              <w:left w:w="0" w:type="dxa"/>
+              <w:right w:w="0" w:type="dxa"/>
+            </w:tcMar>
+            <w:vAlign w:val="top"/>
+          </w:tcPr>
+          <w:p>
+            <w:pPr>
+              <w:pStyle w:val="Normal"/>
+              <w:jc w:val="center"/>
+              <w:pBdr>
+                <w:bottom w:val="none" w:sz="0" w:space="0" w:color="000000"/>
+                <w:top w:val="none" w:sz="0" w:space="0" w:color="000000"/>
+                <w:left w:val="none" w:sz="0" w:space="0" w:color="000000"/>
+                <w:right w:val="none" w:sz="0" w:space="0" w:color="000000"/>
+              </w:pBdr>
+              <w:spacing w:after="100" w:before="100" w:line="240"/>
+              <w:ind w:left="100" w:right="100" w:firstLine="0" w:firstLineChars="0"/>
+              <w:rPr>
+                <w:rFonts w:ascii="Arial" w:hAnsi="Arial" w:eastAsia="Arial" w:cs="Arial"/>
+                <w:i w:val="false"/>
+                <w:b w:val="false"/>
+                <w:u w:val="none"/>
+                <w:strike w:val="false"/>
+                <w:sz w:val="20"/>
+                <w:szCs w:val="20"/>
+                <w:color w:val="000000"/>
+              </w:rPr>
+            </w:pPr>
+            <w:r>
+              <w:rPr>
+                <w:rFonts w:ascii="Arial" w:hAnsi="Arial" w:eastAsia="Arial" w:cs="Arial"/>
+                <w:i w:val="false"/>
+                <w:b w:val="false"/>
+                <w:u w:val="none"/>
+                <w:strike w:val="false"/>
+                <w:sz w:val="20"/>
+                <w:szCs w:val="20"/>
+                <w:color w:val="000000"/>
+              </w:rPr>
+              <w:t xml:space="preserve">0.63 ± 0.27</w:t>
             </w:r>
           </w:p>
         </w:tc>
@@ -5454,7 +5454,7 @@
                 <w:szCs w:val="20"/>
                 <w:color w:val="000000"/>
               </w:rPr>
-              <w:t xml:space="preserve">4.43 ± 6.57</w:t>
+              <w:t xml:space="preserve">4.43 ± 7.37</w:t>
             </w:r>
           </w:p>
         </w:tc>
@@ -5655,227 +5655,227 @@
                 <w:szCs w:val="20"/>
                 <w:color w:val="000000"/>
               </w:rPr>
-              <w:t xml:space="preserve">1.47 ± 0.83</w:t>
-            </w:r>
-          </w:p>
-        </w:tc>
-        <w:tc>
-          <w:tcPr>
-            <w:tcBorders>
-              <w:bottom w:val="none" w:sz="0" w:space="0" w:color="000000"/>
-              <w:top w:val="none" w:sz="0" w:space="0" w:color="000000"/>
-              <w:left w:val="none" w:sz="0" w:space="0" w:color="000000"/>
-              <w:right w:val="none" w:sz="0" w:space="0" w:color="000000"/>
-            </w:tcBorders>
-            <w:shd w:val="clear" w:color="auto" w:fill="FFFFFF"/>
-            <w:tcMar>
-              <w:top w:w="0" w:type="dxa"/>
-              <w:bottom w:w="0" w:type="dxa"/>
-              <w:left w:w="0" w:type="dxa"/>
-              <w:right w:w="0" w:type="dxa"/>
-            </w:tcMar>
-            <w:vAlign w:val="top"/>
-          </w:tcPr>
-          <w:p>
-            <w:pPr>
-              <w:pStyle w:val="Normal"/>
-              <w:jc w:val="center"/>
-              <w:pBdr>
-                <w:bottom w:val="none" w:sz="0" w:space="0" w:color="000000"/>
-                <w:top w:val="none" w:sz="0" w:space="0" w:color="000000"/>
-                <w:left w:val="none" w:sz="0" w:space="0" w:color="000000"/>
-                <w:right w:val="none" w:sz="0" w:space="0" w:color="000000"/>
-              </w:pBdr>
-              <w:spacing w:after="100" w:before="100" w:line="240"/>
-              <w:ind w:left="100" w:right="100" w:firstLine="0" w:firstLineChars="0"/>
-              <w:rPr>
-                <w:rFonts w:ascii="Arial" w:hAnsi="Arial" w:eastAsia="Arial" w:cs="Arial"/>
-                <w:i w:val="false"/>
-                <w:b w:val="false"/>
-                <w:u w:val="none"/>
-                <w:strike w:val="false"/>
-                <w:sz w:val="20"/>
-                <w:szCs w:val="20"/>
-                <w:color w:val="000000"/>
-              </w:rPr>
-            </w:pPr>
-            <w:r>
-              <w:rPr>
-                <w:rFonts w:ascii="Arial" w:hAnsi="Arial" w:eastAsia="Arial" w:cs="Arial"/>
-                <w:i w:val="false"/>
-                <w:b w:val="false"/>
-                <w:u w:val="none"/>
-                <w:strike w:val="false"/>
-                <w:sz w:val="20"/>
-                <w:szCs w:val="20"/>
-                <w:color w:val="000000"/>
-              </w:rPr>
-              <w:t xml:space="preserve">4.55 ± 1.15</w:t>
-            </w:r>
-          </w:p>
-        </w:tc>
-        <w:tc>
-          <w:tcPr>
-            <w:tcBorders>
-              <w:bottom w:val="none" w:sz="0" w:space="0" w:color="000000"/>
-              <w:top w:val="none" w:sz="0" w:space="0" w:color="000000"/>
-              <w:left w:val="none" w:sz="0" w:space="0" w:color="000000"/>
-              <w:right w:val="none" w:sz="0" w:space="0" w:color="000000"/>
-            </w:tcBorders>
-            <w:shd w:val="clear" w:color="auto" w:fill="FFFFFF"/>
-            <w:tcMar>
-              <w:top w:w="0" w:type="dxa"/>
-              <w:bottom w:w="0" w:type="dxa"/>
-              <w:left w:w="0" w:type="dxa"/>
-              <w:right w:w="0" w:type="dxa"/>
-            </w:tcMar>
-            <w:vAlign w:val="top"/>
-          </w:tcPr>
-          <w:p>
-            <w:pPr>
-              <w:pStyle w:val="Normal"/>
-              <w:jc w:val="center"/>
-              <w:pBdr>
-                <w:bottom w:val="none" w:sz="0" w:space="0" w:color="000000"/>
-                <w:top w:val="none" w:sz="0" w:space="0" w:color="000000"/>
-                <w:left w:val="none" w:sz="0" w:space="0" w:color="000000"/>
-                <w:right w:val="none" w:sz="0" w:space="0" w:color="000000"/>
-              </w:pBdr>
-              <w:spacing w:after="100" w:before="100" w:line="240"/>
-              <w:ind w:left="100" w:right="100" w:firstLine="0" w:firstLineChars="0"/>
-              <w:rPr>
-                <w:rFonts w:ascii="Arial" w:hAnsi="Arial" w:eastAsia="Arial" w:cs="Arial"/>
-                <w:i w:val="false"/>
-                <w:b w:val="false"/>
-                <w:u w:val="none"/>
-                <w:strike w:val="false"/>
-                <w:sz w:val="20"/>
-                <w:szCs w:val="20"/>
-                <w:color w:val="000000"/>
-              </w:rPr>
-            </w:pPr>
-            <w:r>
-              <w:rPr>
-                <w:rFonts w:ascii="Arial" w:hAnsi="Arial" w:eastAsia="Arial" w:cs="Arial"/>
-                <w:i w:val="false"/>
-                <w:b w:val="false"/>
-                <w:u w:val="none"/>
-                <w:strike w:val="false"/>
-                <w:sz w:val="20"/>
-                <w:szCs w:val="20"/>
-                <w:color w:val="000000"/>
-              </w:rPr>
-              <w:t xml:space="preserve">7.77 ± 2.35</w:t>
-            </w:r>
-          </w:p>
-        </w:tc>
-        <w:tc>
-          <w:tcPr>
-            <w:tcBorders>
-              <w:bottom w:val="none" w:sz="0" w:space="0" w:color="000000"/>
-              <w:top w:val="none" w:sz="0" w:space="0" w:color="000000"/>
-              <w:left w:val="none" w:sz="0" w:space="0" w:color="000000"/>
-              <w:right w:val="none" w:sz="0" w:space="0" w:color="000000"/>
-            </w:tcBorders>
-            <w:shd w:val="clear" w:color="auto" w:fill="FFFFFF"/>
-            <w:tcMar>
-              <w:top w:w="0" w:type="dxa"/>
-              <w:bottom w:w="0" w:type="dxa"/>
-              <w:left w:w="0" w:type="dxa"/>
-              <w:right w:w="0" w:type="dxa"/>
-            </w:tcMar>
-            <w:vAlign w:val="top"/>
-          </w:tcPr>
-          <w:p>
-            <w:pPr>
-              <w:pStyle w:val="Normal"/>
-              <w:jc w:val="center"/>
-              <w:pBdr>
-                <w:bottom w:val="none" w:sz="0" w:space="0" w:color="000000"/>
-                <w:top w:val="none" w:sz="0" w:space="0" w:color="000000"/>
-                <w:left w:val="none" w:sz="0" w:space="0" w:color="000000"/>
-                <w:right w:val="none" w:sz="0" w:space="0" w:color="000000"/>
-              </w:pBdr>
-              <w:spacing w:after="100" w:before="100" w:line="240"/>
-              <w:ind w:left="100" w:right="100" w:firstLine="0" w:firstLineChars="0"/>
-              <w:rPr>
-                <w:rFonts w:ascii="Arial" w:hAnsi="Arial" w:eastAsia="Arial" w:cs="Arial"/>
-                <w:i w:val="false"/>
-                <w:b w:val="false"/>
-                <w:u w:val="none"/>
-                <w:strike w:val="false"/>
-                <w:sz w:val="20"/>
-                <w:szCs w:val="20"/>
-                <w:color w:val="000000"/>
-              </w:rPr>
-            </w:pPr>
-            <w:r>
-              <w:rPr>
-                <w:rFonts w:ascii="Arial" w:hAnsi="Arial" w:eastAsia="Arial" w:cs="Arial"/>
-                <w:i w:val="false"/>
-                <w:b w:val="false"/>
-                <w:u w:val="none"/>
-                <w:strike w:val="false"/>
-                <w:sz w:val="20"/>
-                <w:szCs w:val="20"/>
-                <w:color w:val="000000"/>
-              </w:rPr>
-              <w:t xml:space="preserve">0.62 ± 0.53</w:t>
-            </w:r>
-          </w:p>
-        </w:tc>
-        <w:tc>
-          <w:tcPr>
-            <w:tcBorders>
-              <w:bottom w:val="none" w:sz="0" w:space="0" w:color="000000"/>
-              <w:top w:val="none" w:sz="0" w:space="0" w:color="000000"/>
-              <w:left w:val="none" w:sz="0" w:space="0" w:color="000000"/>
-              <w:right w:val="none" w:sz="0" w:space="0" w:color="000000"/>
-            </w:tcBorders>
-            <w:shd w:val="clear" w:color="auto" w:fill="FFFFFF"/>
-            <w:tcMar>
-              <w:top w:w="0" w:type="dxa"/>
-              <w:bottom w:w="0" w:type="dxa"/>
-              <w:left w:w="0" w:type="dxa"/>
-              <w:right w:w="0" w:type="dxa"/>
-            </w:tcMar>
-            <w:vAlign w:val="top"/>
-          </w:tcPr>
-          <w:p>
-            <w:pPr>
-              <w:pStyle w:val="Normal"/>
-              <w:jc w:val="center"/>
-              <w:pBdr>
-                <w:bottom w:val="none" w:sz="0" w:space="0" w:color="000000"/>
-                <w:top w:val="none" w:sz="0" w:space="0" w:color="000000"/>
-                <w:left w:val="none" w:sz="0" w:space="0" w:color="000000"/>
-                <w:right w:val="none" w:sz="0" w:space="0" w:color="000000"/>
-              </w:pBdr>
-              <w:spacing w:after="100" w:before="100" w:line="240"/>
-              <w:ind w:left="100" w:right="100" w:firstLine="0" w:firstLineChars="0"/>
-              <w:rPr>
-                <w:rFonts w:ascii="Arial" w:hAnsi="Arial" w:eastAsia="Arial" w:cs="Arial"/>
-                <w:i w:val="false"/>
-                <w:b w:val="false"/>
-                <w:u w:val="none"/>
-                <w:strike w:val="false"/>
-                <w:sz w:val="20"/>
-                <w:szCs w:val="20"/>
-                <w:color w:val="000000"/>
-              </w:rPr>
-            </w:pPr>
-            <w:r>
-              <w:rPr>
-                <w:rFonts w:ascii="Arial" w:hAnsi="Arial" w:eastAsia="Arial" w:cs="Arial"/>
-                <w:i w:val="false"/>
-                <w:b w:val="false"/>
-                <w:u w:val="none"/>
-                <w:strike w:val="false"/>
-                <w:sz w:val="20"/>
-                <w:szCs w:val="20"/>
-                <w:color w:val="000000"/>
-              </w:rPr>
-              <w:t xml:space="preserve">0.66 ± 0.26</w:t>
+              <w:t xml:space="preserve">1.47 ± 0.86</w:t>
+            </w:r>
+          </w:p>
+        </w:tc>
+        <w:tc>
+          <w:tcPr>
+            <w:tcBorders>
+              <w:bottom w:val="none" w:sz="0" w:space="0" w:color="000000"/>
+              <w:top w:val="none" w:sz="0" w:space="0" w:color="000000"/>
+              <w:left w:val="none" w:sz="0" w:space="0" w:color="000000"/>
+              <w:right w:val="none" w:sz="0" w:space="0" w:color="000000"/>
+            </w:tcBorders>
+            <w:shd w:val="clear" w:color="auto" w:fill="FFFFFF"/>
+            <w:tcMar>
+              <w:top w:w="0" w:type="dxa"/>
+              <w:bottom w:w="0" w:type="dxa"/>
+              <w:left w:w="0" w:type="dxa"/>
+              <w:right w:w="0" w:type="dxa"/>
+            </w:tcMar>
+            <w:vAlign w:val="top"/>
+          </w:tcPr>
+          <w:p>
+            <w:pPr>
+              <w:pStyle w:val="Normal"/>
+              <w:jc w:val="center"/>
+              <w:pBdr>
+                <w:bottom w:val="none" w:sz="0" w:space="0" w:color="000000"/>
+                <w:top w:val="none" w:sz="0" w:space="0" w:color="000000"/>
+                <w:left w:val="none" w:sz="0" w:space="0" w:color="000000"/>
+                <w:right w:val="none" w:sz="0" w:space="0" w:color="000000"/>
+              </w:pBdr>
+              <w:spacing w:after="100" w:before="100" w:line="240"/>
+              <w:ind w:left="100" w:right="100" w:firstLine="0" w:firstLineChars="0"/>
+              <w:rPr>
+                <w:rFonts w:ascii="Arial" w:hAnsi="Arial" w:eastAsia="Arial" w:cs="Arial"/>
+                <w:i w:val="false"/>
+                <w:b w:val="false"/>
+                <w:u w:val="none"/>
+                <w:strike w:val="false"/>
+                <w:sz w:val="20"/>
+                <w:szCs w:val="20"/>
+                <w:color w:val="000000"/>
+              </w:rPr>
+            </w:pPr>
+            <w:r>
+              <w:rPr>
+                <w:rFonts w:ascii="Arial" w:hAnsi="Arial" w:eastAsia="Arial" w:cs="Arial"/>
+                <w:i w:val="false"/>
+                <w:b w:val="false"/>
+                <w:u w:val="none"/>
+                <w:strike w:val="false"/>
+                <w:sz w:val="20"/>
+                <w:szCs w:val="20"/>
+                <w:color w:val="000000"/>
+              </w:rPr>
+              <w:t xml:space="preserve">4.55 ± 1.21</w:t>
+            </w:r>
+          </w:p>
+        </w:tc>
+        <w:tc>
+          <w:tcPr>
+            <w:tcBorders>
+              <w:bottom w:val="none" w:sz="0" w:space="0" w:color="000000"/>
+              <w:top w:val="none" w:sz="0" w:space="0" w:color="000000"/>
+              <w:left w:val="none" w:sz="0" w:space="0" w:color="000000"/>
+              <w:right w:val="none" w:sz="0" w:space="0" w:color="000000"/>
+            </w:tcBorders>
+            <w:shd w:val="clear" w:color="auto" w:fill="FFFFFF"/>
+            <w:tcMar>
+              <w:top w:w="0" w:type="dxa"/>
+              <w:bottom w:w="0" w:type="dxa"/>
+              <w:left w:w="0" w:type="dxa"/>
+              <w:right w:w="0" w:type="dxa"/>
+            </w:tcMar>
+            <w:vAlign w:val="top"/>
+          </w:tcPr>
+          <w:p>
+            <w:pPr>
+              <w:pStyle w:val="Normal"/>
+              <w:jc w:val="center"/>
+              <w:pBdr>
+                <w:bottom w:val="none" w:sz="0" w:space="0" w:color="000000"/>
+                <w:top w:val="none" w:sz="0" w:space="0" w:color="000000"/>
+                <w:left w:val="none" w:sz="0" w:space="0" w:color="000000"/>
+                <w:right w:val="none" w:sz="0" w:space="0" w:color="000000"/>
+              </w:pBdr>
+              <w:spacing w:after="100" w:before="100" w:line="240"/>
+              <w:ind w:left="100" w:right="100" w:firstLine="0" w:firstLineChars="0"/>
+              <w:rPr>
+                <w:rFonts w:ascii="Arial" w:hAnsi="Arial" w:eastAsia="Arial" w:cs="Arial"/>
+                <w:i w:val="false"/>
+                <w:b w:val="false"/>
+                <w:u w:val="none"/>
+                <w:strike w:val="false"/>
+                <w:sz w:val="20"/>
+                <w:szCs w:val="20"/>
+                <w:color w:val="000000"/>
+              </w:rPr>
+            </w:pPr>
+            <w:r>
+              <w:rPr>
+                <w:rFonts w:ascii="Arial" w:hAnsi="Arial" w:eastAsia="Arial" w:cs="Arial"/>
+                <w:i w:val="false"/>
+                <w:b w:val="false"/>
+                <w:u w:val="none"/>
+                <w:strike w:val="false"/>
+                <w:sz w:val="20"/>
+                <w:szCs w:val="20"/>
+                <w:color w:val="000000"/>
+              </w:rPr>
+              <w:t xml:space="preserve">7.77 ± 2.46</w:t>
+            </w:r>
+          </w:p>
+        </w:tc>
+        <w:tc>
+          <w:tcPr>
+            <w:tcBorders>
+              <w:bottom w:val="none" w:sz="0" w:space="0" w:color="000000"/>
+              <w:top w:val="none" w:sz="0" w:space="0" w:color="000000"/>
+              <w:left w:val="none" w:sz="0" w:space="0" w:color="000000"/>
+              <w:right w:val="none" w:sz="0" w:space="0" w:color="000000"/>
+            </w:tcBorders>
+            <w:shd w:val="clear" w:color="auto" w:fill="FFFFFF"/>
+            <w:tcMar>
+              <w:top w:w="0" w:type="dxa"/>
+              <w:bottom w:w="0" w:type="dxa"/>
+              <w:left w:w="0" w:type="dxa"/>
+              <w:right w:w="0" w:type="dxa"/>
+            </w:tcMar>
+            <w:vAlign w:val="top"/>
+          </w:tcPr>
+          <w:p>
+            <w:pPr>
+              <w:pStyle w:val="Normal"/>
+              <w:jc w:val="center"/>
+              <w:pBdr>
+                <w:bottom w:val="none" w:sz="0" w:space="0" w:color="000000"/>
+                <w:top w:val="none" w:sz="0" w:space="0" w:color="000000"/>
+                <w:left w:val="none" w:sz="0" w:space="0" w:color="000000"/>
+                <w:right w:val="none" w:sz="0" w:space="0" w:color="000000"/>
+              </w:pBdr>
+              <w:spacing w:after="100" w:before="100" w:line="240"/>
+              <w:ind w:left="100" w:right="100" w:firstLine="0" w:firstLineChars="0"/>
+              <w:rPr>
+                <w:rFonts w:ascii="Arial" w:hAnsi="Arial" w:eastAsia="Arial" w:cs="Arial"/>
+                <w:i w:val="false"/>
+                <w:b w:val="false"/>
+                <w:u w:val="none"/>
+                <w:strike w:val="false"/>
+                <w:sz w:val="20"/>
+                <w:szCs w:val="20"/>
+                <w:color w:val="000000"/>
+              </w:rPr>
+            </w:pPr>
+            <w:r>
+              <w:rPr>
+                <w:rFonts w:ascii="Arial" w:hAnsi="Arial" w:eastAsia="Arial" w:cs="Arial"/>
+                <w:i w:val="false"/>
+                <w:b w:val="false"/>
+                <w:u w:val="none"/>
+                <w:strike w:val="false"/>
+                <w:sz w:val="20"/>
+                <w:szCs w:val="20"/>
+                <w:color w:val="000000"/>
+              </w:rPr>
+              <w:t xml:space="preserve">0.62 ± 0.54</w:t>
+            </w:r>
+          </w:p>
+        </w:tc>
+        <w:tc>
+          <w:tcPr>
+            <w:tcBorders>
+              <w:bottom w:val="none" w:sz="0" w:space="0" w:color="000000"/>
+              <w:top w:val="none" w:sz="0" w:space="0" w:color="000000"/>
+              <w:left w:val="none" w:sz="0" w:space="0" w:color="000000"/>
+              <w:right w:val="none" w:sz="0" w:space="0" w:color="000000"/>
+            </w:tcBorders>
+            <w:shd w:val="clear" w:color="auto" w:fill="FFFFFF"/>
+            <w:tcMar>
+              <w:top w:w="0" w:type="dxa"/>
+              <w:bottom w:w="0" w:type="dxa"/>
+              <w:left w:w="0" w:type="dxa"/>
+              <w:right w:w="0" w:type="dxa"/>
+            </w:tcMar>
+            <w:vAlign w:val="top"/>
+          </w:tcPr>
+          <w:p>
+            <w:pPr>
+              <w:pStyle w:val="Normal"/>
+              <w:jc w:val="center"/>
+              <w:pBdr>
+                <w:bottom w:val="none" w:sz="0" w:space="0" w:color="000000"/>
+                <w:top w:val="none" w:sz="0" w:space="0" w:color="000000"/>
+                <w:left w:val="none" w:sz="0" w:space="0" w:color="000000"/>
+                <w:right w:val="none" w:sz="0" w:space="0" w:color="000000"/>
+              </w:pBdr>
+              <w:spacing w:after="100" w:before="100" w:line="240"/>
+              <w:ind w:left="100" w:right="100" w:firstLine="0" w:firstLineChars="0"/>
+              <w:rPr>
+                <w:rFonts w:ascii="Arial" w:hAnsi="Arial" w:eastAsia="Arial" w:cs="Arial"/>
+                <w:i w:val="false"/>
+                <w:b w:val="false"/>
+                <w:u w:val="none"/>
+                <w:strike w:val="false"/>
+                <w:sz w:val="20"/>
+                <w:szCs w:val="20"/>
+                <w:color w:val="000000"/>
+              </w:rPr>
+            </w:pPr>
+            <w:r>
+              <w:rPr>
+                <w:rFonts w:ascii="Arial" w:hAnsi="Arial" w:eastAsia="Arial" w:cs="Arial"/>
+                <w:i w:val="false"/>
+                <w:b w:val="false"/>
+                <w:u w:val="none"/>
+                <w:strike w:val="false"/>
+                <w:sz w:val="20"/>
+                <w:szCs w:val="20"/>
+                <w:color w:val="000000"/>
+              </w:rPr>
+              <w:t xml:space="preserve">0.66 ± 0.27</w:t>
             </w:r>
           </w:p>
         </w:tc>
@@ -5985,7 +5985,7 @@
                 <w:szCs w:val="20"/>
                 <w:color w:val="000000"/>
               </w:rPr>
-              <w:t xml:space="preserve">5.00 ± 6.57</w:t>
+              <w:t xml:space="preserve">5.00 ± 7.58</w:t>
             </w:r>
           </w:p>
         </w:tc>
@@ -6199,227 +6199,227 @@
                 <w:szCs w:val="20"/>
                 <w:color w:val="000000"/>
               </w:rPr>
-              <w:t xml:space="preserve">1.35 ± 0.58</w:t>
-            </w:r>
-          </w:p>
-        </w:tc>
-        <w:tc>
-          <w:tcPr>
-            <w:tcBorders>
-              <w:bottom w:val="none" w:sz="0" w:space="0" w:color="000000"/>
-              <w:top w:val="none" w:sz="0" w:space="0" w:color="000000"/>
-              <w:left w:val="none" w:sz="0" w:space="0" w:color="000000"/>
-              <w:right w:val="none" w:sz="0" w:space="0" w:color="000000"/>
-            </w:tcBorders>
-            <w:shd w:val="clear" w:color="auto" w:fill="FFFFFF"/>
-            <w:tcMar>
-              <w:top w:w="0" w:type="dxa"/>
-              <w:bottom w:w="0" w:type="dxa"/>
-              <w:left w:w="0" w:type="dxa"/>
-              <w:right w:w="0" w:type="dxa"/>
-            </w:tcMar>
-            <w:vAlign w:val="top"/>
-          </w:tcPr>
-          <w:p>
-            <w:pPr>
-              <w:pStyle w:val="Normal"/>
-              <w:jc w:val="center"/>
-              <w:pBdr>
-                <w:bottom w:val="none" w:sz="0" w:space="0" w:color="000000"/>
-                <w:top w:val="none" w:sz="0" w:space="0" w:color="000000"/>
-                <w:left w:val="none" w:sz="0" w:space="0" w:color="000000"/>
-                <w:right w:val="none" w:sz="0" w:space="0" w:color="000000"/>
-              </w:pBdr>
-              <w:spacing w:after="100" w:before="100" w:line="240"/>
-              <w:ind w:left="100" w:right="100" w:firstLine="0" w:firstLineChars="0"/>
-              <w:rPr>
-                <w:rFonts w:ascii="Arial" w:hAnsi="Arial" w:eastAsia="Arial" w:cs="Arial"/>
-                <w:i w:val="false"/>
-                <w:b w:val="false"/>
-                <w:u w:val="none"/>
-                <w:strike w:val="false"/>
-                <w:sz w:val="20"/>
-                <w:szCs w:val="20"/>
-                <w:color w:val="000000"/>
-              </w:rPr>
-            </w:pPr>
-            <w:r>
-              <w:rPr>
-                <w:rFonts w:ascii="Arial" w:hAnsi="Arial" w:eastAsia="Arial" w:cs="Arial"/>
-                <w:i w:val="false"/>
-                <w:b w:val="false"/>
-                <w:u w:val="none"/>
-                <w:strike w:val="false"/>
-                <w:sz w:val="20"/>
-                <w:szCs w:val="20"/>
-                <w:color w:val="000000"/>
-              </w:rPr>
-              <w:t xml:space="preserve">3.26 ± 0.81</w:t>
-            </w:r>
-          </w:p>
-        </w:tc>
-        <w:tc>
-          <w:tcPr>
-            <w:tcBorders>
-              <w:bottom w:val="none" w:sz="0" w:space="0" w:color="000000"/>
-              <w:top w:val="none" w:sz="0" w:space="0" w:color="000000"/>
-              <w:left w:val="none" w:sz="0" w:space="0" w:color="000000"/>
-              <w:right w:val="none" w:sz="0" w:space="0" w:color="000000"/>
-            </w:tcBorders>
-            <w:shd w:val="clear" w:color="auto" w:fill="FFFFFF"/>
-            <w:tcMar>
-              <w:top w:w="0" w:type="dxa"/>
-              <w:bottom w:w="0" w:type="dxa"/>
-              <w:left w:w="0" w:type="dxa"/>
-              <w:right w:w="0" w:type="dxa"/>
-            </w:tcMar>
-            <w:vAlign w:val="top"/>
-          </w:tcPr>
-          <w:p>
-            <w:pPr>
-              <w:pStyle w:val="Normal"/>
-              <w:jc w:val="center"/>
-              <w:pBdr>
-                <w:bottom w:val="none" w:sz="0" w:space="0" w:color="000000"/>
-                <w:top w:val="none" w:sz="0" w:space="0" w:color="000000"/>
-                <w:left w:val="none" w:sz="0" w:space="0" w:color="000000"/>
-                <w:right w:val="none" w:sz="0" w:space="0" w:color="000000"/>
-              </w:pBdr>
-              <w:spacing w:after="100" w:before="100" w:line="240"/>
-              <w:ind w:left="100" w:right="100" w:firstLine="0" w:firstLineChars="0"/>
-              <w:rPr>
-                <w:rFonts w:ascii="Arial" w:hAnsi="Arial" w:eastAsia="Arial" w:cs="Arial"/>
-                <w:i w:val="false"/>
-                <w:b w:val="false"/>
-                <w:u w:val="none"/>
-                <w:strike w:val="false"/>
-                <w:sz w:val="20"/>
-                <w:szCs w:val="20"/>
-                <w:color w:val="000000"/>
-              </w:rPr>
-            </w:pPr>
-            <w:r>
-              <w:rPr>
-                <w:rFonts w:ascii="Arial" w:hAnsi="Arial" w:eastAsia="Arial" w:cs="Arial"/>
-                <w:i w:val="false"/>
-                <w:b w:val="false"/>
-                <w:u w:val="none"/>
-                <w:strike w:val="false"/>
-                <w:sz w:val="20"/>
-                <w:szCs w:val="20"/>
-                <w:color w:val="000000"/>
-              </w:rPr>
-              <w:t xml:space="preserve">5.66 ± 1.66</w:t>
-            </w:r>
-          </w:p>
-        </w:tc>
-        <w:tc>
-          <w:tcPr>
-            <w:tcBorders>
-              <w:bottom w:val="none" w:sz="0" w:space="0" w:color="000000"/>
-              <w:top w:val="none" w:sz="0" w:space="0" w:color="000000"/>
-              <w:left w:val="none" w:sz="0" w:space="0" w:color="000000"/>
-              <w:right w:val="none" w:sz="0" w:space="0" w:color="000000"/>
-            </w:tcBorders>
-            <w:shd w:val="clear" w:color="auto" w:fill="FFFFFF"/>
-            <w:tcMar>
-              <w:top w:w="0" w:type="dxa"/>
-              <w:bottom w:w="0" w:type="dxa"/>
-              <w:left w:w="0" w:type="dxa"/>
-              <w:right w:w="0" w:type="dxa"/>
-            </w:tcMar>
-            <w:vAlign w:val="top"/>
-          </w:tcPr>
-          <w:p>
-            <w:pPr>
-              <w:pStyle w:val="Normal"/>
-              <w:jc w:val="center"/>
-              <w:pBdr>
-                <w:bottom w:val="none" w:sz="0" w:space="0" w:color="000000"/>
-                <w:top w:val="none" w:sz="0" w:space="0" w:color="000000"/>
-                <w:left w:val="none" w:sz="0" w:space="0" w:color="000000"/>
-                <w:right w:val="none" w:sz="0" w:space="0" w:color="000000"/>
-              </w:pBdr>
-              <w:spacing w:after="100" w:before="100" w:line="240"/>
-              <w:ind w:left="100" w:right="100" w:firstLine="0" w:firstLineChars="0"/>
-              <w:rPr>
-                <w:rFonts w:ascii="Arial" w:hAnsi="Arial" w:eastAsia="Arial" w:cs="Arial"/>
-                <w:i w:val="false"/>
-                <w:b w:val="false"/>
-                <w:u w:val="none"/>
-                <w:strike w:val="false"/>
-                <w:sz w:val="20"/>
-                <w:szCs w:val="20"/>
-                <w:color w:val="000000"/>
-              </w:rPr>
-            </w:pPr>
-            <w:r>
-              <w:rPr>
-                <w:rFonts w:ascii="Arial" w:hAnsi="Arial" w:eastAsia="Arial" w:cs="Arial"/>
-                <w:i w:val="false"/>
-                <w:b w:val="false"/>
-                <w:u w:val="none"/>
-                <w:strike w:val="false"/>
-                <w:sz w:val="20"/>
-                <w:szCs w:val="20"/>
-                <w:color w:val="000000"/>
-              </w:rPr>
-              <w:t xml:space="preserve">0.47 ± 0.37</w:t>
-            </w:r>
-          </w:p>
-        </w:tc>
-        <w:tc>
-          <w:tcPr>
-            <w:tcBorders>
-              <w:bottom w:val="none" w:sz="0" w:space="0" w:color="000000"/>
-              <w:top w:val="none" w:sz="0" w:space="0" w:color="000000"/>
-              <w:left w:val="none" w:sz="0" w:space="0" w:color="000000"/>
-              <w:right w:val="none" w:sz="0" w:space="0" w:color="000000"/>
-            </w:tcBorders>
-            <w:shd w:val="clear" w:color="auto" w:fill="FFFFFF"/>
-            <w:tcMar>
-              <w:top w:w="0" w:type="dxa"/>
-              <w:bottom w:w="0" w:type="dxa"/>
-              <w:left w:w="0" w:type="dxa"/>
-              <w:right w:w="0" w:type="dxa"/>
-            </w:tcMar>
-            <w:vAlign w:val="top"/>
-          </w:tcPr>
-          <w:p>
-            <w:pPr>
-              <w:pStyle w:val="Normal"/>
-              <w:jc w:val="center"/>
-              <w:pBdr>
-                <w:bottom w:val="none" w:sz="0" w:space="0" w:color="000000"/>
-                <w:top w:val="none" w:sz="0" w:space="0" w:color="000000"/>
-                <w:left w:val="none" w:sz="0" w:space="0" w:color="000000"/>
-                <w:right w:val="none" w:sz="0" w:space="0" w:color="000000"/>
-              </w:pBdr>
-              <w:spacing w:after="100" w:before="100" w:line="240"/>
-              <w:ind w:left="100" w:right="100" w:firstLine="0" w:firstLineChars="0"/>
-              <w:rPr>
-                <w:rFonts w:ascii="Arial" w:hAnsi="Arial" w:eastAsia="Arial" w:cs="Arial"/>
-                <w:i w:val="false"/>
-                <w:b w:val="false"/>
-                <w:u w:val="none"/>
-                <w:strike w:val="false"/>
-                <w:sz w:val="20"/>
-                <w:szCs w:val="20"/>
-                <w:color w:val="000000"/>
-              </w:rPr>
-            </w:pPr>
-            <w:r>
-              <w:rPr>
-                <w:rFonts w:ascii="Arial" w:hAnsi="Arial" w:eastAsia="Arial" w:cs="Arial"/>
-                <w:i w:val="false"/>
-                <w:b w:val="false"/>
-                <w:u w:val="none"/>
-                <w:strike w:val="false"/>
-                <w:sz w:val="20"/>
-                <w:szCs w:val="20"/>
-                <w:color w:val="000000"/>
-              </w:rPr>
-              <w:t xml:space="preserve">0.31 ± 0.18</w:t>
+              <w:t xml:space="preserve">1.35 ± 0.60</w:t>
+            </w:r>
+          </w:p>
+        </w:tc>
+        <w:tc>
+          <w:tcPr>
+            <w:tcBorders>
+              <w:bottom w:val="none" w:sz="0" w:space="0" w:color="000000"/>
+              <w:top w:val="none" w:sz="0" w:space="0" w:color="000000"/>
+              <w:left w:val="none" w:sz="0" w:space="0" w:color="000000"/>
+              <w:right w:val="none" w:sz="0" w:space="0" w:color="000000"/>
+            </w:tcBorders>
+            <w:shd w:val="clear" w:color="auto" w:fill="FFFFFF"/>
+            <w:tcMar>
+              <w:top w:w="0" w:type="dxa"/>
+              <w:bottom w:w="0" w:type="dxa"/>
+              <w:left w:w="0" w:type="dxa"/>
+              <w:right w:w="0" w:type="dxa"/>
+            </w:tcMar>
+            <w:vAlign w:val="top"/>
+          </w:tcPr>
+          <w:p>
+            <w:pPr>
+              <w:pStyle w:val="Normal"/>
+              <w:jc w:val="center"/>
+              <w:pBdr>
+                <w:bottom w:val="none" w:sz="0" w:space="0" w:color="000000"/>
+                <w:top w:val="none" w:sz="0" w:space="0" w:color="000000"/>
+                <w:left w:val="none" w:sz="0" w:space="0" w:color="000000"/>
+                <w:right w:val="none" w:sz="0" w:space="0" w:color="000000"/>
+              </w:pBdr>
+              <w:spacing w:after="100" w:before="100" w:line="240"/>
+              <w:ind w:left="100" w:right="100" w:firstLine="0" w:firstLineChars="0"/>
+              <w:rPr>
+                <w:rFonts w:ascii="Arial" w:hAnsi="Arial" w:eastAsia="Arial" w:cs="Arial"/>
+                <w:i w:val="false"/>
+                <w:b w:val="false"/>
+                <w:u w:val="none"/>
+                <w:strike w:val="false"/>
+                <w:sz w:val="20"/>
+                <w:szCs w:val="20"/>
+                <w:color w:val="000000"/>
+              </w:rPr>
+            </w:pPr>
+            <w:r>
+              <w:rPr>
+                <w:rFonts w:ascii="Arial" w:hAnsi="Arial" w:eastAsia="Arial" w:cs="Arial"/>
+                <w:i w:val="false"/>
+                <w:b w:val="false"/>
+                <w:u w:val="none"/>
+                <w:strike w:val="false"/>
+                <w:sz w:val="20"/>
+                <w:szCs w:val="20"/>
+                <w:color w:val="000000"/>
+              </w:rPr>
+              <w:t xml:space="preserve">3.26 ± 0.83</w:t>
+            </w:r>
+          </w:p>
+        </w:tc>
+        <w:tc>
+          <w:tcPr>
+            <w:tcBorders>
+              <w:bottom w:val="none" w:sz="0" w:space="0" w:color="000000"/>
+              <w:top w:val="none" w:sz="0" w:space="0" w:color="000000"/>
+              <w:left w:val="none" w:sz="0" w:space="0" w:color="000000"/>
+              <w:right w:val="none" w:sz="0" w:space="0" w:color="000000"/>
+            </w:tcBorders>
+            <w:shd w:val="clear" w:color="auto" w:fill="FFFFFF"/>
+            <w:tcMar>
+              <w:top w:w="0" w:type="dxa"/>
+              <w:bottom w:w="0" w:type="dxa"/>
+              <w:left w:w="0" w:type="dxa"/>
+              <w:right w:w="0" w:type="dxa"/>
+            </w:tcMar>
+            <w:vAlign w:val="top"/>
+          </w:tcPr>
+          <w:p>
+            <w:pPr>
+              <w:pStyle w:val="Normal"/>
+              <w:jc w:val="center"/>
+              <w:pBdr>
+                <w:bottom w:val="none" w:sz="0" w:space="0" w:color="000000"/>
+                <w:top w:val="none" w:sz="0" w:space="0" w:color="000000"/>
+                <w:left w:val="none" w:sz="0" w:space="0" w:color="000000"/>
+                <w:right w:val="none" w:sz="0" w:space="0" w:color="000000"/>
+              </w:pBdr>
+              <w:spacing w:after="100" w:before="100" w:line="240"/>
+              <w:ind w:left="100" w:right="100" w:firstLine="0" w:firstLineChars="0"/>
+              <w:rPr>
+                <w:rFonts w:ascii="Arial" w:hAnsi="Arial" w:eastAsia="Arial" w:cs="Arial"/>
+                <w:i w:val="false"/>
+                <w:b w:val="false"/>
+                <w:u w:val="none"/>
+                <w:strike w:val="false"/>
+                <w:sz w:val="20"/>
+                <w:szCs w:val="20"/>
+                <w:color w:val="000000"/>
+              </w:rPr>
+            </w:pPr>
+            <w:r>
+              <w:rPr>
+                <w:rFonts w:ascii="Arial" w:hAnsi="Arial" w:eastAsia="Arial" w:cs="Arial"/>
+                <w:i w:val="false"/>
+                <w:b w:val="false"/>
+                <w:u w:val="none"/>
+                <w:strike w:val="false"/>
+                <w:sz w:val="20"/>
+                <w:szCs w:val="20"/>
+                <w:color w:val="000000"/>
+              </w:rPr>
+              <w:t xml:space="preserve">5.66 ± 1.70</w:t>
+            </w:r>
+          </w:p>
+        </w:tc>
+        <w:tc>
+          <w:tcPr>
+            <w:tcBorders>
+              <w:bottom w:val="none" w:sz="0" w:space="0" w:color="000000"/>
+              <w:top w:val="none" w:sz="0" w:space="0" w:color="000000"/>
+              <w:left w:val="none" w:sz="0" w:space="0" w:color="000000"/>
+              <w:right w:val="none" w:sz="0" w:space="0" w:color="000000"/>
+            </w:tcBorders>
+            <w:shd w:val="clear" w:color="auto" w:fill="FFFFFF"/>
+            <w:tcMar>
+              <w:top w:w="0" w:type="dxa"/>
+              <w:bottom w:w="0" w:type="dxa"/>
+              <w:left w:w="0" w:type="dxa"/>
+              <w:right w:w="0" w:type="dxa"/>
+            </w:tcMar>
+            <w:vAlign w:val="top"/>
+          </w:tcPr>
+          <w:p>
+            <w:pPr>
+              <w:pStyle w:val="Normal"/>
+              <w:jc w:val="center"/>
+              <w:pBdr>
+                <w:bottom w:val="none" w:sz="0" w:space="0" w:color="000000"/>
+                <w:top w:val="none" w:sz="0" w:space="0" w:color="000000"/>
+                <w:left w:val="none" w:sz="0" w:space="0" w:color="000000"/>
+                <w:right w:val="none" w:sz="0" w:space="0" w:color="000000"/>
+              </w:pBdr>
+              <w:spacing w:after="100" w:before="100" w:line="240"/>
+              <w:ind w:left="100" w:right="100" w:firstLine="0" w:firstLineChars="0"/>
+              <w:rPr>
+                <w:rFonts w:ascii="Arial" w:hAnsi="Arial" w:eastAsia="Arial" w:cs="Arial"/>
+                <w:i w:val="false"/>
+                <w:b w:val="false"/>
+                <w:u w:val="none"/>
+                <w:strike w:val="false"/>
+                <w:sz w:val="20"/>
+                <w:szCs w:val="20"/>
+                <w:color w:val="000000"/>
+              </w:rPr>
+            </w:pPr>
+            <w:r>
+              <w:rPr>
+                <w:rFonts w:ascii="Arial" w:hAnsi="Arial" w:eastAsia="Arial" w:cs="Arial"/>
+                <w:i w:val="false"/>
+                <w:b w:val="false"/>
+                <w:u w:val="none"/>
+                <w:strike w:val="false"/>
+                <w:sz w:val="20"/>
+                <w:szCs w:val="20"/>
+                <w:color w:val="000000"/>
+              </w:rPr>
+              <w:t xml:space="preserve">0.47 ± 0.38</w:t>
+            </w:r>
+          </w:p>
+        </w:tc>
+        <w:tc>
+          <w:tcPr>
+            <w:tcBorders>
+              <w:bottom w:val="none" w:sz="0" w:space="0" w:color="000000"/>
+              <w:top w:val="none" w:sz="0" w:space="0" w:color="000000"/>
+              <w:left w:val="none" w:sz="0" w:space="0" w:color="000000"/>
+              <w:right w:val="none" w:sz="0" w:space="0" w:color="000000"/>
+            </w:tcBorders>
+            <w:shd w:val="clear" w:color="auto" w:fill="FFFFFF"/>
+            <w:tcMar>
+              <w:top w:w="0" w:type="dxa"/>
+              <w:bottom w:w="0" w:type="dxa"/>
+              <w:left w:w="0" w:type="dxa"/>
+              <w:right w:w="0" w:type="dxa"/>
+            </w:tcMar>
+            <w:vAlign w:val="top"/>
+          </w:tcPr>
+          <w:p>
+            <w:pPr>
+              <w:pStyle w:val="Normal"/>
+              <w:jc w:val="center"/>
+              <w:pBdr>
+                <w:bottom w:val="none" w:sz="0" w:space="0" w:color="000000"/>
+                <w:top w:val="none" w:sz="0" w:space="0" w:color="000000"/>
+                <w:left w:val="none" w:sz="0" w:space="0" w:color="000000"/>
+                <w:right w:val="none" w:sz="0" w:space="0" w:color="000000"/>
+              </w:pBdr>
+              <w:spacing w:after="100" w:before="100" w:line="240"/>
+              <w:ind w:left="100" w:right="100" w:firstLine="0" w:firstLineChars="0"/>
+              <w:rPr>
+                <w:rFonts w:ascii="Arial" w:hAnsi="Arial" w:eastAsia="Arial" w:cs="Arial"/>
+                <w:i w:val="false"/>
+                <w:b w:val="false"/>
+                <w:u w:val="none"/>
+                <w:strike w:val="false"/>
+                <w:sz w:val="20"/>
+                <w:szCs w:val="20"/>
+                <w:color w:val="000000"/>
+              </w:rPr>
+            </w:pPr>
+            <w:r>
+              <w:rPr>
+                <w:rFonts w:ascii="Arial" w:hAnsi="Arial" w:eastAsia="Arial" w:cs="Arial"/>
+                <w:i w:val="false"/>
+                <w:b w:val="false"/>
+                <w:u w:val="none"/>
+                <w:strike w:val="false"/>
+                <w:sz w:val="20"/>
+                <w:szCs w:val="20"/>
+                <w:color w:val="000000"/>
+              </w:rPr>
+              <w:t xml:space="preserve">0.31 ± 0.19</w:t>
             </w:r>
           </w:p>
         </w:tc>
@@ -6529,7 +6529,7 @@
                 <w:szCs w:val="20"/>
                 <w:color w:val="000000"/>
               </w:rPr>
-              <w:t xml:space="preserve">10.93 ± 5.09</w:t>
+              <w:t xml:space="preserve">11.13 ± 5.47</w:t>
             </w:r>
           </w:p>
         </w:tc>
@@ -6730,7 +6730,7 @@
                 <w:szCs w:val="20"/>
                 <w:color w:val="000000"/>
               </w:rPr>
-              <w:t xml:space="preserve">1.25 ± 0.71</w:t>
+              <w:t xml:space="preserve">1.25 ± 0.75</w:t>
             </w:r>
           </w:p>
         </w:tc>
@@ -6785,7 +6785,7 @@
                 <w:szCs w:val="20"/>
                 <w:color w:val="000000"/>
               </w:rPr>
-              <w:t xml:space="preserve">3.90 ± 1.00</w:t>
+              <w:t xml:space="preserve">3.90 ± 1.04</w:t>
             </w:r>
           </w:p>
         </w:tc>
@@ -6840,7 +6840,7 @@
                 <w:szCs w:val="20"/>
                 <w:color w:val="000000"/>
               </w:rPr>
-              <w:t xml:space="preserve">6.92 ± 2.04</w:t>
+              <w:t xml:space="preserve">6.92 ± 2.13</w:t>
             </w:r>
           </w:p>
         </w:tc>
@@ -6895,7 +6895,7 @@
                 <w:szCs w:val="20"/>
                 <w:color w:val="000000"/>
               </w:rPr>
-              <w:t xml:space="preserve">0.48 ± 0.37</w:t>
+              <w:t xml:space="preserve">0.48 ± 0.38</w:t>
             </w:r>
           </w:p>
         </w:tc>
@@ -6950,7 +6950,7 @@
                 <w:szCs w:val="20"/>
                 <w:color w:val="000000"/>
               </w:rPr>
-              <w:t xml:space="preserve">0.66 ± 0.18</w:t>
+              <w:t xml:space="preserve">0.66 ± 0.19</w:t>
             </w:r>
           </w:p>
         </w:tc>
@@ -7060,7 +7060,7 @@
                 <w:szCs w:val="20"/>
                 <w:color w:val="000000"/>
               </w:rPr>
-              <w:t xml:space="preserve">6.20 ± 5.09</w:t>
+              <w:t xml:space="preserve">5.69 ± 5.62</w:t>
             </w:r>
           </w:p>
         </w:tc>
@@ -7070,7 +7070,7 @@
       <w:pPr>
         <w:sectPr>
           <w:pgMar w:header="708" w:bottom="1417" w:top="1417" w:right="1417" w:left="1417" w:footer="708" w:gutter="0"/>
-          <w:pgSz w:h="16838" w:w="11906" w:orient="portrait"/>
+          <w:pgSz w:h="11906" w:w="16838" w:orient="landscape"/>
           <w:type w:val="oddPage"/>
           <w:cols/>
         </w:sectPr>
